--- a/docs/generated/Packmate_Participant_Guide.docx
+++ b/docs/generated/Packmate_Participant_Guide.docx
@@ -188,7 +188,7 @@
     </w:p>
     <w:tbl>
       <w:tblPr>
-        <w:tblW w:w="10089" w:type="dxa"/>
+        <w:tblW w:w="6754" w:type="dxa"/>
         <w:jc w:val="start"/>
         <w:tblInd w:w="0" w:type="dxa"/>
         <w:tblLayout w:type="fixed"/>
@@ -202,8 +202,8 @@
       <w:tblGrid>
         <w:gridCol w:w="684"/>
         <w:gridCol w:w="1627"/>
-        <w:gridCol w:w="4794"/>
-        <w:gridCol w:w="2984"/>
+        <w:gridCol w:w="2496"/>
+        <w:gridCol w:w="1947"/>
       </w:tblGrid>
       <w:tr>
         <w:trPr>
@@ -273,7 +273,7 @@
         </w:tc>
         <w:tc>
           <w:tcPr>
-            <w:tcW w:w="4794" w:type="dxa"/>
+            <w:tcW w:w="2496" w:type="dxa"/>
             <w:tcBorders>
               <w:top w:val="single" w:sz="2" w:space="0" w:color="4F5255"/>
               <w:start w:val="single" w:sz="2" w:space="0" w:color="4F5255"/>
@@ -304,7 +304,7 @@
         </w:tc>
         <w:tc>
           <w:tcPr>
-            <w:tcW w:w="2984" w:type="dxa"/>
+            <w:tcW w:w="1947" w:type="dxa"/>
             <w:tcBorders>
               <w:top w:val="single" w:sz="2" w:space="0" w:color="4F5255"/>
               <w:start w:val="single" w:sz="2" w:space="0" w:color="4F5255"/>
@@ -404,7 +404,7 @@
         </w:tc>
         <w:tc>
           <w:tcPr>
-            <w:tcW w:w="4794" w:type="dxa"/>
+            <w:tcW w:w="2496" w:type="dxa"/>
             <w:tcBorders>
               <w:top w:val="single" w:sz="2" w:space="0" w:color="D2D2D2"/>
               <w:start w:val="single" w:sz="2" w:space="0" w:color="D2D2D2"/>
@@ -436,7 +436,7 @@
         </w:tc>
         <w:tc>
           <w:tcPr>
-            <w:tcW w:w="2984" w:type="dxa"/>
+            <w:tcW w:w="1947" w:type="dxa"/>
             <w:tcBorders>
               <w:top w:val="single" w:sz="2" w:space="0" w:color="D2D2D2"/>
               <w:start w:val="single" w:sz="2" w:space="0" w:color="D2D2D2"/>
@@ -537,7 +537,7 @@
         </w:tc>
         <w:tc>
           <w:tcPr>
-            <w:tcW w:w="4794" w:type="dxa"/>
+            <w:tcW w:w="2496" w:type="dxa"/>
             <w:tcBorders>
               <w:top w:val="single" w:sz="2" w:space="0" w:color="D2D2D2"/>
               <w:start w:val="single" w:sz="2" w:space="0" w:color="D2D2D2"/>
@@ -569,7 +569,7 @@
         </w:tc>
         <w:tc>
           <w:tcPr>
-            <w:tcW w:w="2984" w:type="dxa"/>
+            <w:tcW w:w="1947" w:type="dxa"/>
             <w:tcBorders>
               <w:top w:val="single" w:sz="2" w:space="0" w:color="D2D2D2"/>
               <w:start w:val="single" w:sz="2" w:space="0" w:color="D2D2D2"/>
@@ -602,7 +602,7 @@
     </w:tbl>
     <w:tbl>
       <w:tblPr>
-        <w:tblW w:w="10089" w:type="dxa"/>
+        <w:tblW w:w="6754" w:type="dxa"/>
         <w:jc w:val="start"/>
         <w:tblInd w:w="-45" w:type="dxa"/>
         <w:tblLayout w:type="fixed"/>
@@ -614,7 +614,7 @@
         </w:tblCellMar>
       </w:tblPr>
       <w:tblGrid>
-        <w:gridCol w:w="10089"/>
+        <w:gridCol w:w="6754"/>
       </w:tblGrid>
       <w:tr>
         <w:trPr>
@@ -622,7 +622,7 @@
         </w:trPr>
         <w:tc>
           <w:tcPr>
-            <w:tcW w:w="10089" w:type="dxa"/>
+            <w:tcW w:w="6754" w:type="dxa"/>
             <w:tcBorders>
               <w:start w:val="single" w:sz="36" w:space="0" w:color="0066CC"/>
             </w:tcBorders>
@@ -814,7 +814,7 @@
     </w:p>
     <w:tbl>
       <w:tblPr>
-        <w:tblW w:w="10089" w:type="dxa"/>
+        <w:tblW w:w="6754" w:type="dxa"/>
         <w:jc w:val="start"/>
         <w:tblInd w:w="-45" w:type="dxa"/>
         <w:tblLayout w:type="fixed"/>
@@ -826,7 +826,7 @@
         </w:tblCellMar>
       </w:tblPr>
       <w:tblGrid>
-        <w:gridCol w:w="10089"/>
+        <w:gridCol w:w="6754"/>
       </w:tblGrid>
       <w:tr>
         <w:trPr>
@@ -834,7 +834,7 @@
         </w:trPr>
         <w:tc>
           <w:tcPr>
-            <w:tcW w:w="10089" w:type="dxa"/>
+            <w:tcW w:w="6754" w:type="dxa"/>
             <w:tcBorders>
               <w:start w:val="single" w:sz="36" w:space="0" w:color="C9190B"/>
             </w:tcBorders>
@@ -1009,6 +1009,7 @@
           <w:tab w:val="left" w:pos="709" w:leader="none"/>
         </w:tabs>
         <w:bidi w:val="0"/>
+        <w:spacing w:before="0" w:after="0"/>
         <w:ind w:hanging="283" w:start="709"/>
         <w:jc w:val="start"/>
         <w:rPr/>
@@ -1022,6 +1023,53 @@
       <w:r>
         <w:rPr/>
         <w:t xml:space="preserve"> means the next module depends on the checkpoint.</w:t>
+      </w:r>
+    </w:p>
+    <w:p>
+      <w:pPr>
+        <w:pStyle w:val="BodyText"/>
+        <w:numPr>
+          <w:ilvl w:val="0"/>
+          <w:numId w:val="2"/>
+        </w:numPr>
+        <w:tabs>
+          <w:tab w:val="clear" w:pos="1134"/>
+          <w:tab w:val="left" w:pos="709" w:leader="none"/>
+        </w:tabs>
+        <w:bidi w:val="0"/>
+        <w:ind w:hanging="283" w:start="709"/>
+        <w:jc w:val="start"/>
+        <w:rPr/>
+      </w:pPr>
+      <w:r>
+        <w:rPr>
+          <w:rStyle w:val="Strong"/>
+        </w:rPr>
+        <w:t>COMMAND PLACEHOLDERS:</w:t>
+      </w:r>
+      <w:r>
+        <w:rPr/>
+        <w:t xml:space="preserve"> Replace </w:t>
+      </w:r>
+      <w:r>
+        <w:rPr>
+          <w:rStyle w:val="SourceText"/>
+        </w:rPr>
+        <w:t>YOUR_USERNAME</w:t>
+      </w:r>
+      <w:r>
+        <w:rPr/>
+        <w:t xml:space="preserve"> and </w:t>
+      </w:r>
+      <w:r>
+        <w:rPr>
+          <w:rStyle w:val="SourceText"/>
+        </w:rPr>
+        <w:t>&lt;pipelinerun-name&gt;</w:t>
+      </w:r>
+      <w:r>
+        <w:rPr/>
+        <w:t xml:space="preserve"> with your own values; never type the angle brackets.</w:t>
       </w:r>
       <w:r>
         <w:br w:type="page"/>
@@ -1053,7 +1101,7 @@
     </w:p>
     <w:tbl>
       <w:tblPr>
-        <w:tblW w:w="10089" w:type="dxa"/>
+        <w:tblW w:w="6754" w:type="dxa"/>
         <w:jc w:val="start"/>
         <w:tblInd w:w="-45" w:type="dxa"/>
         <w:tblLayout w:type="fixed"/>
@@ -1065,7 +1113,7 @@
         </w:tblCellMar>
       </w:tblPr>
       <w:tblGrid>
-        <w:gridCol w:w="10089"/>
+        <w:gridCol w:w="6754"/>
       </w:tblGrid>
       <w:tr>
         <w:trPr>
@@ -1073,7 +1121,7 @@
         </w:trPr>
         <w:tc>
           <w:tcPr>
-            <w:tcW w:w="10089" w:type="dxa"/>
+            <w:tcW w:w="6754" w:type="dxa"/>
             <w:tcBorders>
               <w:start w:val="single" w:sz="36" w:space="0" w:color="0066CC"/>
             </w:tcBorders>
@@ -1105,7 +1153,7 @@
     </w:tbl>
     <w:tbl>
       <w:tblPr>
-        <w:tblW w:w="10089" w:type="dxa"/>
+        <w:tblW w:w="6754" w:type="dxa"/>
         <w:jc w:val="start"/>
         <w:tblInd w:w="-45" w:type="dxa"/>
         <w:tblLayout w:type="fixed"/>
@@ -1117,7 +1165,7 @@
         </w:tblCellMar>
       </w:tblPr>
       <w:tblGrid>
-        <w:gridCol w:w="10089"/>
+        <w:gridCol w:w="6754"/>
       </w:tblGrid>
       <w:tr>
         <w:trPr>
@@ -1125,7 +1173,7 @@
         </w:trPr>
         <w:tc>
           <w:tcPr>
-            <w:tcW w:w="10089" w:type="dxa"/>
+            <w:tcW w:w="6754" w:type="dxa"/>
             <w:tcBorders>
               <w:start w:val="single" w:sz="36" w:space="0" w:color="0066CC"/>
             </w:tcBorders>
@@ -1305,7 +1353,7 @@
         <w:rPr/>
         <w:drawing>
           <wp:inline distT="0" distB="0" distL="0" distR="0">
-            <wp:extent cx="6406515" cy="6191250"/>
+            <wp:extent cx="4288790" cy="3043355"/>
             <wp:effectExtent l="0" t="0" r="0" b="0"/>
             <wp:docPr id="1" name="Image1" title="RHDP OpenShift AI 3 catalog activity with the Order control."/>
             <wp:cNvGraphicFramePr>
@@ -1330,7 +1378,7 @@
                   <pic:spPr bwMode="auto">
                     <a:xfrm>
                       <a:off x="0" y="0"/>
-                      <a:ext cx="6406515" cy="6191250"/>
+                      <a:ext cx="4288790" cy="3043355"/>
                     </a:xfrm>
                     <a:prstGeom prst="rect">
                       <a:avLst/>
@@ -1355,7 +1403,7 @@
     </w:p>
     <w:tbl>
       <w:tblPr>
-        <w:tblW w:w="7267" w:type="dxa"/>
+        <w:tblW w:w="6754" w:type="dxa"/>
         <w:jc w:val="start"/>
         <w:tblInd w:w="-37" w:type="dxa"/>
         <w:tblLayout w:type="fixed"/>
@@ -1367,7 +1415,7 @@
         </w:tblCellMar>
       </w:tblPr>
       <w:tblGrid>
-        <w:gridCol w:w="7267"/>
+        <w:gridCol w:w="6754"/>
       </w:tblGrid>
       <w:tr>
         <w:trPr>
@@ -1375,7 +1423,7 @@
         </w:trPr>
         <w:tc>
           <w:tcPr>
-            <w:tcW w:w="7267" w:type="dxa"/>
+            <w:tcW w:w="6754" w:type="dxa"/>
             <w:tcBorders>
               <w:start w:val="single" w:sz="30" w:space="0" w:color="0066CC"/>
             </w:tcBorders>
@@ -1540,7 +1588,7 @@
     </w:tbl>
     <w:tbl>
       <w:tblPr>
-        <w:tblW w:w="10089" w:type="dxa"/>
+        <w:tblW w:w="6754" w:type="dxa"/>
         <w:jc w:val="start"/>
         <w:tblInd w:w="-45" w:type="dxa"/>
         <w:tblLayout w:type="fixed"/>
@@ -1552,7 +1600,7 @@
         </w:tblCellMar>
       </w:tblPr>
       <w:tblGrid>
-        <w:gridCol w:w="10089"/>
+        <w:gridCol w:w="6754"/>
       </w:tblGrid>
       <w:tr>
         <w:trPr>
@@ -1560,7 +1608,7 @@
         </w:trPr>
         <w:tc>
           <w:tcPr>
-            <w:tcW w:w="10089" w:type="dxa"/>
+            <w:tcW w:w="6754" w:type="dxa"/>
             <w:tcBorders>
               <w:start w:val="single" w:sz="36" w:space="0" w:color="C9190B"/>
             </w:tcBorders>
@@ -1832,7 +1880,7 @@
         <w:rPr/>
         <w:drawing>
           <wp:inline distT="0" distB="0" distL="0" distR="0">
-            <wp:extent cx="6406515" cy="3905250"/>
+            <wp:extent cx="4288790" cy="1598549"/>
             <wp:effectExtent l="0" t="0" r="0" b="0"/>
             <wp:docPr id="2" name="Image2" title="Example participant-owned fork with the packmate-v2 branch selected."/>
             <wp:cNvGraphicFramePr>
@@ -1857,7 +1905,7 @@
                   <pic:spPr bwMode="auto">
                     <a:xfrm>
                       <a:off x="0" y="0"/>
-                      <a:ext cx="6406515" cy="3905250"/>
+                      <a:ext cx="4288790" cy="1598549"/>
                     </a:xfrm>
                     <a:prstGeom prst="rect">
                       <a:avLst/>
@@ -1882,7 +1930,7 @@
     </w:p>
     <w:tbl>
       <w:tblPr>
-        <w:tblW w:w="10089" w:type="dxa"/>
+        <w:tblW w:w="6754" w:type="dxa"/>
         <w:jc w:val="start"/>
         <w:tblInd w:w="-37" w:type="dxa"/>
         <w:tblLayout w:type="fixed"/>
@@ -1894,7 +1942,7 @@
         </w:tblCellMar>
       </w:tblPr>
       <w:tblGrid>
-        <w:gridCol w:w="10089"/>
+        <w:gridCol w:w="6754"/>
       </w:tblGrid>
       <w:tr>
         <w:trPr>
@@ -1902,7 +1950,7 @@
         </w:trPr>
         <w:tc>
           <w:tcPr>
-            <w:tcW w:w="10089" w:type="dxa"/>
+            <w:tcW w:w="6754" w:type="dxa"/>
             <w:tcBorders>
               <w:start w:val="single" w:sz="30" w:space="0" w:color="3E8635"/>
             </w:tcBorders>
@@ -1981,7 +2029,7 @@
     </w:p>
     <w:tbl>
       <w:tblPr>
-        <w:tblW w:w="10089" w:type="dxa"/>
+        <w:tblW w:w="6754" w:type="dxa"/>
         <w:jc w:val="start"/>
         <w:tblInd w:w="-45" w:type="dxa"/>
         <w:tblLayout w:type="fixed"/>
@@ -1993,7 +2041,7 @@
         </w:tblCellMar>
       </w:tblPr>
       <w:tblGrid>
-        <w:gridCol w:w="10089"/>
+        <w:gridCol w:w="6754"/>
       </w:tblGrid>
       <w:tr>
         <w:trPr>
@@ -2001,7 +2049,7 @@
         </w:trPr>
         <w:tc>
           <w:tcPr>
-            <w:tcW w:w="10089" w:type="dxa"/>
+            <w:tcW w:w="6754" w:type="dxa"/>
             <w:tcBorders>
               <w:start w:val="single" w:sz="36" w:space="0" w:color="0066CC"/>
             </w:tcBorders>
@@ -2033,7 +2081,7 @@
     </w:tbl>
     <w:tbl>
       <w:tblPr>
-        <w:tblW w:w="10089" w:type="dxa"/>
+        <w:tblW w:w="6754" w:type="dxa"/>
         <w:jc w:val="start"/>
         <w:tblInd w:w="-45" w:type="dxa"/>
         <w:tblLayout w:type="fixed"/>
@@ -2045,7 +2093,7 @@
         </w:tblCellMar>
       </w:tblPr>
       <w:tblGrid>
-        <w:gridCol w:w="10089"/>
+        <w:gridCol w:w="6754"/>
       </w:tblGrid>
       <w:tr>
         <w:trPr>
@@ -2053,7 +2101,7 @@
         </w:trPr>
         <w:tc>
           <w:tcPr>
-            <w:tcW w:w="10089" w:type="dxa"/>
+            <w:tcW w:w="6754" w:type="dxa"/>
             <w:tcBorders>
               <w:start w:val="single" w:sz="36" w:space="0" w:color="0066CC"/>
             </w:tcBorders>
@@ -2113,7 +2161,7 @@
         <w:rPr/>
         <w:drawing>
           <wp:inline distT="0" distB="0" distL="0" distR="0">
-            <wp:extent cx="6406515" cy="4762500"/>
+            <wp:extent cx="4288790" cy="2978326"/>
             <wp:effectExtent l="0" t="0" r="0" b="0"/>
             <wp:docPr id="3" name="Image3" title="Open Red Hat OpenShift AI from the OpenShift application launcher."/>
             <wp:cNvGraphicFramePr>
@@ -2138,7 +2186,7 @@
                   <pic:spPr bwMode="auto">
                     <a:xfrm>
                       <a:off x="0" y="0"/>
-                      <a:ext cx="6406515" cy="4762500"/>
+                      <a:ext cx="4288790" cy="2978326"/>
                     </a:xfrm>
                     <a:prstGeom prst="rect">
                       <a:avLst/>
@@ -2332,7 +2380,7 @@
         <w:rPr/>
         <w:drawing>
           <wp:inline distT="0" distB="0" distL="0" distR="0">
-            <wp:extent cx="6406515" cy="6191250"/>
+            <wp:extent cx="4288790" cy="2654965"/>
             <wp:effectExtent l="0" t="0" r="0" b="0"/>
             <wp:docPr id="4" name="Image4" title="Create project dialog used to enter packmate-lab."/>
             <wp:cNvGraphicFramePr>
@@ -2357,7 +2405,7 @@
                   <pic:spPr bwMode="auto">
                     <a:xfrm>
                       <a:off x="0" y="0"/>
-                      <a:ext cx="6406515" cy="6191250"/>
+                      <a:ext cx="4288790" cy="2654965"/>
                     </a:xfrm>
                     <a:prstGeom prst="rect">
                       <a:avLst/>
@@ -2382,7 +2430,7 @@
     </w:p>
     <w:tbl>
       <w:tblPr>
-        <w:tblW w:w="9297" w:type="dxa"/>
+        <w:tblW w:w="6754" w:type="dxa"/>
         <w:jc w:val="start"/>
         <w:tblInd w:w="-37" w:type="dxa"/>
         <w:tblLayout w:type="fixed"/>
@@ -2394,7 +2442,7 @@
         </w:tblCellMar>
       </w:tblPr>
       <w:tblGrid>
-        <w:gridCol w:w="9297"/>
+        <w:gridCol w:w="6754"/>
       </w:tblGrid>
       <w:tr>
         <w:trPr>
@@ -2402,7 +2450,7 @@
         </w:trPr>
         <w:tc>
           <w:tcPr>
-            <w:tcW w:w="9297" w:type="dxa"/>
+            <w:tcW w:w="6754" w:type="dxa"/>
             <w:tcBorders>
               <w:start w:val="single" w:sz="30" w:space="0" w:color="3E8635"/>
             </w:tcBorders>
@@ -2706,7 +2754,7 @@
         <w:rPr/>
         <w:drawing>
           <wp:inline distT="0" distB="0" distL="0" distR="0">
-            <wp:extent cx="6406515" cy="6191250"/>
+            <wp:extent cx="4288790" cy="1935912"/>
             <wp:effectExtent l="0" t="0" r="0" b="0"/>
             <wp:docPr id="5" name="Image5" title="Code Server Python 3.12 image and deployment-size controls for the Packmate Workbench."/>
             <wp:cNvGraphicFramePr>
@@ -2731,7 +2779,7 @@
                   <pic:spPr bwMode="auto">
                     <a:xfrm>
                       <a:off x="0" y="0"/>
-                      <a:ext cx="6406515" cy="6191250"/>
+                      <a:ext cx="4288790" cy="1935912"/>
                     </a:xfrm>
                     <a:prstGeom prst="rect">
                       <a:avLst/>
@@ -2756,7 +2804,7 @@
     </w:p>
     <w:tbl>
       <w:tblPr>
-        <w:tblW w:w="6835" w:type="dxa"/>
+        <w:tblW w:w="6754" w:type="dxa"/>
         <w:jc w:val="start"/>
         <w:tblInd w:w="-37" w:type="dxa"/>
         <w:tblLayout w:type="fixed"/>
@@ -2768,7 +2816,7 @@
         </w:tblCellMar>
       </w:tblPr>
       <w:tblGrid>
-        <w:gridCol w:w="6835"/>
+        <w:gridCol w:w="6754"/>
       </w:tblGrid>
       <w:tr>
         <w:trPr>
@@ -2776,7 +2824,7 @@
         </w:trPr>
         <w:tc>
           <w:tcPr>
-            <w:tcW w:w="6835" w:type="dxa"/>
+            <w:tcW w:w="6754" w:type="dxa"/>
             <w:tcBorders>
               <w:start w:val="single" w:sz="30" w:space="0" w:color="0066CC"/>
             </w:tcBorders>
@@ -2806,58 +2854,6 @@
         </w:tc>
       </w:tr>
     </w:tbl>
-    <w:tbl>
-      <w:tblPr>
-        <w:tblW w:w="8080" w:type="dxa"/>
-        <w:jc w:val="start"/>
-        <w:tblInd w:w="-15" w:type="dxa"/>
-        <w:shd w:fill="F0F0F0" w:val="clear"/>
-        <w:tblLayout w:type="fixed"/>
-        <w:tblCellMar>
-          <w:top w:w="270" w:type="dxa"/>
-          <w:start w:w="270" w:type="dxa"/>
-          <w:bottom w:w="270" w:type="dxa"/>
-          <w:end w:w="270" w:type="dxa"/>
-        </w:tblCellMar>
-      </w:tblPr>
-      <w:tblGrid>
-        <w:gridCol w:w="8080"/>
-      </w:tblGrid>
-      <w:tr>
-        <w:trPr/>
-        <w:tc>
-          <w:tcPr>
-            <w:tcW w:w="8080" w:type="dxa"/>
-            <w:tcBorders>
-              <w:top w:val="dashed" w:sz="12" w:space="0" w:color="929292"/>
-              <w:start w:val="dashed" w:sz="12" w:space="0" w:color="929292"/>
-              <w:bottom w:val="dashed" w:sz="12" w:space="0" w:color="929292"/>
-              <w:end w:val="dashed" w:sz="12" w:space="0" w:color="929292"/>
-            </w:tcBorders>
-            <w:shd w:fill="F0F0F0" w:val="clear"/>
-            <w:vAlign w:val="center"/>
-          </w:tcPr>
-          <w:p>
-            <w:pPr>
-              <w:pStyle w:val="TableContents"/>
-              <w:bidi w:val="0"/>
-              <w:spacing w:before="0" w:after="159"/>
-              <w:ind w:hanging="0" w:start="0" w:end="0"/>
-              <w:jc w:val="center"/>
-              <w:rPr>
-                <w:b/>
-              </w:rPr>
-            </w:pPr>
-            <w:r>
-              <w:rPr>
-                <w:b/>
-              </w:rPr>
-              <w:t>CURRENT SCREENSHOT NEEDED: packmate-workbench Running and ready to open</w:t>
-            </w:r>
-          </w:p>
-        </w:tc>
-      </w:tr>
-    </w:tbl>
     <w:p>
       <w:pPr>
         <w:pStyle w:val="Heading1"/>
@@ -2887,7 +2883,7 @@
     </w:p>
     <w:tbl>
       <w:tblPr>
-        <w:tblW w:w="10089" w:type="dxa"/>
+        <w:tblW w:w="6754" w:type="dxa"/>
         <w:jc w:val="start"/>
         <w:tblInd w:w="-45" w:type="dxa"/>
         <w:tblLayout w:type="fixed"/>
@@ -2899,7 +2895,7 @@
         </w:tblCellMar>
       </w:tblPr>
       <w:tblGrid>
-        <w:gridCol w:w="10089"/>
+        <w:gridCol w:w="6754"/>
       </w:tblGrid>
       <w:tr>
         <w:trPr>
@@ -2907,7 +2903,7 @@
         </w:trPr>
         <w:tc>
           <w:tcPr>
-            <w:tcW w:w="10089" w:type="dxa"/>
+            <w:tcW w:w="6754" w:type="dxa"/>
             <w:tcBorders>
               <w:start w:val="single" w:sz="36" w:space="0" w:color="0066CC"/>
             </w:tcBorders>
@@ -2939,7 +2935,7 @@
     </w:tbl>
     <w:tbl>
       <w:tblPr>
-        <w:tblW w:w="10089" w:type="dxa"/>
+        <w:tblW w:w="6754" w:type="dxa"/>
         <w:jc w:val="start"/>
         <w:tblInd w:w="-45" w:type="dxa"/>
         <w:tblLayout w:type="fixed"/>
@@ -2951,7 +2947,7 @@
         </w:tblCellMar>
       </w:tblPr>
       <w:tblGrid>
-        <w:gridCol w:w="10089"/>
+        <w:gridCol w:w="6754"/>
       </w:tblGrid>
       <w:tr>
         <w:trPr>
@@ -2959,7 +2955,7 @@
         </w:trPr>
         <w:tc>
           <w:tcPr>
-            <w:tcW w:w="10089" w:type="dxa"/>
+            <w:tcW w:w="6754" w:type="dxa"/>
             <w:tcBorders>
               <w:start w:val="single" w:sz="36" w:space="0" w:color="0066CC"/>
             </w:tcBorders>
@@ -3175,65 +3171,6 @@
       </w:pPr>
       <w:r>
         <w:rPr/>
-        <w:drawing>
-          <wp:inline distT="0" distB="0" distL="0" distR="0">
-            <wp:extent cx="6406515" cy="9525000"/>
-            <wp:effectExtent l="0" t="0" r="0" b="0"/>
-            <wp:docPr id="6" name="Image6" title="Live validation capture of the participant fork repository opened in the Packmate code-server Workbench."/>
-            <wp:cNvGraphicFramePr>
-              <a:graphicFrameLocks xmlns:a="http://schemas.openxmlformats.org/drawingml/2006/main" noChangeAspect="1"/>
-            </wp:cNvGraphicFramePr>
-            <a:graphic xmlns:a="http://schemas.openxmlformats.org/drawingml/2006/main">
-              <a:graphicData uri="http://schemas.openxmlformats.org/drawingml/2006/picture">
-                <pic:pic xmlns:pic="http://schemas.openxmlformats.org/drawingml/2006/picture">
-                  <pic:nvPicPr>
-                    <pic:cNvPr id="6" name="Image6" title="Live validation capture of the participant fork repository opened in the Packmate code-server Workbench."/>
-                    <pic:cNvPicPr>
-                      <a:picLocks noChangeAspect="1" noChangeArrowheads="1"/>
-                    </pic:cNvPicPr>
-                  </pic:nvPicPr>
-                  <pic:blipFill>
-                    <a:blip r:embed="rId7"/>
-                    <a:srcRect l="-73" t="-106" r="-73" b="-106"/>
-                    <a:stretch>
-                      <a:fillRect/>
-                    </a:stretch>
-                  </pic:blipFill>
-                  <pic:spPr bwMode="auto">
-                    <a:xfrm>
-                      <a:off x="0" y="0"/>
-                      <a:ext cx="6406515" cy="9525000"/>
-                    </a:xfrm>
-                    <a:prstGeom prst="rect">
-                      <a:avLst/>
-                    </a:prstGeom>
-                    <a:noFill/>
-                    <a:ln>
-                      <a:solidFill>
-                        <a:srgbClr val="D2D2D2"/>
-                      </a:solidFill>
-                    </a:ln>
-                  </pic:spPr>
-                </pic:pic>
-              </a:graphicData>
-            </a:graphic>
-          </wp:inline>
-        </w:drawing>
-      </w:r>
-      <w:r>
-        <w:rPr/>
-        <w:t xml:space="preserve">Live validation capture of the participant fork repository opened in the Packmate code-server Workbench. </w:t>
-      </w:r>
-    </w:p>
-    <w:p>
-      <w:pPr>
-        <w:pStyle w:val="BodyText"/>
-        <w:bidi w:val="0"/>
-        <w:jc w:val="start"/>
-        <w:rPr/>
-      </w:pPr>
-      <w:r>
-        <w:rPr/>
         <w:t xml:space="preserve">All remaining terminal commands run from </w:t>
       </w:r>
       <w:r>
@@ -3547,7 +3484,7 @@
     </w:p>
     <w:tbl>
       <w:tblPr>
-        <w:tblW w:w="10089" w:type="dxa"/>
+        <w:tblW w:w="6754" w:type="dxa"/>
         <w:jc w:val="start"/>
         <w:tblInd w:w="-37" w:type="dxa"/>
         <w:tblLayout w:type="fixed"/>
@@ -3559,7 +3496,7 @@
         </w:tblCellMar>
       </w:tblPr>
       <w:tblGrid>
-        <w:gridCol w:w="10089"/>
+        <w:gridCol w:w="6754"/>
       </w:tblGrid>
       <w:tr>
         <w:trPr>
@@ -3567,7 +3504,7 @@
         </w:trPr>
         <w:tc>
           <w:tcPr>
-            <w:tcW w:w="10089" w:type="dxa"/>
+            <w:tcW w:w="6754" w:type="dxa"/>
             <w:tcBorders>
               <w:start w:val="single" w:sz="30" w:space="0" w:color="3E8635"/>
             </w:tcBorders>
@@ -3850,7 +3787,7 @@
     </w:p>
     <w:tbl>
       <w:tblPr>
-        <w:tblW w:w="10089" w:type="dxa"/>
+        <w:tblW w:w="6754" w:type="dxa"/>
         <w:jc w:val="start"/>
         <w:tblInd w:w="-37" w:type="dxa"/>
         <w:tblLayout w:type="fixed"/>
@@ -3862,7 +3799,7 @@
         </w:tblCellMar>
       </w:tblPr>
       <w:tblGrid>
-        <w:gridCol w:w="10089"/>
+        <w:gridCol w:w="6754"/>
       </w:tblGrid>
       <w:tr>
         <w:trPr>
@@ -3870,7 +3807,7 @@
         </w:trPr>
         <w:tc>
           <w:tcPr>
-            <w:tcW w:w="10089" w:type="dxa"/>
+            <w:tcW w:w="6754" w:type="dxa"/>
             <w:tcBorders>
               <w:start w:val="single" w:sz="30" w:space="0" w:color="0066CC"/>
             </w:tcBorders>
@@ -3902,7 +3839,7 @@
     </w:tbl>
     <w:tbl>
       <w:tblPr>
-        <w:tblW w:w="10089" w:type="dxa"/>
+        <w:tblW w:w="6754" w:type="dxa"/>
         <w:jc w:val="start"/>
         <w:tblInd w:w="-45" w:type="dxa"/>
         <w:tblLayout w:type="fixed"/>
@@ -3914,7 +3851,7 @@
         </w:tblCellMar>
       </w:tblPr>
       <w:tblGrid>
-        <w:gridCol w:w="10089"/>
+        <w:gridCol w:w="6754"/>
       </w:tblGrid>
       <w:tr>
         <w:trPr>
@@ -3922,7 +3859,7 @@
         </w:trPr>
         <w:tc>
           <w:tcPr>
-            <w:tcW w:w="10089" w:type="dxa"/>
+            <w:tcW w:w="6754" w:type="dxa"/>
             <w:tcBorders>
               <w:start w:val="single" w:sz="36" w:space="0" w:color="C9190B"/>
             </w:tcBorders>
@@ -4001,7 +3938,7 @@
     </w:p>
     <w:tbl>
       <w:tblPr>
-        <w:tblW w:w="10089" w:type="dxa"/>
+        <w:tblW w:w="6754" w:type="dxa"/>
         <w:jc w:val="start"/>
         <w:tblInd w:w="-45" w:type="dxa"/>
         <w:tblLayout w:type="fixed"/>
@@ -4013,7 +3950,7 @@
         </w:tblCellMar>
       </w:tblPr>
       <w:tblGrid>
-        <w:gridCol w:w="10089"/>
+        <w:gridCol w:w="6754"/>
       </w:tblGrid>
       <w:tr>
         <w:trPr>
@@ -4021,7 +3958,7 @@
         </w:trPr>
         <w:tc>
           <w:tcPr>
-            <w:tcW w:w="10089" w:type="dxa"/>
+            <w:tcW w:w="6754" w:type="dxa"/>
             <w:tcBorders>
               <w:start w:val="single" w:sz="36" w:space="0" w:color="0066CC"/>
             </w:tcBorders>
@@ -4053,7 +3990,7 @@
     </w:tbl>
     <w:tbl>
       <w:tblPr>
-        <w:tblW w:w="10089" w:type="dxa"/>
+        <w:tblW w:w="6754" w:type="dxa"/>
         <w:jc w:val="start"/>
         <w:tblInd w:w="-45" w:type="dxa"/>
         <w:tblLayout w:type="fixed"/>
@@ -4065,7 +4002,7 @@
         </w:tblCellMar>
       </w:tblPr>
       <w:tblGrid>
-        <w:gridCol w:w="10089"/>
+        <w:gridCol w:w="6754"/>
       </w:tblGrid>
       <w:tr>
         <w:trPr>
@@ -4073,7 +4010,7 @@
         </w:trPr>
         <w:tc>
           <w:tcPr>
-            <w:tcW w:w="10089" w:type="dxa"/>
+            <w:tcW w:w="6754" w:type="dxa"/>
             <w:tcBorders>
               <w:start w:val="single" w:sz="36" w:space="0" w:color="0066CC"/>
             </w:tcBorders>
@@ -4244,7 +4181,7 @@
     </w:p>
     <w:tbl>
       <w:tblPr>
-        <w:tblW w:w="10089" w:type="dxa"/>
+        <w:tblW w:w="6754" w:type="dxa"/>
         <w:jc w:val="start"/>
         <w:tblInd w:w="-37" w:type="dxa"/>
         <w:tblLayout w:type="fixed"/>
@@ -4256,7 +4193,7 @@
         </w:tblCellMar>
       </w:tblPr>
       <w:tblGrid>
-        <w:gridCol w:w="10089"/>
+        <w:gridCol w:w="6754"/>
       </w:tblGrid>
       <w:tr>
         <w:trPr>
@@ -4264,7 +4201,7 @@
         </w:trPr>
         <w:tc>
           <w:tcPr>
-            <w:tcW w:w="10089" w:type="dxa"/>
+            <w:tcW w:w="6754" w:type="dxa"/>
             <w:tcBorders>
               <w:start w:val="single" w:sz="30" w:space="0" w:color="3E8635"/>
             </w:tcBorders>
@@ -4435,7 +4372,7 @@
     </w:p>
     <w:tbl>
       <w:tblPr>
-        <w:tblW w:w="9306" w:type="dxa"/>
+        <w:tblW w:w="6754" w:type="dxa"/>
         <w:jc w:val="start"/>
         <w:tblInd w:w="-37" w:type="dxa"/>
         <w:tblLayout w:type="fixed"/>
@@ -4447,7 +4384,7 @@
         </w:tblCellMar>
       </w:tblPr>
       <w:tblGrid>
-        <w:gridCol w:w="9306"/>
+        <w:gridCol w:w="6754"/>
       </w:tblGrid>
       <w:tr>
         <w:trPr>
@@ -4455,7 +4392,7 @@
         </w:trPr>
         <w:tc>
           <w:tcPr>
-            <w:tcW w:w="9306" w:type="dxa"/>
+            <w:tcW w:w="6754" w:type="dxa"/>
             <w:tcBorders>
               <w:start w:val="single" w:sz="30" w:space="0" w:color="3E8635"/>
             </w:tcBorders>
@@ -5031,7 +4968,7 @@
     </w:p>
     <w:tbl>
       <w:tblPr>
-        <w:tblW w:w="10089" w:type="dxa"/>
+        <w:tblW w:w="6754" w:type="dxa"/>
         <w:jc w:val="start"/>
         <w:tblInd w:w="-45" w:type="dxa"/>
         <w:tblLayout w:type="fixed"/>
@@ -5043,7 +4980,7 @@
         </w:tblCellMar>
       </w:tblPr>
       <w:tblGrid>
-        <w:gridCol w:w="10089"/>
+        <w:gridCol w:w="6754"/>
       </w:tblGrid>
       <w:tr>
         <w:trPr>
@@ -5051,7 +4988,7 @@
         </w:trPr>
         <w:tc>
           <w:tcPr>
-            <w:tcW w:w="10089" w:type="dxa"/>
+            <w:tcW w:w="6754" w:type="dxa"/>
             <w:tcBorders>
               <w:start w:val="single" w:sz="36" w:space="0" w:color="C9190B"/>
             </w:tcBorders>
@@ -5130,7 +5067,7 @@
     </w:p>
     <w:tbl>
       <w:tblPr>
-        <w:tblW w:w="10089" w:type="dxa"/>
+        <w:tblW w:w="6754" w:type="dxa"/>
         <w:jc w:val="start"/>
         <w:tblInd w:w="-45" w:type="dxa"/>
         <w:tblLayout w:type="fixed"/>
@@ -5142,7 +5079,7 @@
         </w:tblCellMar>
       </w:tblPr>
       <w:tblGrid>
-        <w:gridCol w:w="10089"/>
+        <w:gridCol w:w="6754"/>
       </w:tblGrid>
       <w:tr>
         <w:trPr>
@@ -5150,7 +5087,7 @@
         </w:trPr>
         <w:tc>
           <w:tcPr>
-            <w:tcW w:w="10089" w:type="dxa"/>
+            <w:tcW w:w="6754" w:type="dxa"/>
             <w:tcBorders>
               <w:start w:val="single" w:sz="36" w:space="0" w:color="0066CC"/>
             </w:tcBorders>
@@ -5182,7 +5119,7 @@
     </w:tbl>
     <w:tbl>
       <w:tblPr>
-        <w:tblW w:w="9630" w:type="dxa"/>
+        <w:tblW w:w="6754" w:type="dxa"/>
         <w:jc w:val="start"/>
         <w:tblInd w:w="-45" w:type="dxa"/>
         <w:tblLayout w:type="fixed"/>
@@ -5194,7 +5131,7 @@
         </w:tblCellMar>
       </w:tblPr>
       <w:tblGrid>
-        <w:gridCol w:w="9630"/>
+        <w:gridCol w:w="6754"/>
       </w:tblGrid>
       <w:tr>
         <w:trPr>
@@ -5202,7 +5139,7 @@
         </w:trPr>
         <w:tc>
           <w:tcPr>
-            <w:tcW w:w="9630" w:type="dxa"/>
+            <w:tcW w:w="6754" w:type="dxa"/>
             <w:tcBorders>
               <w:start w:val="single" w:sz="36" w:space="0" w:color="0066CC"/>
             </w:tcBorders>
@@ -5417,58 +5354,6 @@
         <w:t>Packmate-Baggage-Policy-MCP</w:t>
       </w:r>
     </w:p>
-    <w:tbl>
-      <w:tblPr>
-        <w:tblW w:w="10089" w:type="dxa"/>
-        <w:jc w:val="start"/>
-        <w:tblInd w:w="-15" w:type="dxa"/>
-        <w:shd w:fill="F0F0F0" w:val="clear"/>
-        <w:tblLayout w:type="fixed"/>
-        <w:tblCellMar>
-          <w:top w:w="270" w:type="dxa"/>
-          <w:start w:w="270" w:type="dxa"/>
-          <w:bottom w:w="270" w:type="dxa"/>
-          <w:end w:w="270" w:type="dxa"/>
-        </w:tblCellMar>
-      </w:tblPr>
-      <w:tblGrid>
-        <w:gridCol w:w="10089"/>
-      </w:tblGrid>
-      <w:tr>
-        <w:trPr/>
-        <w:tc>
-          <w:tcPr>
-            <w:tcW w:w="10089" w:type="dxa"/>
-            <w:tcBorders>
-              <w:top w:val="dashed" w:sz="12" w:space="0" w:color="929292"/>
-              <w:start w:val="dashed" w:sz="12" w:space="0" w:color="929292"/>
-              <w:bottom w:val="dashed" w:sz="12" w:space="0" w:color="929292"/>
-              <w:end w:val="dashed" w:sz="12" w:space="0" w:color="929292"/>
-            </w:tcBorders>
-            <w:shd w:fill="F0F0F0" w:val="clear"/>
-            <w:vAlign w:val="center"/>
-          </w:tcPr>
-          <w:p>
-            <w:pPr>
-              <w:pStyle w:val="TableContents"/>
-              <w:bidi w:val="0"/>
-              <w:spacing w:before="0" w:after="159"/>
-              <w:ind w:hanging="0" w:start="0" w:end="0"/>
-              <w:jc w:val="center"/>
-              <w:rPr>
-                <w:b/>
-              </w:rPr>
-            </w:pPr>
-            <w:r>
-              <w:rPr>
-                <w:b/>
-              </w:rPr>
-              <w:t>CURRENT SCREENSHOT NEEDED: Packmate Llama model asset in packmate-lab with current readiness state</w:t>
-            </w:r>
-          </w:p>
-        </w:tc>
-      </w:tr>
-    </w:tbl>
     <w:p>
       <w:pPr>
         <w:pStyle w:val="BodyText"/>
@@ -5480,9 +5365,9 @@
         <w:rPr/>
         <w:drawing>
           <wp:inline distT="0" distB="0" distL="0" distR="0">
-            <wp:extent cx="6406515" cy="6667500"/>
+            <wp:extent cx="4288790" cy="1988181"/>
             <wp:effectExtent l="0" t="0" r="0" b="0"/>
-            <wp:docPr id="7" name="Image7" title="Both active Packmate MCP server assets in project packmate-lab."/>
+            <wp:docPr id="6" name="Image6" title="Both active Packmate MCP server assets in project packmate-lab."/>
             <wp:cNvGraphicFramePr>
               <a:graphicFrameLocks xmlns:a="http://schemas.openxmlformats.org/drawingml/2006/main" noChangeAspect="1"/>
             </wp:cNvGraphicFramePr>
@@ -5490,13 +5375,13 @@
               <a:graphicData uri="http://schemas.openxmlformats.org/drawingml/2006/picture">
                 <pic:pic xmlns:pic="http://schemas.openxmlformats.org/drawingml/2006/picture">
                   <pic:nvPicPr>
-                    <pic:cNvPr id="7" name="Image7" title="Both active Packmate MCP server assets in project packmate-lab."/>
+                    <pic:cNvPr id="6" name="Image6" title="Both active Packmate MCP server assets in project packmate-lab."/>
                     <pic:cNvPicPr>
                       <a:picLocks noChangeAspect="1" noChangeArrowheads="1"/>
                     </pic:cNvPicPr>
                   </pic:nvPicPr>
                   <pic:blipFill>
-                    <a:blip r:embed="rId8"/>
+                    <a:blip r:embed="rId7"/>
                     <a:srcRect l="-70" t="-151" r="-70" b="-151"/>
                     <a:stretch>
                       <a:fillRect/>
@@ -5505,7 +5390,7 @@
                   <pic:spPr bwMode="auto">
                     <a:xfrm>
                       <a:off x="0" y="0"/>
-                      <a:ext cx="6406515" cy="6667500"/>
+                      <a:ext cx="4288790" cy="1988181"/>
                     </a:xfrm>
                     <a:prstGeom prst="rect">
                       <a:avLst/>
@@ -5560,6 +5445,68 @@
         <w:t>.</w:t>
       </w:r>
     </w:p>
+    <w:tbl>
+      <w:tblPr>
+        <w:tblW w:w="6754" w:type="dxa"/>
+        <w:jc w:val="start"/>
+        <w:tblInd w:w="-37" w:type="dxa"/>
+        <w:tblLayout w:type="fixed"/>
+        <w:tblCellMar>
+          <w:top w:w="0" w:type="dxa"/>
+          <w:start w:w="195" w:type="dxa"/>
+          <w:bottom w:w="0" w:type="dxa"/>
+          <w:end w:w="0" w:type="dxa"/>
+        </w:tblCellMar>
+      </w:tblPr>
+      <w:tblGrid>
+        <w:gridCol w:w="6754"/>
+      </w:tblGrid>
+      <w:tr>
+        <w:trPr>
+          <w:cantSplit/>
+        </w:trPr>
+        <w:tc>
+          <w:tcPr>
+            <w:tcW w:w="6754" w:type="dxa"/>
+            <w:tcBorders>
+              <w:start w:val="single" w:sz="30" w:space="0" w:color="3E8635"/>
+            </w:tcBorders>
+            <w:shd w:fill="EDF8EB" w:val="clear"/>
+            <w:vAlign w:val="center"/>
+          </w:tcPr>
+          <w:p>
+            <w:pPr>
+              <w:pStyle w:val="TableContents"/>
+              <w:bidi w:val="0"/>
+              <w:spacing w:before="0" w:after="159"/>
+              <w:ind w:hanging="0" w:start="0" w:end="0"/>
+              <w:jc w:val="start"/>
+              <w:rPr/>
+            </w:pPr>
+            <w:r>
+              <w:rPr>
+                <w:rStyle w:val="Strong"/>
+              </w:rPr>
+              <w:t>REQUIRED RESULT:</w:t>
+            </w:r>
+            <w:r>
+              <w:rPr/>
+              <w:t xml:space="preserve"> The Packmate model and both MCP server assets are available in </w:t>
+            </w:r>
+            <w:r>
+              <w:rPr>
+                <w:rStyle w:val="SourceText"/>
+              </w:rPr>
+              <w:t>packmate-lab</w:t>
+            </w:r>
+            <w:r>
+              <w:rPr/>
+              <w:t>.</w:t>
+            </w:r>
+          </w:p>
+        </w:tc>
+      </w:tr>
+    </w:tbl>
     <w:p>
       <w:pPr>
         <w:pStyle w:val="Heading2"/>
@@ -5835,9 +5782,9 @@
         <w:rPr/>
         <w:drawing>
           <wp:inline distT="0" distB="0" distL="0" distR="0">
-            <wp:extent cx="6406515" cy="7667625"/>
+            <wp:extent cx="4288790" cy="2278862"/>
             <wp:effectExtent l="0" t="0" r="0" b="0"/>
-            <wp:docPr id="8" name="Image8" title="Playground in Packmate Lab with the Packmate model and both MCP servers enabled."/>
+            <wp:docPr id="7" name="Image7" title="Playground in Packmate Lab with the Packmate model and both MCP servers enabled."/>
             <wp:cNvGraphicFramePr>
               <a:graphicFrameLocks xmlns:a="http://schemas.openxmlformats.org/drawingml/2006/main" noChangeAspect="1"/>
             </wp:cNvGraphicFramePr>
@@ -5845,13 +5792,13 @@
               <a:graphicData uri="http://schemas.openxmlformats.org/drawingml/2006/picture">
                 <pic:pic xmlns:pic="http://schemas.openxmlformats.org/drawingml/2006/picture">
                   <pic:nvPicPr>
-                    <pic:cNvPr id="8" name="Image8" title="Playground in Packmate Lab with the Packmate model and both MCP servers enabled."/>
+                    <pic:cNvPr id="7" name="Image7" title="Playground in Packmate Lab with the Packmate model and both MCP servers enabled."/>
                     <pic:cNvPicPr>
                       <a:picLocks noChangeAspect="1" noChangeArrowheads="1"/>
                     </pic:cNvPicPr>
                   </pic:nvPicPr>
                   <pic:blipFill>
-                    <a:blip r:embed="rId9"/>
+                    <a:blip r:embed="rId8"/>
                     <a:srcRect l="-70" t="-131" r="-70" b="-131"/>
                     <a:stretch>
                       <a:fillRect/>
@@ -5860,7 +5807,7 @@
                   <pic:spPr bwMode="auto">
                     <a:xfrm>
                       <a:off x="0" y="0"/>
-                      <a:ext cx="6406515" cy="7667625"/>
+                      <a:ext cx="4288790" cy="2278862"/>
                     </a:xfrm>
                     <a:prstGeom prst="rect">
                       <a:avLst/>
@@ -5926,7 +5873,7 @@
     </w:p>
     <w:tbl>
       <w:tblPr>
-        <w:tblW w:w="10089" w:type="dxa"/>
+        <w:tblW w:w="6754" w:type="dxa"/>
         <w:jc w:val="start"/>
         <w:tblInd w:w="-45" w:type="dxa"/>
         <w:tblLayout w:type="fixed"/>
@@ -5938,7 +5885,7 @@
         </w:tblCellMar>
       </w:tblPr>
       <w:tblGrid>
-        <w:gridCol w:w="10089"/>
+        <w:gridCol w:w="6754"/>
       </w:tblGrid>
       <w:tr>
         <w:trPr>
@@ -5946,7 +5893,7 @@
         </w:trPr>
         <w:tc>
           <w:tcPr>
-            <w:tcW w:w="10089" w:type="dxa"/>
+            <w:tcW w:w="6754" w:type="dxa"/>
             <w:tcBorders>
               <w:start w:val="single" w:sz="36" w:space="0" w:color="0066CC"/>
             </w:tcBorders>
@@ -6348,111 +6295,7 @@
     </w:p>
     <w:tbl>
       <w:tblPr>
-        <w:tblW w:w="5557" w:type="dxa"/>
-        <w:jc w:val="start"/>
-        <w:tblInd w:w="-15" w:type="dxa"/>
-        <w:shd w:fill="F0F0F0" w:val="clear"/>
-        <w:tblLayout w:type="fixed"/>
-        <w:tblCellMar>
-          <w:top w:w="270" w:type="dxa"/>
-          <w:start w:w="270" w:type="dxa"/>
-          <w:bottom w:w="270" w:type="dxa"/>
-          <w:end w:w="270" w:type="dxa"/>
-        </w:tblCellMar>
-      </w:tblPr>
-      <w:tblGrid>
-        <w:gridCol w:w="5557"/>
-      </w:tblGrid>
-      <w:tr>
-        <w:trPr/>
-        <w:tc>
-          <w:tcPr>
-            <w:tcW w:w="5557" w:type="dxa"/>
-            <w:tcBorders>
-              <w:top w:val="dashed" w:sz="12" w:space="0" w:color="929292"/>
-              <w:start w:val="dashed" w:sz="12" w:space="0" w:color="929292"/>
-              <w:bottom w:val="dashed" w:sz="12" w:space="0" w:color="929292"/>
-              <w:end w:val="dashed" w:sz="12" w:space="0" w:color="929292"/>
-            </w:tcBorders>
-            <w:shd w:fill="F0F0F0" w:val="clear"/>
-            <w:vAlign w:val="center"/>
-          </w:tcPr>
-          <w:p>
-            <w:pPr>
-              <w:pStyle w:val="TableContents"/>
-              <w:bidi w:val="0"/>
-              <w:spacing w:before="0" w:after="159"/>
-              <w:ind w:hanging="0" w:start="0" w:end="0"/>
-              <w:jc w:val="center"/>
-              <w:rPr>
-                <w:b/>
-              </w:rPr>
-            </w:pPr>
-            <w:r>
-              <w:rPr>
-                <w:b/>
-              </w:rPr>
-              <w:t>CURRENT SCREENSHOT NEEDED: Weather MCP tool call</w:t>
-            </w:r>
-          </w:p>
-        </w:tc>
-      </w:tr>
-    </w:tbl>
-    <w:tbl>
-      <w:tblPr>
-        <w:tblW w:w="5611" w:type="dxa"/>
-        <w:jc w:val="start"/>
-        <w:tblInd w:w="-15" w:type="dxa"/>
-        <w:shd w:fill="F0F0F0" w:val="clear"/>
-        <w:tblLayout w:type="fixed"/>
-        <w:tblCellMar>
-          <w:top w:w="270" w:type="dxa"/>
-          <w:start w:w="270" w:type="dxa"/>
-          <w:bottom w:w="270" w:type="dxa"/>
-          <w:end w:w="270" w:type="dxa"/>
-        </w:tblCellMar>
-      </w:tblPr>
-      <w:tblGrid>
-        <w:gridCol w:w="5611"/>
-      </w:tblGrid>
-      <w:tr>
-        <w:trPr/>
-        <w:tc>
-          <w:tcPr>
-            <w:tcW w:w="5611" w:type="dxa"/>
-            <w:tcBorders>
-              <w:top w:val="dashed" w:sz="12" w:space="0" w:color="929292"/>
-              <w:start w:val="dashed" w:sz="12" w:space="0" w:color="929292"/>
-              <w:bottom w:val="dashed" w:sz="12" w:space="0" w:color="929292"/>
-              <w:end w:val="dashed" w:sz="12" w:space="0" w:color="929292"/>
-            </w:tcBorders>
-            <w:shd w:fill="F0F0F0" w:val="clear"/>
-            <w:vAlign w:val="center"/>
-          </w:tcPr>
-          <w:p>
-            <w:pPr>
-              <w:pStyle w:val="TableContents"/>
-              <w:bidi w:val="0"/>
-              <w:spacing w:before="0" w:after="159"/>
-              <w:ind w:hanging="0" w:start="0" w:end="0"/>
-              <w:jc w:val="center"/>
-              <w:rPr>
-                <w:b/>
-              </w:rPr>
-            </w:pPr>
-            <w:r>
-              <w:rPr>
-                <w:b/>
-              </w:rPr>
-              <w:t>CURRENT SCREENSHOT NEEDED: Baggage MCP tool call</w:t>
-            </w:r>
-          </w:p>
-        </w:tc>
-      </w:tr>
-    </w:tbl>
-    <w:tbl>
-      <w:tblPr>
-        <w:tblW w:w="10089" w:type="dxa"/>
+        <w:tblW w:w="6754" w:type="dxa"/>
         <w:jc w:val="start"/>
         <w:tblInd w:w="-37" w:type="dxa"/>
         <w:tblLayout w:type="fixed"/>
@@ -6464,7 +6307,7 @@
         </w:tblCellMar>
       </w:tblPr>
       <w:tblGrid>
-        <w:gridCol w:w="10089"/>
+        <w:gridCol w:w="6754"/>
       </w:tblGrid>
       <w:tr>
         <w:trPr>
@@ -6472,7 +6315,7 @@
         </w:trPr>
         <w:tc>
           <w:tcPr>
-            <w:tcW w:w="10089" w:type="dxa"/>
+            <w:tcW w:w="6754" w:type="dxa"/>
             <w:tcBorders>
               <w:start w:val="single" w:sz="30" w:space="0" w:color="3E8635"/>
             </w:tcBorders>
@@ -6521,36 +6364,306 @@
         <w:t>5.4 View the prototype code</w:t>
       </w:r>
     </w:p>
-    <w:p>
-      <w:pPr>
-        <w:pStyle w:val="BodyText"/>
-        <w:bidi w:val="0"/>
-        <w:jc w:val="start"/>
-        <w:rPr/>
-      </w:pPr>
-      <w:r>
-        <w:rPr/>
-        <w:t xml:space="preserve">Open </w:t>
-      </w:r>
-      <w:r>
-        <w:rPr>
-          <w:rStyle w:val="Strong"/>
-        </w:rPr>
-        <w:t>View code</w:t>
-      </w:r>
-      <w:r>
-        <w:rPr/>
-        <w:t xml:space="preserve"> or </w:t>
-      </w:r>
-      <w:r>
-        <w:rPr>
-          <w:rStyle w:val="Strong"/>
-        </w:rPr>
-        <w:t>Copy code</w:t>
-      </w:r>
-      <w:r>
-        <w:rPr/>
-        <w:t xml:space="preserve"> and identify the model, system prompt, and tool definitions. Do not copy credentials into notes.</w:t>
+    <w:tbl>
+      <w:tblPr>
+        <w:tblW w:w="6754" w:type="dxa"/>
+        <w:jc w:val="start"/>
+        <w:tblInd w:w="-37" w:type="dxa"/>
+        <w:tblLayout w:type="fixed"/>
+        <w:tblCellMar>
+          <w:top w:w="0" w:type="dxa"/>
+          <w:start w:w="195" w:type="dxa"/>
+          <w:bottom w:w="0" w:type="dxa"/>
+          <w:end w:w="0" w:type="dxa"/>
+        </w:tblCellMar>
+      </w:tblPr>
+      <w:tblGrid>
+        <w:gridCol w:w="6754"/>
+      </w:tblGrid>
+      <w:tr>
+        <w:trPr>
+          <w:cantSplit/>
+        </w:trPr>
+        <w:tc>
+          <w:tcPr>
+            <w:tcW w:w="6754" w:type="dxa"/>
+            <w:tcBorders>
+              <w:start w:val="single" w:sz="30" w:space="0" w:color="0066CC"/>
+            </w:tcBorders>
+            <w:shd w:fill="E7F1FA" w:val="clear"/>
+            <w:vAlign w:val="center"/>
+          </w:tcPr>
+          <w:p>
+            <w:pPr>
+              <w:pStyle w:val="TableContents"/>
+              <w:bidi w:val="0"/>
+              <w:spacing w:before="0" w:after="159"/>
+              <w:ind w:hanging="0" w:start="0" w:end="0"/>
+              <w:jc w:val="start"/>
+              <w:rPr/>
+            </w:pPr>
+            <w:r>
+              <w:rPr>
+                <w:rStyle w:val="Strong"/>
+              </w:rPr>
+              <w:t>EXPECTED RESULT:</w:t>
+            </w:r>
+            <w:r>
+              <w:rPr/>
+              <w:t xml:space="preserve"> In </w:t>
+            </w:r>
+            <w:r>
+              <w:rPr>
+                <w:rStyle w:val="Strong"/>
+              </w:rPr>
+              <w:t>View code</w:t>
+            </w:r>
+            <w:r>
+              <w:rPr/>
+              <w:t xml:space="preserve"> or </w:t>
+            </w:r>
+            <w:r>
+              <w:rPr>
+                <w:rStyle w:val="Strong"/>
+              </w:rPr>
+              <w:t>Copy code</w:t>
+            </w:r>
+            <w:r>
+              <w:rPr/>
+              <w:t>, identify the model, prompt, and tools, and explain why the export is a prototype bridge. Never copy credentials into notes.</w:t>
+            </w:r>
+          </w:p>
+        </w:tc>
+      </w:tr>
+    </w:tbl>
+    <w:p>
+      <w:pPr>
+        <w:pStyle w:val="Heading1"/>
+        <w:keepNext w:val="true"/>
+        <w:pBdr>
+          <w:bottom w:val="single" w:sz="30" w:space="7" w:color="EE0000"/>
+        </w:pBdr>
+        <w:bidi w:val="0"/>
+        <w:spacing w:lineRule="auto" w:line="269" w:before="480" w:after="300"/>
+        <w:ind w:hanging="0" w:start="480" w:end="480"/>
+        <w:jc w:val="start"/>
+        <w:rPr>
+          <w:color w:val="151515"/>
+          <w:sz w:val="42"/>
+        </w:rPr>
+      </w:pPr>
+      <w:r>
+        <w:br w:type="page"/>
+      </w:r>
+      <w:r>
+        <w:rPr>
+          <w:color w:val="151515"/>
+          <w:sz w:val="42"/>
+        </w:rPr>
+        <w:t>MODULE 6 — Validate the integrated DEV application</w:t>
+      </w:r>
+    </w:p>
+    <w:tbl>
+      <w:tblPr>
+        <w:tblW w:w="6754" w:type="dxa"/>
+        <w:jc w:val="start"/>
+        <w:tblInd w:w="-45" w:type="dxa"/>
+        <w:tblLayout w:type="fixed"/>
+        <w:tblCellMar>
+          <w:top w:w="0" w:type="dxa"/>
+          <w:start w:w="225" w:type="dxa"/>
+          <w:bottom w:w="0" w:type="dxa"/>
+          <w:end w:w="0" w:type="dxa"/>
+        </w:tblCellMar>
+      </w:tblPr>
+      <w:tblGrid>
+        <w:gridCol w:w="6754"/>
+      </w:tblGrid>
+      <w:tr>
+        <w:trPr>
+          <w:cantSplit/>
+        </w:trPr>
+        <w:tc>
+          <w:tcPr>
+            <w:tcW w:w="6754" w:type="dxa"/>
+            <w:tcBorders>
+              <w:start w:val="single" w:sz="36" w:space="0" w:color="0066CC"/>
+            </w:tcBorders>
+            <w:shd w:fill="E7F1FA" w:val="clear"/>
+            <w:vAlign w:val="center"/>
+          </w:tcPr>
+          <w:p>
+            <w:pPr>
+              <w:pStyle w:val="TableContents"/>
+              <w:bidi w:val="0"/>
+              <w:spacing w:before="0" w:after="159"/>
+              <w:ind w:hanging="0" w:start="0" w:end="0"/>
+              <w:jc w:val="start"/>
+              <w:rPr/>
+            </w:pPr>
+            <w:r>
+              <w:rPr>
+                <w:rStyle w:val="Strong"/>
+              </w:rPr>
+              <w:t>WHAT YOU WILL COMPLETE</w:t>
+            </w:r>
+            <w:r>
+              <w:rPr/>
+              <w:t xml:space="preserve"> Open the React/FastAPI DEV application, run the same travel scenario, and compare the integrated service with the Playground prototype.</w:t>
+            </w:r>
+          </w:p>
+        </w:tc>
+      </w:tr>
+    </w:tbl>
+    <w:tbl>
+      <w:tblPr>
+        <w:tblW w:w="6754" w:type="dxa"/>
+        <w:jc w:val="start"/>
+        <w:tblInd w:w="-45" w:type="dxa"/>
+        <w:tblLayout w:type="fixed"/>
+        <w:tblCellMar>
+          <w:top w:w="0" w:type="dxa"/>
+          <w:start w:w="225" w:type="dxa"/>
+          <w:bottom w:w="0" w:type="dxa"/>
+          <w:end w:w="0" w:type="dxa"/>
+        </w:tblCellMar>
+      </w:tblPr>
+      <w:tblGrid>
+        <w:gridCol w:w="6754"/>
+      </w:tblGrid>
+      <w:tr>
+        <w:trPr>
+          <w:cantSplit/>
+        </w:trPr>
+        <w:tc>
+          <w:tcPr>
+            <w:tcW w:w="6754" w:type="dxa"/>
+            <w:tcBorders>
+              <w:start w:val="single" w:sz="36" w:space="0" w:color="0066CC"/>
+            </w:tcBorders>
+            <w:shd w:fill="E7F1FA" w:val="clear"/>
+            <w:vAlign w:val="center"/>
+          </w:tcPr>
+          <w:p>
+            <w:pPr>
+              <w:pStyle w:val="TableContents"/>
+              <w:bidi w:val="0"/>
+              <w:spacing w:before="0" w:after="159"/>
+              <w:ind w:hanging="0" w:start="0" w:end="0"/>
+              <w:jc w:val="start"/>
+              <w:rPr/>
+            </w:pPr>
+            <w:r>
+              <w:rPr>
+                <w:rStyle w:val="Strong"/>
+              </w:rPr>
+              <w:t>WHY THIS MATTERS</w:t>
+            </w:r>
+            <w:r>
+              <w:rPr/>
+              <w:t xml:space="preserve"> DEV validates the integrated application safely before production.</w:t>
+            </w:r>
+          </w:p>
+        </w:tc>
+      </w:tr>
+    </w:tbl>
+    <w:p>
+      <w:pPr>
+        <w:pStyle w:val="Heading2"/>
+        <w:keepNext w:val="true"/>
+        <w:bidi w:val="0"/>
+        <w:spacing w:lineRule="auto" w:line="288" w:before="375" w:after="135"/>
+        <w:ind w:hanging="0" w:start="772" w:end="772"/>
+        <w:jc w:val="start"/>
+        <w:rPr>
+          <w:sz w:val="29"/>
+        </w:rPr>
+      </w:pPr>
+      <w:r>
+        <w:rPr>
+          <w:sz w:val="29"/>
+        </w:rPr>
+        <w:t>6.1 Verify and open DEV</w:t>
+      </w:r>
+    </w:p>
+    <w:p>
+      <w:pPr>
+        <w:pStyle w:val="BodyText"/>
+        <w:bidi w:val="0"/>
+        <w:ind w:hanging="0" w:start="0" w:end="0"/>
+        <w:jc w:val="start"/>
+        <w:rPr>
+          <w:rFonts w:ascii="monospace" w:hAnsi="monospace"/>
+          <w:b w:val="false"/>
+          <w:i w:val="false"/>
+          <w:caps w:val="false"/>
+          <w:smallCaps w:val="false"/>
+          <w:color w:val="B8BBBE"/>
+          <w:sz w:val="15"/>
+          <w:shd w:fill="2B2D2F" w:val="clear"/>
+        </w:rPr>
+      </w:pPr>
+      <w:r>
+        <w:rPr>
+          <w:rFonts w:ascii="monospace" w:hAnsi="monospace"/>
+          <w:b w:val="false"/>
+          <w:i w:val="false"/>
+          <w:caps w:val="false"/>
+          <w:smallCaps w:val="false"/>
+          <w:color w:val="B8BBBE"/>
+          <w:sz w:val="15"/>
+          <w:shd w:fill="2B2D2F" w:val="clear"/>
+        </w:rPr>
+        <w:t>BASH</w:t>
+      </w:r>
+    </w:p>
+    <w:p>
+      <w:pPr>
+        <w:pStyle w:val="PreformattedText"/>
+        <w:pBdr/>
+        <w:shd w:fill="151515" w:val="clear"/>
+        <w:bidi w:val="0"/>
+        <w:spacing w:before="0" w:after="225"/>
+        <w:ind w:hanging="0" w:start="0" w:end="0"/>
+        <w:jc w:val="start"/>
+        <w:rPr/>
+      </w:pPr>
+      <w:r>
+        <w:rPr>
+          <w:rStyle w:val="SourceText"/>
+          <w:color w:val="F0F0F0"/>
+        </w:rPr>
+        <w:t>make verify-dev</w:t>
+      </w:r>
+    </w:p>
+    <w:p>
+      <w:pPr>
+        <w:pStyle w:val="PreformattedText"/>
+        <w:pBdr/>
+        <w:shd w:fill="151515" w:val="clear"/>
+        <w:bidi w:val="0"/>
+        <w:spacing w:before="0" w:after="225"/>
+        <w:jc w:val="start"/>
+        <w:rPr/>
+      </w:pPr>
+      <w:r>
+        <w:rPr>
+          <w:rStyle w:val="SourceText"/>
+          <w:color w:val="F0F0F0"/>
+        </w:rPr>
+        <w:t>oc get route packmate-frontend -n packmate-lab</w:t>
+      </w:r>
+    </w:p>
+    <w:p>
+      <w:pPr>
+        <w:pStyle w:val="BodyText"/>
+        <w:bidi w:val="0"/>
+        <w:jc w:val="start"/>
+        <w:rPr/>
+      </w:pPr>
+      <w:r>
+        <w:rPr/>
+        <w:t>Open the HTTPS route and submit the same Rome cabin-bag scenario from Module 5.</w:t>
       </w:r>
     </w:p>
     <w:p>
@@ -6565,9 +6678,9 @@
         <w:rPr/>
         <w:drawing>
           <wp:inline distT="0" distB="0" distL="0" distR="0">
-            <wp:extent cx="6406515" cy="6858000"/>
+            <wp:extent cx="3580690" cy="4400000"/>
             <wp:effectExtent l="0" t="0" r="0" b="0"/>
-            <wp:docPr id="9" name="Image9" title="Playground View Code export showing the generated Python configuration."/>
+            <wp:docPr id="8" name="Image8" title="Current live structured DEV response with weather and packing results; dates and conditions vary by run."/>
             <wp:cNvGraphicFramePr>
               <a:graphicFrameLocks xmlns:a="http://schemas.openxmlformats.org/drawingml/2006/main" noChangeAspect="1"/>
             </wp:cNvGraphicFramePr>
@@ -6575,14 +6688,14 @@
               <a:graphicData uri="http://schemas.openxmlformats.org/drawingml/2006/picture">
                 <pic:pic xmlns:pic="http://schemas.openxmlformats.org/drawingml/2006/picture">
                   <pic:nvPicPr>
-                    <pic:cNvPr id="9" name="Image9" title="Playground View Code export showing the generated Python configuration."/>
+                    <pic:cNvPr id="8" name="Image8" title="Current live structured DEV response with weather and packing results; dates and conditions vary by run."/>
                     <pic:cNvPicPr>
                       <a:picLocks noChangeAspect="1" noChangeArrowheads="1"/>
                     </pic:cNvPicPr>
                   </pic:nvPicPr>
                   <pic:blipFill>
-                    <a:blip r:embed="rId10"/>
-                    <a:srcRect l="-74" t="-147" r="-74" b="-147"/>
+                    <a:blip r:embed="rId9"/>
+                    <a:srcRect l="-90" t="-73" r="-90" b="-73"/>
                     <a:stretch>
                       <a:fillRect/>
                     </a:stretch>
@@ -6590,7 +6703,7 @@
                   <pic:spPr bwMode="auto">
                     <a:xfrm>
                       <a:off x="0" y="0"/>
-                      <a:ext cx="6406515" cy="6858000"/>
+                      <a:ext cx="3580690" cy="4400000"/>
                     </a:xfrm>
                     <a:prstGeom prst="rect">
                       <a:avLst/>
@@ -6610,12 +6723,12 @@
       </w:r>
       <w:r>
         <w:rPr/>
-        <w:t xml:space="preserve">Playground View Code export showing the generated Python configuration. </w:t>
+        <w:t xml:space="preserve">Current live structured DEV response with weather and packing results; dates and conditions vary by run. </w:t>
       </w:r>
     </w:p>
     <w:tbl>
       <w:tblPr>
-        <w:tblW w:w="9381" w:type="dxa"/>
+        <w:tblW w:w="6754" w:type="dxa"/>
         <w:jc w:val="start"/>
         <w:tblInd w:w="-37" w:type="dxa"/>
         <w:tblLayout w:type="fixed"/>
@@ -6627,7 +6740,7 @@
         </w:tblCellMar>
       </w:tblPr>
       <w:tblGrid>
-        <w:gridCol w:w="9381"/>
+        <w:gridCol w:w="6754"/>
       </w:tblGrid>
       <w:tr>
         <w:trPr>
@@ -6635,459 +6748,7 @@
         </w:trPr>
         <w:tc>
           <w:tcPr>
-            <w:tcW w:w="9381" w:type="dxa"/>
-            <w:tcBorders>
-              <w:start w:val="single" w:sz="30" w:space="0" w:color="0066CC"/>
-            </w:tcBorders>
-            <w:shd w:fill="E7F1FA" w:val="clear"/>
-            <w:vAlign w:val="center"/>
-          </w:tcPr>
-          <w:p>
-            <w:pPr>
-              <w:pStyle w:val="TableContents"/>
-              <w:bidi w:val="0"/>
-              <w:spacing w:before="0" w:after="159"/>
-              <w:ind w:hanging="0" w:start="0" w:end="0"/>
-              <w:jc w:val="start"/>
-              <w:rPr/>
-            </w:pPr>
-            <w:r>
-              <w:rPr>
-                <w:rStyle w:val="Strong"/>
-              </w:rPr>
-              <w:t>EXPECTED RESULT:</w:t>
-            </w:r>
-            <w:r>
-              <w:rPr/>
-              <w:t xml:space="preserve"> You can explain that the export is a prototype bridge, not the production application.</w:t>
-            </w:r>
-          </w:p>
-        </w:tc>
-      </w:tr>
-    </w:tbl>
-    <w:p>
-      <w:pPr>
-        <w:pStyle w:val="Heading1"/>
-        <w:keepNext w:val="true"/>
-        <w:pBdr>
-          <w:bottom w:val="single" w:sz="30" w:space="7" w:color="EE0000"/>
-        </w:pBdr>
-        <w:bidi w:val="0"/>
-        <w:spacing w:lineRule="auto" w:line="269" w:before="480" w:after="300"/>
-        <w:ind w:hanging="0" w:start="480" w:end="480"/>
-        <w:jc w:val="start"/>
-        <w:rPr>
-          <w:color w:val="151515"/>
-          <w:sz w:val="42"/>
-        </w:rPr>
-      </w:pPr>
-      <w:r>
-        <w:br w:type="page"/>
-      </w:r>
-      <w:r>
-        <w:rPr>
-          <w:color w:val="151515"/>
-          <w:sz w:val="42"/>
-        </w:rPr>
-        <w:t>MODULE 6 — Validate the industrialized DEV application</w:t>
-      </w:r>
-    </w:p>
-    <w:tbl>
-      <w:tblPr>
-        <w:tblW w:w="10089" w:type="dxa"/>
-        <w:jc w:val="start"/>
-        <w:tblInd w:w="-45" w:type="dxa"/>
-        <w:tblLayout w:type="fixed"/>
-        <w:tblCellMar>
-          <w:top w:w="0" w:type="dxa"/>
-          <w:start w:w="225" w:type="dxa"/>
-          <w:bottom w:w="0" w:type="dxa"/>
-          <w:end w:w="0" w:type="dxa"/>
-        </w:tblCellMar>
-      </w:tblPr>
-      <w:tblGrid>
-        <w:gridCol w:w="10089"/>
-      </w:tblGrid>
-      <w:tr>
-        <w:trPr>
-          <w:cantSplit/>
-        </w:trPr>
-        <w:tc>
-          <w:tcPr>
-            <w:tcW w:w="10089" w:type="dxa"/>
-            <w:tcBorders>
-              <w:start w:val="single" w:sz="36" w:space="0" w:color="0066CC"/>
-            </w:tcBorders>
-            <w:shd w:fill="E7F1FA" w:val="clear"/>
-            <w:vAlign w:val="center"/>
-          </w:tcPr>
-          <w:p>
-            <w:pPr>
-              <w:pStyle w:val="TableContents"/>
-              <w:bidi w:val="0"/>
-              <w:spacing w:before="0" w:after="159"/>
-              <w:ind w:hanging="0" w:start="0" w:end="0"/>
-              <w:jc w:val="start"/>
-              <w:rPr/>
-            </w:pPr>
-            <w:r>
-              <w:rPr>
-                <w:rStyle w:val="Strong"/>
-              </w:rPr>
-              <w:t>WHAT YOU WILL COMPLETE</w:t>
-            </w:r>
-            <w:r>
-              <w:rPr/>
-              <w:t xml:space="preserve"> Open the React/FastAPI DEV application, run the same travel scenario, and compare the integrated service with the Playground prototype.</w:t>
-            </w:r>
-          </w:p>
-        </w:tc>
-      </w:tr>
-    </w:tbl>
-    <w:tbl>
-      <w:tblPr>
-        <w:tblW w:w="7810" w:type="dxa"/>
-        <w:jc w:val="start"/>
-        <w:tblInd w:w="-45" w:type="dxa"/>
-        <w:tblLayout w:type="fixed"/>
-        <w:tblCellMar>
-          <w:top w:w="0" w:type="dxa"/>
-          <w:start w:w="225" w:type="dxa"/>
-          <w:bottom w:w="0" w:type="dxa"/>
-          <w:end w:w="0" w:type="dxa"/>
-        </w:tblCellMar>
-      </w:tblPr>
-      <w:tblGrid>
-        <w:gridCol w:w="7810"/>
-      </w:tblGrid>
-      <w:tr>
-        <w:trPr>
-          <w:cantSplit/>
-        </w:trPr>
-        <w:tc>
-          <w:tcPr>
-            <w:tcW w:w="7810" w:type="dxa"/>
-            <w:tcBorders>
-              <w:start w:val="single" w:sz="36" w:space="0" w:color="0066CC"/>
-            </w:tcBorders>
-            <w:shd w:fill="E7F1FA" w:val="clear"/>
-            <w:vAlign w:val="center"/>
-          </w:tcPr>
-          <w:p>
-            <w:pPr>
-              <w:pStyle w:val="TableContents"/>
-              <w:bidi w:val="0"/>
-              <w:spacing w:before="0" w:after="159"/>
-              <w:ind w:hanging="0" w:start="0" w:end="0"/>
-              <w:jc w:val="start"/>
-              <w:rPr/>
-            </w:pPr>
-            <w:r>
-              <w:rPr>
-                <w:rStyle w:val="Strong"/>
-              </w:rPr>
-              <w:t>WHY THIS MATTERS</w:t>
-            </w:r>
-            <w:r>
-              <w:rPr/>
-              <w:t xml:space="preserve"> DEV validates the integrated application safely before production.</w:t>
-            </w:r>
-          </w:p>
-        </w:tc>
-      </w:tr>
-    </w:tbl>
-    <w:p>
-      <w:pPr>
-        <w:pStyle w:val="Heading2"/>
-        <w:keepNext w:val="true"/>
-        <w:bidi w:val="0"/>
-        <w:spacing w:lineRule="auto" w:line="288" w:before="375" w:after="135"/>
-        <w:ind w:hanging="0" w:start="772" w:end="772"/>
-        <w:jc w:val="start"/>
-        <w:rPr>
-          <w:sz w:val="29"/>
-        </w:rPr>
-      </w:pPr>
-      <w:r>
-        <w:rPr>
-          <w:sz w:val="29"/>
-        </w:rPr>
-        <w:t>6.1 Verify and open DEV</w:t>
-      </w:r>
-    </w:p>
-    <w:p>
-      <w:pPr>
-        <w:pStyle w:val="BodyText"/>
-        <w:bidi w:val="0"/>
-        <w:ind w:hanging="0" w:start="0" w:end="0"/>
-        <w:jc w:val="start"/>
-        <w:rPr>
-          <w:rFonts w:ascii="monospace" w:hAnsi="monospace"/>
-          <w:b w:val="false"/>
-          <w:i w:val="false"/>
-          <w:caps w:val="false"/>
-          <w:smallCaps w:val="false"/>
-          <w:color w:val="B8BBBE"/>
-          <w:sz w:val="15"/>
-          <w:shd w:fill="2B2D2F" w:val="clear"/>
-        </w:rPr>
-      </w:pPr>
-      <w:r>
-        <w:rPr>
-          <w:rFonts w:ascii="monospace" w:hAnsi="monospace"/>
-          <w:b w:val="false"/>
-          <w:i w:val="false"/>
-          <w:caps w:val="false"/>
-          <w:smallCaps w:val="false"/>
-          <w:color w:val="B8BBBE"/>
-          <w:sz w:val="15"/>
-          <w:shd w:fill="2B2D2F" w:val="clear"/>
-        </w:rPr>
-        <w:t>BASH</w:t>
-      </w:r>
-    </w:p>
-    <w:p>
-      <w:pPr>
-        <w:pStyle w:val="PreformattedText"/>
-        <w:pBdr/>
-        <w:shd w:fill="151515" w:val="clear"/>
-        <w:bidi w:val="0"/>
-        <w:spacing w:before="0" w:after="225"/>
-        <w:ind w:hanging="0" w:start="0" w:end="0"/>
-        <w:jc w:val="start"/>
-        <w:rPr/>
-      </w:pPr>
-      <w:r>
-        <w:rPr>
-          <w:rStyle w:val="SourceText"/>
-          <w:color w:val="F0F0F0"/>
-        </w:rPr>
-        <w:t>make verify-dev</w:t>
-      </w:r>
-    </w:p>
-    <w:p>
-      <w:pPr>
-        <w:pStyle w:val="PreformattedText"/>
-        <w:pBdr/>
-        <w:shd w:fill="151515" w:val="clear"/>
-        <w:bidi w:val="0"/>
-        <w:spacing w:before="0" w:after="225"/>
-        <w:jc w:val="start"/>
-        <w:rPr/>
-      </w:pPr>
-      <w:r>
-        <w:rPr>
-          <w:rStyle w:val="SourceText"/>
-          <w:color w:val="F0F0F0"/>
-        </w:rPr>
-        <w:t>oc get route packmate-frontend -n packmate-lab</w:t>
-      </w:r>
-    </w:p>
-    <w:p>
-      <w:pPr>
-        <w:pStyle w:val="BodyText"/>
-        <w:bidi w:val="0"/>
-        <w:jc w:val="start"/>
-        <w:rPr/>
-      </w:pPr>
-      <w:r>
-        <w:rPr/>
-        <w:drawing>
-          <wp:inline distT="0" distB="0" distL="0" distR="0">
-            <wp:extent cx="6406515" cy="6667500"/>
-            <wp:effectExtent l="0" t="0" r="0" b="0"/>
-            <wp:docPr id="10" name="Image10" title="Accepted frontend and MCP Routes in the packmate-lab DEV project."/>
-            <wp:cNvGraphicFramePr>
-              <a:graphicFrameLocks xmlns:a="http://schemas.openxmlformats.org/drawingml/2006/main" noChangeAspect="1"/>
-            </wp:cNvGraphicFramePr>
-            <a:graphic xmlns:a="http://schemas.openxmlformats.org/drawingml/2006/main">
-              <a:graphicData uri="http://schemas.openxmlformats.org/drawingml/2006/picture">
-                <pic:pic xmlns:pic="http://schemas.openxmlformats.org/drawingml/2006/picture">
-                  <pic:nvPicPr>
-                    <pic:cNvPr id="10" name="Image10" title="Accepted frontend and MCP Routes in the packmate-lab DEV project."/>
-                    <pic:cNvPicPr>
-                      <a:picLocks noChangeAspect="1" noChangeArrowheads="1"/>
-                    </pic:cNvPicPr>
-                  </pic:nvPicPr>
-                  <pic:blipFill>
-                    <a:blip r:embed="rId11"/>
-                    <a:srcRect l="-69" t="-151" r="-69" b="-151"/>
-                    <a:stretch>
-                      <a:fillRect/>
-                    </a:stretch>
-                  </pic:blipFill>
-                  <pic:spPr bwMode="auto">
-                    <a:xfrm>
-                      <a:off x="0" y="0"/>
-                      <a:ext cx="6406515" cy="6667500"/>
-                    </a:xfrm>
-                    <a:prstGeom prst="rect">
-                      <a:avLst/>
-                    </a:prstGeom>
-                    <a:noFill/>
-                    <a:ln>
-                      <a:solidFill>
-                        <a:srgbClr val="D2D2D2"/>
-                      </a:solidFill>
-                    </a:ln>
-                  </pic:spPr>
-                </pic:pic>
-              </a:graphicData>
-            </a:graphic>
-          </wp:inline>
-        </w:drawing>
-      </w:r>
-      <w:r>
-        <w:rPr/>
-        <w:t xml:space="preserve">Accepted frontend and MCP Routes in the packmate-lab DEV project. </w:t>
-      </w:r>
-    </w:p>
-    <w:p>
-      <w:pPr>
-        <w:pStyle w:val="BodyText"/>
-        <w:bidi w:val="0"/>
-        <w:jc w:val="start"/>
-        <w:rPr/>
-      </w:pPr>
-      <w:r>
-        <w:rPr/>
-        <w:t>Open the HTTPS route and submit the same Rome cabin-bag scenario from Module 5.</w:t>
-      </w:r>
-    </w:p>
-    <w:p>
-      <w:pPr>
-        <w:pStyle w:val="BodyText"/>
-        <w:bidi w:val="0"/>
-        <w:spacing w:before="0" w:after="0"/>
-        <w:jc w:val="start"/>
-        <w:rPr/>
-      </w:pPr>
-      <w:r>
-        <w:rPr/>
-        <w:drawing>
-          <wp:inline distT="0" distB="0" distL="0" distR="0">
-            <wp:extent cx="6406515" cy="7429500"/>
-            <wp:effectExtent l="0" t="0" r="0" b="0"/>
-            <wp:docPr id="11" name="Image11" title="Current live Rome cabin-bag scenario entered in the integrated DEV application."/>
-            <wp:cNvGraphicFramePr>
-              <a:graphicFrameLocks xmlns:a="http://schemas.openxmlformats.org/drawingml/2006/main" noChangeAspect="1"/>
-            </wp:cNvGraphicFramePr>
-            <a:graphic xmlns:a="http://schemas.openxmlformats.org/drawingml/2006/main">
-              <a:graphicData uri="http://schemas.openxmlformats.org/drawingml/2006/picture">
-                <pic:pic xmlns:pic="http://schemas.openxmlformats.org/drawingml/2006/picture">
-                  <pic:nvPicPr>
-                    <pic:cNvPr id="11" name="Image11" title="Current live Rome cabin-bag scenario entered in the integrated DEV application."/>
-                    <pic:cNvPicPr>
-                      <a:picLocks noChangeAspect="1" noChangeArrowheads="1"/>
-                    </pic:cNvPicPr>
-                  </pic:nvPicPr>
-                  <pic:blipFill>
-                    <a:blip r:embed="rId12"/>
-                    <a:srcRect l="-90" t="-136" r="-90" b="-136"/>
-                    <a:stretch>
-                      <a:fillRect/>
-                    </a:stretch>
-                  </pic:blipFill>
-                  <pic:spPr bwMode="auto">
-                    <a:xfrm>
-                      <a:off x="0" y="0"/>
-                      <a:ext cx="6406515" cy="7429500"/>
-                    </a:xfrm>
-                    <a:prstGeom prst="rect">
-                      <a:avLst/>
-                    </a:prstGeom>
-                    <a:noFill/>
-                    <a:ln>
-                      <a:solidFill>
-                        <a:srgbClr val="D2D2D2"/>
-                      </a:solidFill>
-                    </a:ln>
-                  </pic:spPr>
-                </pic:pic>
-              </a:graphicData>
-            </a:graphic>
-          </wp:inline>
-        </w:drawing>
-      </w:r>
-      <w:r>
-        <w:rPr/>
-        <w:t xml:space="preserve">Current live Rome cabin-bag scenario entered in the integrated DEV application. </w:t>
-      </w:r>
-      <w:r>
-        <w:rPr/>
-        <w:drawing>
-          <wp:inline distT="0" distB="0" distL="0" distR="0">
-            <wp:extent cx="6406515" cy="13811250"/>
-            <wp:effectExtent l="0" t="0" r="0" b="0"/>
-            <wp:docPr id="12" name="Image12" title="Current live structured DEV response with weather and packing results; dates and conditions vary by run."/>
-            <wp:cNvGraphicFramePr>
-              <a:graphicFrameLocks xmlns:a="http://schemas.openxmlformats.org/drawingml/2006/main" noChangeAspect="1"/>
-            </wp:cNvGraphicFramePr>
-            <a:graphic xmlns:a="http://schemas.openxmlformats.org/drawingml/2006/main">
-              <a:graphicData uri="http://schemas.openxmlformats.org/drawingml/2006/picture">
-                <pic:pic xmlns:pic="http://schemas.openxmlformats.org/drawingml/2006/picture">
-                  <pic:nvPicPr>
-                    <pic:cNvPr id="12" name="Image12" title="Current live structured DEV response with weather and packing results; dates and conditions vary by run."/>
-                    <pic:cNvPicPr>
-                      <a:picLocks noChangeAspect="1" noChangeArrowheads="1"/>
-                    </pic:cNvPicPr>
-                  </pic:nvPicPr>
-                  <pic:blipFill>
-                    <a:blip r:embed="rId13"/>
-                    <a:srcRect l="-90" t="-73" r="-90" b="-73"/>
-                    <a:stretch>
-                      <a:fillRect/>
-                    </a:stretch>
-                  </pic:blipFill>
-                  <pic:spPr bwMode="auto">
-                    <a:xfrm>
-                      <a:off x="0" y="0"/>
-                      <a:ext cx="6406515" cy="13811250"/>
-                    </a:xfrm>
-                    <a:prstGeom prst="rect">
-                      <a:avLst/>
-                    </a:prstGeom>
-                    <a:noFill/>
-                    <a:ln>
-                      <a:solidFill>
-                        <a:srgbClr val="D2D2D2"/>
-                      </a:solidFill>
-                    </a:ln>
-                  </pic:spPr>
-                </pic:pic>
-              </a:graphicData>
-            </a:graphic>
-          </wp:inline>
-        </w:drawing>
-      </w:r>
-      <w:r>
-        <w:rPr/>
-        <w:t xml:space="preserve">Current live structured DEV response with weather and packing results; dates and conditions vary by run. </w:t>
-      </w:r>
-    </w:p>
-    <w:tbl>
-      <w:tblPr>
-        <w:tblW w:w="8505" w:type="dxa"/>
-        <w:jc w:val="start"/>
-        <w:tblInd w:w="-37" w:type="dxa"/>
-        <w:tblLayout w:type="fixed"/>
-        <w:tblCellMar>
-          <w:top w:w="0" w:type="dxa"/>
-          <w:start w:w="195" w:type="dxa"/>
-          <w:bottom w:w="0" w:type="dxa"/>
-          <w:end w:w="0" w:type="dxa"/>
-        </w:tblCellMar>
-      </w:tblPr>
-      <w:tblGrid>
-        <w:gridCol w:w="8505"/>
-      </w:tblGrid>
-      <w:tr>
-        <w:trPr>
-          <w:cantSplit/>
-        </w:trPr>
-        <w:tc>
-          <w:tcPr>
-            <w:tcW w:w="8505" w:type="dxa"/>
+            <w:tcW w:w="6754" w:type="dxa"/>
             <w:tcBorders>
               <w:start w:val="single" w:sz="30" w:space="0" w:color="3E8635"/>
             </w:tcBorders>
@@ -7138,7 +6799,7 @@
     </w:p>
     <w:tbl>
       <w:tblPr>
-        <w:tblW w:w="10089" w:type="dxa"/>
+        <w:tblW w:w="6754" w:type="dxa"/>
         <w:jc w:val="start"/>
         <w:tblInd w:w="0" w:type="dxa"/>
         <w:tblLayout w:type="fixed"/>
@@ -7150,8 +6811,8 @@
         </w:tblCellMar>
       </w:tblPr>
       <w:tblGrid>
-        <w:gridCol w:w="4436"/>
-        <w:gridCol w:w="5653"/>
+        <w:gridCol w:w="3122"/>
+        <w:gridCol w:w="3632"/>
       </w:tblGrid>
       <w:tr>
         <w:trPr>
@@ -7159,7 +6820,7 @@
         </w:trPr>
         <w:tc>
           <w:tcPr>
-            <w:tcW w:w="4436" w:type="dxa"/>
+            <w:tcW w:w="3122" w:type="dxa"/>
             <w:tcBorders>
               <w:top w:val="single" w:sz="2" w:space="0" w:color="4F5255"/>
               <w:start w:val="single" w:sz="2" w:space="0" w:color="4F5255"/>
@@ -7190,7 +6851,7 @@
         </w:tc>
         <w:tc>
           <w:tcPr>
-            <w:tcW w:w="5653" w:type="dxa"/>
+            <w:tcW w:w="3632" w:type="dxa"/>
             <w:tcBorders>
               <w:top w:val="single" w:sz="2" w:space="0" w:color="4F5255"/>
               <w:start w:val="single" w:sz="2" w:space="0" w:color="4F5255"/>
@@ -7215,7 +6876,7 @@
               <w:rPr>
                 <w:color w:val="FFFFFF"/>
               </w:rPr>
-              <w:t>Industrialized DEV application</w:t>
+              <w:t>Integrated DEV application</w:t>
             </w:r>
           </w:p>
         </w:tc>
@@ -7224,7 +6885,7 @@
         <w:trPr/>
         <w:tc>
           <w:tcPr>
-            <w:tcW w:w="4436" w:type="dxa"/>
+            <w:tcW w:w="3122" w:type="dxa"/>
             <w:tcBorders>
               <w:top w:val="single" w:sz="2" w:space="0" w:color="D2D2D2"/>
               <w:start w:val="single" w:sz="2" w:space="0" w:color="D2D2D2"/>
@@ -7256,7 +6917,7 @@
         </w:tc>
         <w:tc>
           <w:tcPr>
-            <w:tcW w:w="5653" w:type="dxa"/>
+            <w:tcW w:w="3632" w:type="dxa"/>
             <w:tcBorders>
               <w:top w:val="single" w:sz="2" w:space="0" w:color="D2D2D2"/>
               <w:start w:val="single" w:sz="2" w:space="0" w:color="D2D2D2"/>
@@ -7291,7 +6952,7 @@
         <w:trPr/>
         <w:tc>
           <w:tcPr>
-            <w:tcW w:w="4436" w:type="dxa"/>
+            <w:tcW w:w="3122" w:type="dxa"/>
             <w:tcBorders>
               <w:top w:val="single" w:sz="2" w:space="0" w:color="D2D2D2"/>
               <w:start w:val="single" w:sz="2" w:space="0" w:color="D2D2D2"/>
@@ -7323,7 +6984,7 @@
         </w:tc>
         <w:tc>
           <w:tcPr>
-            <w:tcW w:w="5653" w:type="dxa"/>
+            <w:tcW w:w="3632" w:type="dxa"/>
             <w:tcBorders>
               <w:top w:val="single" w:sz="2" w:space="0" w:color="D2D2D2"/>
               <w:start w:val="single" w:sz="2" w:space="0" w:color="D2D2D2"/>
@@ -7358,7 +7019,7 @@
         <w:trPr/>
         <w:tc>
           <w:tcPr>
-            <w:tcW w:w="4436" w:type="dxa"/>
+            <w:tcW w:w="3122" w:type="dxa"/>
             <w:tcBorders>
               <w:top w:val="single" w:sz="2" w:space="0" w:color="D2D2D2"/>
               <w:start w:val="single" w:sz="2" w:space="0" w:color="D2D2D2"/>
@@ -7390,7 +7051,7 @@
         </w:tc>
         <w:tc>
           <w:tcPr>
-            <w:tcW w:w="5653" w:type="dxa"/>
+            <w:tcW w:w="3632" w:type="dxa"/>
             <w:tcBorders>
               <w:top w:val="single" w:sz="2" w:space="0" w:color="D2D2D2"/>
               <w:start w:val="single" w:sz="2" w:space="0" w:color="D2D2D2"/>
@@ -7423,7 +7084,7 @@
     </w:tbl>
     <w:tbl>
       <w:tblPr>
-        <w:tblW w:w="10089" w:type="dxa"/>
+        <w:tblW w:w="6754" w:type="dxa"/>
         <w:jc w:val="start"/>
         <w:tblInd w:w="-37" w:type="dxa"/>
         <w:tblLayout w:type="fixed"/>
@@ -7435,7 +7096,7 @@
         </w:tblCellMar>
       </w:tblPr>
       <w:tblGrid>
-        <w:gridCol w:w="10089"/>
+        <w:gridCol w:w="6754"/>
       </w:tblGrid>
       <w:tr>
         <w:trPr>
@@ -7443,7 +7104,7 @@
         </w:trPr>
         <w:tc>
           <w:tcPr>
-            <w:tcW w:w="10089" w:type="dxa"/>
+            <w:tcW w:w="6754" w:type="dxa"/>
             <w:tcBorders>
               <w:start w:val="single" w:sz="30" w:space="0" w:color="3E8635"/>
             </w:tcBorders>
@@ -7490,9 +7151,6 @@
         </w:rPr>
       </w:pPr>
       <w:r>
-        <w:br w:type="page"/>
-      </w:r>
-      <w:r>
         <w:rPr>
           <w:color w:val="151515"/>
           <w:sz w:val="42"/>
@@ -7502,7 +7160,7 @@
     </w:p>
     <w:tbl>
       <w:tblPr>
-        <w:tblW w:w="10089" w:type="dxa"/>
+        <w:tblW w:w="6754" w:type="dxa"/>
         <w:jc w:val="start"/>
         <w:tblInd w:w="-45" w:type="dxa"/>
         <w:tblLayout w:type="fixed"/>
@@ -7514,7 +7172,7 @@
         </w:tblCellMar>
       </w:tblPr>
       <w:tblGrid>
-        <w:gridCol w:w="10089"/>
+        <w:gridCol w:w="6754"/>
       </w:tblGrid>
       <w:tr>
         <w:trPr>
@@ -7522,7 +7180,7 @@
         </w:trPr>
         <w:tc>
           <w:tcPr>
-            <w:tcW w:w="10089" w:type="dxa"/>
+            <w:tcW w:w="6754" w:type="dxa"/>
             <w:tcBorders>
               <w:start w:val="single" w:sz="36" w:space="0" w:color="0066CC"/>
             </w:tcBorders>
@@ -7564,7 +7222,7 @@
     </w:tbl>
     <w:tbl>
       <w:tblPr>
-        <w:tblW w:w="10089" w:type="dxa"/>
+        <w:tblW w:w="6754" w:type="dxa"/>
         <w:jc w:val="start"/>
         <w:tblInd w:w="-45" w:type="dxa"/>
         <w:tblLayout w:type="fixed"/>
@@ -7576,7 +7234,7 @@
         </w:tblCellMar>
       </w:tblPr>
       <w:tblGrid>
-        <w:gridCol w:w="10089"/>
+        <w:gridCol w:w="6754"/>
       </w:tblGrid>
       <w:tr>
         <w:trPr>
@@ -7584,7 +7242,7 @@
         </w:trPr>
         <w:tc>
           <w:tcPr>
-            <w:tcW w:w="10089" w:type="dxa"/>
+            <w:tcW w:w="6754" w:type="dxa"/>
             <w:tcBorders>
               <w:start w:val="single" w:sz="36" w:space="0" w:color="0066CC"/>
             </w:tcBorders>
@@ -7898,9 +7556,9 @@
         <w:rPr/>
         <w:drawing>
           <wp:inline distT="0" distB="0" distL="0" distR="0">
-            <wp:extent cx="6406515" cy="4762500"/>
+            <wp:extent cx="4288790" cy="1401565"/>
             <wp:effectExtent l="0" t="0" r="0" b="0"/>
-            <wp:docPr id="13" name="Image13" title="packmate-ci Pipeline entry with a successful previous last run."/>
+            <wp:docPr id="9" name="Image9" title="packmate-ci Pipeline entry with a successful previous last run."/>
             <wp:cNvGraphicFramePr>
               <a:graphicFrameLocks xmlns:a="http://schemas.openxmlformats.org/drawingml/2006/main" noChangeAspect="1"/>
             </wp:cNvGraphicFramePr>
@@ -7908,13 +7566,13 @@
               <a:graphicData uri="http://schemas.openxmlformats.org/drawingml/2006/picture">
                 <pic:pic xmlns:pic="http://schemas.openxmlformats.org/drawingml/2006/picture">
                   <pic:nvPicPr>
-                    <pic:cNvPr id="13" name="Image13" title="packmate-ci Pipeline entry with a successful previous last run."/>
+                    <pic:cNvPr id="9" name="Image9" title="packmate-ci Pipeline entry with a successful previous last run."/>
                     <pic:cNvPicPr>
                       <a:picLocks noChangeAspect="1" noChangeArrowheads="1"/>
                     </pic:cNvPicPr>
                   </pic:nvPicPr>
                   <pic:blipFill>
-                    <a:blip r:embed="rId14"/>
+                    <a:blip r:embed="rId10"/>
                     <a:srcRect l="-69" t="-212" r="-69" b="-212"/>
                     <a:stretch>
                       <a:fillRect/>
@@ -7923,7 +7581,7 @@
                   <pic:spPr bwMode="auto">
                     <a:xfrm>
                       <a:off x="0" y="0"/>
-                      <a:ext cx="6406515" cy="4762500"/>
+                      <a:ext cx="4288790" cy="1401565"/>
                     </a:xfrm>
                     <a:prstGeom prst="rect">
                       <a:avLst/>
@@ -7948,7 +7606,7 @@
     </w:p>
     <w:tbl>
       <w:tblPr>
-        <w:tblW w:w="9347" w:type="dxa"/>
+        <w:tblW w:w="6754" w:type="dxa"/>
         <w:jc w:val="start"/>
         <w:tblInd w:w="-45" w:type="dxa"/>
         <w:tblLayout w:type="fixed"/>
@@ -7960,7 +7618,7 @@
         </w:tblCellMar>
       </w:tblPr>
       <w:tblGrid>
-        <w:gridCol w:w="9347"/>
+        <w:gridCol w:w="6754"/>
       </w:tblGrid>
       <w:tr>
         <w:trPr>
@@ -7968,7 +7626,7 @@
         </w:trPr>
         <w:tc>
           <w:tcPr>
-            <w:tcW w:w="9347" w:type="dxa"/>
+            <w:tcW w:w="6754" w:type="dxa"/>
             <w:tcBorders>
               <w:start w:val="single" w:sz="36" w:space="0" w:color="C9190B"/>
             </w:tcBorders>
@@ -8062,169 +7720,36 @@
       </w:pPr>
       <w:r>
         <w:rPr/>
-        <w:t>The Pipeline demonstrates:</w:t>
-      </w:r>
-    </w:p>
-    <w:p>
-      <w:pPr>
-        <w:pStyle w:val="BodyText"/>
-        <w:numPr>
-          <w:ilvl w:val="0"/>
-          <w:numId w:val="14"/>
-        </w:numPr>
-        <w:tabs>
-          <w:tab w:val="clear" w:pos="1134"/>
-          <w:tab w:val="left" w:pos="709" w:leader="none"/>
-        </w:tabs>
-        <w:bidi w:val="0"/>
-        <w:spacing w:before="0" w:after="0"/>
-        <w:ind w:hanging="283" w:start="709"/>
-        <w:jc w:val="start"/>
-        <w:rPr/>
-      </w:pPr>
-      <w:r>
-        <w:rPr/>
-        <w:t>backend tests;</w:t>
-      </w:r>
-    </w:p>
-    <w:p>
-      <w:pPr>
-        <w:pStyle w:val="BodyText"/>
-        <w:numPr>
-          <w:ilvl w:val="0"/>
-          <w:numId w:val="14"/>
-        </w:numPr>
-        <w:tabs>
-          <w:tab w:val="clear" w:pos="1134"/>
-          <w:tab w:val="left" w:pos="709" w:leader="none"/>
-        </w:tabs>
-        <w:bidi w:val="0"/>
-        <w:spacing w:before="0" w:after="0"/>
-        <w:ind w:hanging="283" w:start="709"/>
-        <w:jc w:val="start"/>
-        <w:rPr/>
-      </w:pPr>
-      <w:r>
-        <w:rPr/>
-        <w:t>deterministic AI evaluation;</w:t>
-      </w:r>
-    </w:p>
-    <w:p>
-      <w:pPr>
-        <w:pStyle w:val="BodyText"/>
-        <w:numPr>
-          <w:ilvl w:val="0"/>
-          <w:numId w:val="14"/>
-        </w:numPr>
-        <w:tabs>
-          <w:tab w:val="clear" w:pos="1134"/>
-          <w:tab w:val="left" w:pos="709" w:leader="none"/>
-        </w:tabs>
-        <w:bidi w:val="0"/>
-        <w:spacing w:before="0" w:after="0"/>
-        <w:ind w:hanging="283" w:start="709"/>
-        <w:jc w:val="start"/>
-        <w:rPr/>
-      </w:pPr>
-      <w:r>
-        <w:rPr/>
-        <w:t>manifest validation;</w:t>
-      </w:r>
-    </w:p>
-    <w:p>
-      <w:pPr>
-        <w:pStyle w:val="BodyText"/>
-        <w:numPr>
-          <w:ilvl w:val="0"/>
-          <w:numId w:val="14"/>
-        </w:numPr>
-        <w:tabs>
-          <w:tab w:val="clear" w:pos="1134"/>
-          <w:tab w:val="left" w:pos="709" w:leader="none"/>
-        </w:tabs>
-        <w:bidi w:val="0"/>
-        <w:spacing w:before="0" w:after="0"/>
-        <w:ind w:hanging="283" w:start="709"/>
-        <w:jc w:val="start"/>
-        <w:rPr/>
-      </w:pPr>
-      <w:r>
-        <w:rPr/>
-        <w:t>backend image build;</w:t>
-      </w:r>
-    </w:p>
-    <w:p>
-      <w:pPr>
-        <w:pStyle w:val="BodyText"/>
-        <w:numPr>
-          <w:ilvl w:val="0"/>
-          <w:numId w:val="14"/>
-        </w:numPr>
-        <w:tabs>
-          <w:tab w:val="clear" w:pos="1134"/>
-          <w:tab w:val="left" w:pos="709" w:leader="none"/>
-        </w:tabs>
-        <w:bidi w:val="0"/>
-        <w:spacing w:before="0" w:after="0"/>
-        <w:ind w:hanging="283" w:start="709"/>
-        <w:jc w:val="start"/>
-        <w:rPr/>
-      </w:pPr>
-      <w:r>
-        <w:rPr/>
-        <w:t>durable GHCR candidate publication;</w:t>
-      </w:r>
-    </w:p>
-    <w:p>
-      <w:pPr>
-        <w:pStyle w:val="BodyText"/>
-        <w:numPr>
-          <w:ilvl w:val="0"/>
-          <w:numId w:val="14"/>
-        </w:numPr>
-        <w:tabs>
-          <w:tab w:val="clear" w:pos="1134"/>
-          <w:tab w:val="left" w:pos="709" w:leader="none"/>
-        </w:tabs>
-        <w:bidi w:val="0"/>
-        <w:ind w:hanging="283" w:start="709"/>
-        <w:jc w:val="start"/>
-        <w:rPr/>
-      </w:pPr>
-      <w:r>
-        <w:rPr/>
-        <w:t>result publication.</w:t>
+        <w:t>The graph covers backend tests, deterministic AI evaluation, manifest validation, image build, durable GHCR candidate publication, and result publication.</w:t>
       </w:r>
     </w:p>
     <w:tbl>
       <w:tblPr>
-        <w:tblW w:w="7377" w:type="dxa"/>
-        <w:jc w:val="start"/>
-        <w:tblInd w:w="-15" w:type="dxa"/>
-        <w:shd w:fill="F0F0F0" w:val="clear"/>
+        <w:tblW w:w="6754" w:type="dxa"/>
+        <w:jc w:val="start"/>
+        <w:tblInd w:w="-37" w:type="dxa"/>
         <w:tblLayout w:type="fixed"/>
         <w:tblCellMar>
-          <w:top w:w="270" w:type="dxa"/>
-          <w:start w:w="270" w:type="dxa"/>
-          <w:bottom w:w="270" w:type="dxa"/>
-          <w:end w:w="270" w:type="dxa"/>
+          <w:top w:w="0" w:type="dxa"/>
+          <w:start w:w="195" w:type="dxa"/>
+          <w:bottom w:w="0" w:type="dxa"/>
+          <w:end w:w="0" w:type="dxa"/>
         </w:tblCellMar>
       </w:tblPr>
       <w:tblGrid>
-        <w:gridCol w:w="7377"/>
+        <w:gridCol w:w="6754"/>
       </w:tblGrid>
       <w:tr>
-        <w:trPr/>
+        <w:trPr>
+          <w:cantSplit/>
+        </w:trPr>
         <w:tc>
           <w:tcPr>
-            <w:tcW w:w="7377" w:type="dxa"/>
+            <w:tcW w:w="6754" w:type="dxa"/>
             <w:tcBorders>
-              <w:top w:val="dashed" w:sz="12" w:space="0" w:color="929292"/>
-              <w:start w:val="dashed" w:sz="12" w:space="0" w:color="929292"/>
-              <w:bottom w:val="dashed" w:sz="12" w:space="0" w:color="929292"/>
-              <w:end w:val="dashed" w:sz="12" w:space="0" w:color="929292"/>
+              <w:start w:val="single" w:sz="30" w:space="0" w:color="3E8635"/>
             </w:tcBorders>
-            <w:shd w:fill="F0F0F0" w:val="clear"/>
+            <w:shd w:fill="EDF8EB" w:val="clear"/>
             <w:vAlign w:val="center"/>
           </w:tcPr>
           <w:p>
@@ -8233,16 +7758,38 @@
               <w:bidi w:val="0"/>
               <w:spacing w:before="0" w:after="159"/>
               <w:ind w:hanging="0" w:start="0" w:end="0"/>
-              <w:jc w:val="center"/>
+              <w:jc w:val="start"/>
+              <w:rPr/>
+            </w:pPr>
+            <w:r>
               <w:rPr>
-                <w:b/>
+                <w:rStyle w:val="Strong"/>
               </w:rPr>
-            </w:pPr>
+              <w:t>REQUIRED RESULT:</w:t>
+            </w:r>
+            <w:r>
+              <w:rPr/>
+              <w:t xml:space="preserve"> The PipelineRun reports </w:t>
+            </w:r>
             <w:r>
               <w:rPr>
-                <w:b/>
+                <w:rStyle w:val="Strong"/>
               </w:rPr>
-              <w:t>CURRENT SCREENSHOT NEEDED: Successful PipelineRun seven-task graph</w:t>
+              <w:t>Succeeded</w:t>
+            </w:r>
+            <w:r>
+              <w:rPr/>
+              <w:t xml:space="preserve">, and all seven tasks in the sequence report </w:t>
+            </w:r>
+            <w:r>
+              <w:rPr>
+                <w:rStyle w:val="Strong"/>
+              </w:rPr>
+              <w:t>Succeeded</w:t>
+            </w:r>
+            <w:r>
+              <w:rPr/>
+              <w:t>.</w:t>
             </w:r>
           </w:p>
         </w:tc>
@@ -8289,58 +7836,6 @@
         <w:t xml:space="preserve"> and record the scenario count, score, threshold, and status.</w:t>
       </w:r>
     </w:p>
-    <w:tbl>
-      <w:tblPr>
-        <w:tblW w:w="5427" w:type="dxa"/>
-        <w:jc w:val="start"/>
-        <w:tblInd w:w="-15" w:type="dxa"/>
-        <w:shd w:fill="F0F0F0" w:val="clear"/>
-        <w:tblLayout w:type="fixed"/>
-        <w:tblCellMar>
-          <w:top w:w="270" w:type="dxa"/>
-          <w:start w:w="270" w:type="dxa"/>
-          <w:bottom w:w="270" w:type="dxa"/>
-          <w:end w:w="270" w:type="dxa"/>
-        </w:tblCellMar>
-      </w:tblPr>
-      <w:tblGrid>
-        <w:gridCol w:w="5427"/>
-      </w:tblGrid>
-      <w:tr>
-        <w:trPr/>
-        <w:tc>
-          <w:tcPr>
-            <w:tcW w:w="5427" w:type="dxa"/>
-            <w:tcBorders>
-              <w:top w:val="dashed" w:sz="12" w:space="0" w:color="929292"/>
-              <w:start w:val="dashed" w:sz="12" w:space="0" w:color="929292"/>
-              <w:bottom w:val="dashed" w:sz="12" w:space="0" w:color="929292"/>
-              <w:end w:val="dashed" w:sz="12" w:space="0" w:color="929292"/>
-            </w:tcBorders>
-            <w:shd w:fill="F0F0F0" w:val="clear"/>
-            <w:vAlign w:val="center"/>
-          </w:tcPr>
-          <w:p>
-            <w:pPr>
-              <w:pStyle w:val="TableContents"/>
-              <w:bidi w:val="0"/>
-              <w:spacing w:before="0" w:after="159"/>
-              <w:ind w:hanging="0" w:start="0" w:end="0"/>
-              <w:jc w:val="center"/>
-              <w:rPr>
-                <w:b/>
-              </w:rPr>
-            </w:pPr>
-            <w:r>
-              <w:rPr>
-                <w:b/>
-              </w:rPr>
-              <w:t>CURRENT SCREENSHOT NEEDED: AI quality gate PASS</w:t>
-            </w:r>
-          </w:p>
-        </w:tc>
-      </w:tr>
-    </w:tbl>
     <w:tbl>
       <w:tblPr>
         <w:tblW w:w="5749" w:type="dxa"/>
@@ -8451,48 +7946,8 @@
       </w:r>
       <w:r>
         <w:rPr/>
-        <w:t xml:space="preserve"> and record:</w:t>
-      </w:r>
-    </w:p>
-    <w:p>
-      <w:pPr>
-        <w:pStyle w:val="BodyText"/>
-        <w:numPr>
-          <w:ilvl w:val="0"/>
-          <w:numId w:val="15"/>
-        </w:numPr>
-        <w:tabs>
-          <w:tab w:val="clear" w:pos="1134"/>
-          <w:tab w:val="left" w:pos="709" w:leader="none"/>
-        </w:tabs>
-        <w:bidi w:val="0"/>
-        <w:spacing w:before="0" w:after="0"/>
-        <w:ind w:hanging="283" w:start="709"/>
-        <w:jc w:val="start"/>
-        <w:rPr/>
-      </w:pPr>
-      <w:r>
-        <w:rPr/>
-        <w:t>the PipelineRun name;</w:t>
-      </w:r>
-    </w:p>
-    <w:p>
-      <w:pPr>
-        <w:pStyle w:val="BodyText"/>
-        <w:numPr>
-          <w:ilvl w:val="0"/>
-          <w:numId w:val="15"/>
-        </w:numPr>
-        <w:tabs>
-          <w:tab w:val="clear" w:pos="1134"/>
-          <w:tab w:val="left" w:pos="709" w:leader="none"/>
-        </w:tabs>
-        <w:bidi w:val="0"/>
-        <w:spacing w:before="0" w:after="0"/>
-        <w:ind w:hanging="283" w:start="709"/>
-        <w:jc w:val="start"/>
-        <w:rPr/>
-      </w:pPr>
+        <w:t xml:space="preserve"> and locate </w:t>
+      </w:r>
       <w:r>
         <w:rPr>
           <w:rStyle w:val="SourceText"/>
@@ -8501,28 +7956,7 @@
       </w:r>
       <w:r>
         <w:rPr/>
-        <w:t>;</w:t>
-      </w:r>
-    </w:p>
-    <w:p>
-      <w:pPr>
-        <w:pStyle w:val="BodyText"/>
-        <w:numPr>
-          <w:ilvl w:val="0"/>
-          <w:numId w:val="15"/>
-        </w:numPr>
-        <w:tabs>
-          <w:tab w:val="clear" w:pos="1134"/>
-          <w:tab w:val="left" w:pos="709" w:leader="none"/>
-        </w:tabs>
-        <w:bidi w:val="0"/>
-        <w:ind w:hanging="283" w:start="709"/>
-        <w:jc w:val="start"/>
-        <w:rPr/>
-      </w:pPr>
-      <w:r>
-        <w:rPr/>
-        <w:t>the AI quality score.</w:t>
+        <w:t>.</w:t>
       </w:r>
     </w:p>
     <w:p>
@@ -8587,73 +8021,21 @@
         <w:t>ghcr.io/YOUR_USERNAME/packmate-backend@sha256:...</w:t>
       </w:r>
     </w:p>
+    <w:p>
+      <w:pPr>
+        <w:pStyle w:val="BodyText"/>
+        <w:bidi w:val="0"/>
+        <w:jc w:val="start"/>
+        <w:rPr/>
+      </w:pPr>
+      <w:r>
+        <w:rPr/>
+        <w:t>An immutable digest identifies exactly which tested image is being promoted. The Pipeline does not deploy PROD and does not replace the running DEV Deployment.</w:t>
+      </w:r>
+    </w:p>
     <w:tbl>
       <w:tblPr>
-        <w:tblW w:w="5698" w:type="dxa"/>
-        <w:jc w:val="start"/>
-        <w:tblInd w:w="-15" w:type="dxa"/>
-        <w:shd w:fill="F0F0F0" w:val="clear"/>
-        <w:tblLayout w:type="fixed"/>
-        <w:tblCellMar>
-          <w:top w:w="270" w:type="dxa"/>
-          <w:start w:w="270" w:type="dxa"/>
-          <w:bottom w:w="270" w:type="dxa"/>
-          <w:end w:w="270" w:type="dxa"/>
-        </w:tblCellMar>
-      </w:tblPr>
-      <w:tblGrid>
-        <w:gridCol w:w="5698"/>
-      </w:tblGrid>
-      <w:tr>
-        <w:trPr/>
-        <w:tc>
-          <w:tcPr>
-            <w:tcW w:w="5698" w:type="dxa"/>
-            <w:tcBorders>
-              <w:top w:val="dashed" w:sz="12" w:space="0" w:color="929292"/>
-              <w:start w:val="dashed" w:sz="12" w:space="0" w:color="929292"/>
-              <w:bottom w:val="dashed" w:sz="12" w:space="0" w:color="929292"/>
-              <w:end w:val="dashed" w:sz="12" w:space="0" w:color="929292"/>
-            </w:tcBorders>
-            <w:shd w:fill="F0F0F0" w:val="clear"/>
-            <w:vAlign w:val="center"/>
-          </w:tcPr>
-          <w:p>
-            <w:pPr>
-              <w:pStyle w:val="TableContents"/>
-              <w:bidi w:val="0"/>
-              <w:spacing w:before="0" w:after="159"/>
-              <w:ind w:hanging="0" w:start="0" w:end="0"/>
-              <w:jc w:val="center"/>
-              <w:rPr>
-                <w:b/>
-              </w:rPr>
-            </w:pPr>
-            <w:r>
-              <w:rPr>
-                <w:b/>
-              </w:rPr>
-              <w:t>CURRENT SCREENSHOT NEEDED: Candidate image digest</w:t>
-            </w:r>
-          </w:p>
-        </w:tc>
-      </w:tr>
-    </w:tbl>
-    <w:p>
-      <w:pPr>
-        <w:pStyle w:val="BodyText"/>
-        <w:bidi w:val="0"/>
-        <w:jc w:val="start"/>
-        <w:rPr/>
-      </w:pPr>
-      <w:r>
-        <w:rPr/>
-        <w:t>An immutable digest identifies exactly which tested image is being promoted. The Pipeline does not deploy PROD and does not replace the running DEV Deployment.</w:t>
-      </w:r>
-    </w:p>
-    <w:tbl>
-      <w:tblPr>
-        <w:tblW w:w="8767" w:type="dxa"/>
+        <w:tblW w:w="5859" w:type="dxa"/>
         <w:jc w:val="start"/>
         <w:tblInd w:w="-37" w:type="dxa"/>
         <w:tblLayout w:type="fixed"/>
@@ -8665,7 +8047,7 @@
         </w:tblCellMar>
       </w:tblPr>
       <w:tblGrid>
-        <w:gridCol w:w="8767"/>
+        <w:gridCol w:w="5859"/>
       </w:tblGrid>
       <w:tr>
         <w:trPr>
@@ -8673,7 +8055,7 @@
         </w:trPr>
         <w:tc>
           <w:tcPr>
-            <w:tcW w:w="8767" w:type="dxa"/>
+            <w:tcW w:w="5859" w:type="dxa"/>
             <w:tcBorders>
               <w:start w:val="single" w:sz="30" w:space="0" w:color="3E8635"/>
             </w:tcBorders>
@@ -8697,25 +8079,248 @@
             </w:r>
             <w:r>
               <w:rPr/>
-              <w:t xml:space="preserve"> PipelineRun name, quality score, and the full GHCR </w:t>
-            </w:r>
-            <w:r>
-              <w:rPr>
-                <w:rStyle w:val="SourceText"/>
-              </w:rPr>
-              <w:t>@sha256:</w:t>
-            </w:r>
-            <w:r>
-              <w:rPr/>
-              <w:t xml:space="preserve"> reference.</w:t>
+              <w:t xml:space="preserve"> Record all of the following from your run:</w:t>
             </w:r>
           </w:p>
         </w:tc>
       </w:tr>
     </w:tbl>
+    <w:p>
+      <w:pPr>
+        <w:pStyle w:val="BodyText"/>
+        <w:numPr>
+          <w:ilvl w:val="0"/>
+          <w:numId w:val="14"/>
+        </w:numPr>
+        <w:tabs>
+          <w:tab w:val="clear" w:pos="1134"/>
+          <w:tab w:val="left" w:pos="709" w:leader="none"/>
+        </w:tabs>
+        <w:bidi w:val="0"/>
+        <w:spacing w:before="0" w:after="0"/>
+        <w:ind w:hanging="283" w:start="709"/>
+        <w:jc w:val="start"/>
+        <w:rPr/>
+      </w:pPr>
+      <w:r>
+        <w:rPr/>
+        <w:t>PipelineRun name;</w:t>
+      </w:r>
+    </w:p>
+    <w:p>
+      <w:pPr>
+        <w:pStyle w:val="BodyText"/>
+        <w:numPr>
+          <w:ilvl w:val="0"/>
+          <w:numId w:val="14"/>
+        </w:numPr>
+        <w:tabs>
+          <w:tab w:val="clear" w:pos="1134"/>
+          <w:tab w:val="left" w:pos="709" w:leader="none"/>
+        </w:tabs>
+        <w:bidi w:val="0"/>
+        <w:spacing w:before="0" w:after="0"/>
+        <w:ind w:hanging="283" w:start="709"/>
+        <w:jc w:val="start"/>
+        <w:rPr/>
+      </w:pPr>
+      <w:r>
+        <w:rPr/>
+        <w:t xml:space="preserve">task outcome: </w:t>
+      </w:r>
+      <w:r>
+        <w:rPr>
+          <w:rStyle w:val="Strong"/>
+        </w:rPr>
+        <w:t>seven tasks succeeded</w:t>
+      </w:r>
+      <w:r>
+        <w:rPr/>
+        <w:t>;</w:t>
+      </w:r>
+    </w:p>
+    <w:p>
+      <w:pPr>
+        <w:pStyle w:val="BodyText"/>
+        <w:numPr>
+          <w:ilvl w:val="0"/>
+          <w:numId w:val="14"/>
+        </w:numPr>
+        <w:tabs>
+          <w:tab w:val="clear" w:pos="1134"/>
+          <w:tab w:val="left" w:pos="709" w:leader="none"/>
+        </w:tabs>
+        <w:bidi w:val="0"/>
+        <w:spacing w:before="0" w:after="0"/>
+        <w:ind w:hanging="283" w:start="709"/>
+        <w:jc w:val="start"/>
+        <w:rPr/>
+      </w:pPr>
+      <w:r>
+        <w:rPr/>
+        <w:t xml:space="preserve">scenario count: </w:t>
+      </w:r>
+      <w:r>
+        <w:rPr>
+          <w:rStyle w:val="Strong"/>
+        </w:rPr>
+        <w:t>16</w:t>
+      </w:r>
+      <w:r>
+        <w:rPr/>
+        <w:t>;</w:t>
+      </w:r>
+    </w:p>
+    <w:p>
+      <w:pPr>
+        <w:pStyle w:val="BodyText"/>
+        <w:numPr>
+          <w:ilvl w:val="0"/>
+          <w:numId w:val="14"/>
+        </w:numPr>
+        <w:tabs>
+          <w:tab w:val="clear" w:pos="1134"/>
+          <w:tab w:val="left" w:pos="709" w:leader="none"/>
+        </w:tabs>
+        <w:bidi w:val="0"/>
+        <w:spacing w:before="0" w:after="0"/>
+        <w:ind w:hanging="283" w:start="709"/>
+        <w:jc w:val="start"/>
+        <w:rPr/>
+      </w:pPr>
+      <w:r>
+        <w:rPr/>
+        <w:t xml:space="preserve">quality status: </w:t>
+      </w:r>
+      <w:r>
+        <w:rPr>
+          <w:rStyle w:val="Strong"/>
+        </w:rPr>
+        <w:t>PASS</w:t>
+      </w:r>
+      <w:r>
+        <w:rPr/>
+        <w:t>;</w:t>
+      </w:r>
+    </w:p>
+    <w:p>
+      <w:pPr>
+        <w:pStyle w:val="BodyText"/>
+        <w:numPr>
+          <w:ilvl w:val="0"/>
+          <w:numId w:val="14"/>
+        </w:numPr>
+        <w:tabs>
+          <w:tab w:val="clear" w:pos="1134"/>
+          <w:tab w:val="left" w:pos="709" w:leader="none"/>
+        </w:tabs>
+        <w:bidi w:val="0"/>
+        <w:spacing w:before="0" w:after="0"/>
+        <w:ind w:hanging="283" w:start="709"/>
+        <w:jc w:val="start"/>
+        <w:rPr/>
+      </w:pPr>
+      <w:r>
+        <w:rPr/>
+        <w:t xml:space="preserve">score from your run (the validated reference score is </w:t>
+      </w:r>
+      <w:r>
+        <w:rPr>
+          <w:rStyle w:val="Strong"/>
+        </w:rPr>
+        <w:t>0.9559</w:t>
+      </w:r>
+      <w:r>
+        <w:rPr/>
+        <w:t>);</w:t>
+      </w:r>
+    </w:p>
+    <w:p>
+      <w:pPr>
+        <w:pStyle w:val="BodyText"/>
+        <w:numPr>
+          <w:ilvl w:val="0"/>
+          <w:numId w:val="14"/>
+        </w:numPr>
+        <w:tabs>
+          <w:tab w:val="clear" w:pos="1134"/>
+          <w:tab w:val="left" w:pos="709" w:leader="none"/>
+        </w:tabs>
+        <w:bidi w:val="0"/>
+        <w:spacing w:before="0" w:after="0"/>
+        <w:ind w:hanging="283" w:start="709"/>
+        <w:jc w:val="start"/>
+        <w:rPr/>
+      </w:pPr>
+      <w:r>
+        <w:rPr/>
+        <w:t xml:space="preserve">threshold: </w:t>
+      </w:r>
+      <w:r>
+        <w:rPr>
+          <w:rStyle w:val="Strong"/>
+        </w:rPr>
+        <w:t>0.90</w:t>
+      </w:r>
+      <w:r>
+        <w:rPr/>
+        <w:t>;</w:t>
+      </w:r>
+    </w:p>
+    <w:p>
+      <w:pPr>
+        <w:pStyle w:val="BodyText"/>
+        <w:numPr>
+          <w:ilvl w:val="0"/>
+          <w:numId w:val="14"/>
+        </w:numPr>
+        <w:tabs>
+          <w:tab w:val="clear" w:pos="1134"/>
+          <w:tab w:val="left" w:pos="709" w:leader="none"/>
+        </w:tabs>
+        <w:bidi w:val="0"/>
+        <w:ind w:hanging="283" w:start="709"/>
+        <w:jc w:val="start"/>
+        <w:rPr/>
+      </w:pPr>
+      <w:r>
+        <w:rPr/>
+        <w:t xml:space="preserve">the complete external </w:t>
+      </w:r>
+      <w:r>
+        <w:rPr>
+          <w:rStyle w:val="SourceText"/>
+        </w:rPr>
+        <w:t>PROMOTION_IMAGE_REFERENCE</w:t>
+      </w:r>
+      <w:r>
+        <w:rPr/>
+        <w:t xml:space="preserve">, beginning with </w:t>
+      </w:r>
+      <w:r>
+        <w:rPr>
+          <w:rStyle w:val="SourceText"/>
+        </w:rPr>
+        <w:t>ghcr.io/</w:t>
+      </w:r>
+      <w:r>
+        <w:rPr/>
+        <w:t xml:space="preserve"> and containing the full </w:t>
+      </w:r>
+      <w:r>
+        <w:rPr>
+          <w:rStyle w:val="SourceText"/>
+        </w:rPr>
+        <w:t>@sha256:</w:t>
+      </w:r>
+      <w:r>
+        <w:rPr/>
+        <w:t xml:space="preserve"> digest.</w:t>
+      </w:r>
+    </w:p>
     <w:tbl>
       <w:tblPr>
-        <w:tblW w:w="10089" w:type="dxa"/>
+        <w:tblW w:w="6754" w:type="dxa"/>
         <w:jc w:val="start"/>
         <w:tblInd w:w="-45" w:type="dxa"/>
         <w:tblLayout w:type="fixed"/>
@@ -8727,7 +8332,7 @@
         </w:tblCellMar>
       </w:tblPr>
       <w:tblGrid>
-        <w:gridCol w:w="10089"/>
+        <w:gridCol w:w="6754"/>
       </w:tblGrid>
       <w:tr>
         <w:trPr>
@@ -8735,7 +8340,7 @@
         </w:trPr>
         <w:tc>
           <w:tcPr>
-            <w:tcW w:w="10089" w:type="dxa"/>
+            <w:tcW w:w="6754" w:type="dxa"/>
             <w:tcBorders>
               <w:start w:val="single" w:sz="36" w:space="0" w:color="C9190B"/>
             </w:tcBorders>
@@ -8794,7 +8399,7 @@
     </w:p>
     <w:tbl>
       <w:tblPr>
-        <w:tblW w:w="10089" w:type="dxa"/>
+        <w:tblW w:w="6754" w:type="dxa"/>
         <w:jc w:val="start"/>
         <w:tblInd w:w="-45" w:type="dxa"/>
         <w:tblLayout w:type="fixed"/>
@@ -8806,7 +8411,7 @@
         </w:tblCellMar>
       </w:tblPr>
       <w:tblGrid>
-        <w:gridCol w:w="10089"/>
+        <w:gridCol w:w="6754"/>
       </w:tblGrid>
       <w:tr>
         <w:trPr>
@@ -8814,7 +8419,7 @@
         </w:trPr>
         <w:tc>
           <w:tcPr>
-            <w:tcW w:w="10089" w:type="dxa"/>
+            <w:tcW w:w="6754" w:type="dxa"/>
             <w:tcBorders>
               <w:start w:val="single" w:sz="36" w:space="0" w:color="0066CC"/>
             </w:tcBorders>
@@ -8846,7 +8451,7 @@
     </w:tbl>
     <w:tbl>
       <w:tblPr>
-        <w:tblW w:w="10089" w:type="dxa"/>
+        <w:tblW w:w="6754" w:type="dxa"/>
         <w:jc w:val="start"/>
         <w:tblInd w:w="-45" w:type="dxa"/>
         <w:tblLayout w:type="fixed"/>
@@ -8858,7 +8463,7 @@
         </w:tblCellMar>
       </w:tblPr>
       <w:tblGrid>
-        <w:gridCol w:w="10089"/>
+        <w:gridCol w:w="6754"/>
       </w:tblGrid>
       <w:tr>
         <w:trPr>
@@ -8866,7 +8471,7 @@
         </w:trPr>
         <w:tc>
           <w:tcPr>
-            <w:tcW w:w="10089" w:type="dxa"/>
+            <w:tcW w:w="6754" w:type="dxa"/>
             <w:tcBorders>
               <w:start w:val="single" w:sz="36" w:space="0" w:color="0066CC"/>
             </w:tcBorders>
@@ -8980,12 +8585,24 @@
           <w:rStyle w:val="SourceText"/>
           <w:color w:val="F0F0F0"/>
         </w:rPr>
-        <w:t>make verify-demo-baseline PIPELINERUN=&lt;pipelinerun-name&gt;</w:t>
+        <w:t>make verify-demo-baseline PIPELINERUN=packmate-ci-example</w:t>
+      </w:r>
+    </w:p>
+    <w:p>
+      <w:pPr>
+        <w:pStyle w:val="BodyText"/>
+        <w:bidi w:val="0"/>
+        <w:jc w:val="start"/>
+        <w:rPr/>
+      </w:pPr>
+      <w:r>
+        <w:rPr/>
+        <w:t>The PipelineRun name above is an example. Substitute the actual name you recorded in Module 7.</w:t>
       </w:r>
     </w:p>
     <w:tbl>
       <w:tblPr>
-        <w:tblW w:w="7659" w:type="dxa"/>
+        <w:tblW w:w="6754" w:type="dxa"/>
         <w:jc w:val="start"/>
         <w:tblInd w:w="-37" w:type="dxa"/>
         <w:tblLayout w:type="fixed"/>
@@ -8997,7 +8614,7 @@
         </w:tblCellMar>
       </w:tblPr>
       <w:tblGrid>
-        <w:gridCol w:w="7659"/>
+        <w:gridCol w:w="6754"/>
       </w:tblGrid>
       <w:tr>
         <w:trPr>
@@ -9005,7 +8622,7 @@
         </w:trPr>
         <w:tc>
           <w:tcPr>
-            <w:tcW w:w="7659" w:type="dxa"/>
+            <w:tcW w:w="6754" w:type="dxa"/>
             <w:tcBorders>
               <w:start w:val="single" w:sz="30" w:space="0" w:color="3E8635"/>
             </w:tcBorders>
@@ -9063,7 +8680,7 @@
       </w:pPr>
       <w:r>
         <w:rPr/>
-        <w:t>Replace the placeholder with the PipelineRun name from Module 7:</w:t>
+        <w:t>Use the same substitution for the promotion command:</w:t>
       </w:r>
     </w:p>
     <w:p>
@@ -9113,7 +8730,25 @@
           <w:rStyle w:val="SourceText"/>
           <w:color w:val="F0F0F0"/>
         </w:rPr>
-        <w:t>make promote PIPELINERUN=&lt;pipelinerun-name&gt;</w:t>
+        <w:t>make promote PIPELINERUN=packmate-ci-example</w:t>
+      </w:r>
+    </w:p>
+    <w:p>
+      <w:pPr>
+        <w:pStyle w:val="BodyText"/>
+        <w:bidi w:val="0"/>
+        <w:jc w:val="start"/>
+        <w:rPr/>
+      </w:pPr>
+      <w:r>
+        <w:rPr>
+          <w:rStyle w:val="SourceText"/>
+        </w:rPr>
+        <w:t>packmate-ci-example</w:t>
+      </w:r>
+      <w:r>
+        <w:rPr/>
+        <w:t xml:space="preserve"> demonstrates the format only; it is not participant evidence and must be replaced with your actual PipelineRun name.</w:t>
       </w:r>
     </w:p>
     <w:p>
@@ -9133,7 +8768,7 @@
         <w:pStyle w:val="BodyText"/>
         <w:numPr>
           <w:ilvl w:val="0"/>
-          <w:numId w:val="16"/>
+          <w:numId w:val="15"/>
         </w:numPr>
         <w:tabs>
           <w:tab w:val="clear" w:pos="1134"/>
@@ -9155,7 +8790,7 @@
         <w:pStyle w:val="BodyText"/>
         <w:numPr>
           <w:ilvl w:val="0"/>
-          <w:numId w:val="16"/>
+          <w:numId w:val="15"/>
         </w:numPr>
         <w:tabs>
           <w:tab w:val="clear" w:pos="1134"/>
@@ -9177,7 +8812,7 @@
         <w:pStyle w:val="BodyText"/>
         <w:numPr>
           <w:ilvl w:val="0"/>
-          <w:numId w:val="16"/>
+          <w:numId w:val="15"/>
         </w:numPr>
         <w:tabs>
           <w:tab w:val="clear" w:pos="1134"/>
@@ -9209,7 +8844,7 @@
         <w:pStyle w:val="BodyText"/>
         <w:numPr>
           <w:ilvl w:val="0"/>
-          <w:numId w:val="16"/>
+          <w:numId w:val="15"/>
         </w:numPr>
         <w:tabs>
           <w:tab w:val="clear" w:pos="1134"/>
@@ -9231,7 +8866,7 @@
         <w:pStyle w:val="BodyText"/>
         <w:numPr>
           <w:ilvl w:val="0"/>
-          <w:numId w:val="16"/>
+          <w:numId w:val="15"/>
         </w:numPr>
         <w:tabs>
           <w:tab w:val="clear" w:pos="1134"/>
@@ -9263,7 +8898,7 @@
         <w:pStyle w:val="BodyText"/>
         <w:numPr>
           <w:ilvl w:val="0"/>
-          <w:numId w:val="16"/>
+          <w:numId w:val="15"/>
         </w:numPr>
         <w:tabs>
           <w:tab w:val="clear" w:pos="1134"/>
@@ -9290,9 +8925,9 @@
         <w:rPr/>
         <w:drawing>
           <wp:inline distT="0" distB="0" distL="0" distR="0">
-            <wp:extent cx="6406515" cy="10477500"/>
+            <wp:extent cx="4288790" cy="3276159"/>
             <wp:effectExtent l="0" t="0" r="0" b="0"/>
-            <wp:docPr id="14" name="Image14" title="Live validation promotion pull request in the participant fork: merged, one commit, one changed PROD overlay file."/>
+            <wp:docPr id="10" name="Image10" title="Live validation promotion pull request in the participant fork: merged, one commit, one changed PROD overlay file."/>
             <wp:cNvGraphicFramePr>
               <a:graphicFrameLocks xmlns:a="http://schemas.openxmlformats.org/drawingml/2006/main" noChangeAspect="1"/>
             </wp:cNvGraphicFramePr>
@@ -9300,13 +8935,13 @@
               <a:graphicData uri="http://schemas.openxmlformats.org/drawingml/2006/picture">
                 <pic:pic xmlns:pic="http://schemas.openxmlformats.org/drawingml/2006/picture">
                   <pic:nvPicPr>
-                    <pic:cNvPr id="14" name="Image14" title="Live validation promotion pull request in the participant fork: merged, one commit, one changed PROD overlay file."/>
+                    <pic:cNvPr id="10" name="Image10" title="Live validation promotion pull request in the participant fork: merged, one commit, one changed PROD overlay file."/>
                     <pic:cNvPicPr>
                       <a:picLocks noChangeAspect="1" noChangeArrowheads="1"/>
                     </pic:cNvPicPr>
                   </pic:nvPicPr>
                   <pic:blipFill>
-                    <a:blip r:embed="rId15"/>
+                    <a:blip r:embed="rId11"/>
                     <a:srcRect l="-73" t="-96" r="-73" b="-96"/>
                     <a:stretch>
                       <a:fillRect/>
@@ -9315,7 +8950,7 @@
                   <pic:spPr bwMode="auto">
                     <a:xfrm>
                       <a:off x="0" y="0"/>
-                      <a:ext cx="6406515" cy="10477500"/>
+                      <a:ext cx="4288790" cy="3276159"/>
                     </a:xfrm>
                     <a:prstGeom prst="rect">
                       <a:avLst/>
@@ -9374,7 +9009,7 @@
         <w:pStyle w:val="BodyText"/>
         <w:numPr>
           <w:ilvl w:val="0"/>
-          <w:numId w:val="17"/>
+          <w:numId w:val="16"/>
         </w:numPr>
         <w:tabs>
           <w:tab w:val="clear" w:pos="1134"/>
@@ -9396,7 +9031,7 @@
         <w:pStyle w:val="BodyText"/>
         <w:numPr>
           <w:ilvl w:val="0"/>
-          <w:numId w:val="17"/>
+          <w:numId w:val="16"/>
         </w:numPr>
         <w:tabs>
           <w:tab w:val="clear" w:pos="1134"/>
@@ -9418,7 +9053,7 @@
         <w:pStyle w:val="BodyText"/>
         <w:numPr>
           <w:ilvl w:val="0"/>
-          <w:numId w:val="17"/>
+          <w:numId w:val="16"/>
         </w:numPr>
         <w:tabs>
           <w:tab w:val="clear" w:pos="1134"/>
@@ -9440,7 +9075,7 @@
         <w:pStyle w:val="BodyText"/>
         <w:numPr>
           <w:ilvl w:val="0"/>
-          <w:numId w:val="17"/>
+          <w:numId w:val="16"/>
         </w:numPr>
         <w:tabs>
           <w:tab w:val="clear" w:pos="1134"/>
@@ -9500,7 +9135,7 @@
     </w:p>
     <w:tbl>
       <w:tblPr>
-        <w:tblW w:w="10089" w:type="dxa"/>
+        <w:tblW w:w="6754" w:type="dxa"/>
         <w:jc w:val="start"/>
         <w:tblInd w:w="-37" w:type="dxa"/>
         <w:tblLayout w:type="fixed"/>
@@ -9512,7 +9147,7 @@
         </w:tblCellMar>
       </w:tblPr>
       <w:tblGrid>
-        <w:gridCol w:w="10089"/>
+        <w:gridCol w:w="6754"/>
       </w:tblGrid>
       <w:tr>
         <w:trPr>
@@ -9520,7 +9155,7 @@
         </w:trPr>
         <w:tc>
           <w:tcPr>
-            <w:tcW w:w="10089" w:type="dxa"/>
+            <w:tcW w:w="6754" w:type="dxa"/>
             <w:tcBorders>
               <w:start w:val="single" w:sz="30" w:space="0" w:color="3E8635"/>
             </w:tcBorders>
@@ -9552,7 +9187,7 @@
     </w:tbl>
     <w:tbl>
       <w:tblPr>
-        <w:tblW w:w="10089" w:type="dxa"/>
+        <w:tblW w:w="6754" w:type="dxa"/>
         <w:jc w:val="start"/>
         <w:tblInd w:w="-45" w:type="dxa"/>
         <w:tblLayout w:type="fixed"/>
@@ -9564,7 +9199,7 @@
         </w:tblCellMar>
       </w:tblPr>
       <w:tblGrid>
-        <w:gridCol w:w="10089"/>
+        <w:gridCol w:w="6754"/>
       </w:tblGrid>
       <w:tr>
         <w:trPr>
@@ -9572,7 +9207,7 @@
         </w:trPr>
         <w:tc>
           <w:tcPr>
-            <w:tcW w:w="10089" w:type="dxa"/>
+            <w:tcW w:w="6754" w:type="dxa"/>
             <w:tcBorders>
               <w:start w:val="single" w:sz="36" w:space="0" w:color="C9190B"/>
             </w:tcBorders>
@@ -9661,7 +9296,7 @@
     </w:p>
     <w:tbl>
       <w:tblPr>
-        <w:tblW w:w="10089" w:type="dxa"/>
+        <w:tblW w:w="6754" w:type="dxa"/>
         <w:jc w:val="start"/>
         <w:tblInd w:w="-45" w:type="dxa"/>
         <w:tblLayout w:type="fixed"/>
@@ -9673,7 +9308,7 @@
         </w:tblCellMar>
       </w:tblPr>
       <w:tblGrid>
-        <w:gridCol w:w="10089"/>
+        <w:gridCol w:w="6754"/>
       </w:tblGrid>
       <w:tr>
         <w:trPr>
@@ -9681,7 +9316,7 @@
         </w:trPr>
         <w:tc>
           <w:tcPr>
-            <w:tcW w:w="10089" w:type="dxa"/>
+            <w:tcW w:w="6754" w:type="dxa"/>
             <w:tcBorders>
               <w:start w:val="single" w:sz="36" w:space="0" w:color="0066CC"/>
             </w:tcBorders>
@@ -9723,7 +9358,7 @@
     </w:tbl>
     <w:tbl>
       <w:tblPr>
-        <w:tblW w:w="10089" w:type="dxa"/>
+        <w:tblW w:w="6754" w:type="dxa"/>
         <w:jc w:val="start"/>
         <w:tblInd w:w="-45" w:type="dxa"/>
         <w:tblLayout w:type="fixed"/>
@@ -9735,7 +9370,7 @@
         </w:tblCellMar>
       </w:tblPr>
       <w:tblGrid>
-        <w:gridCol w:w="10089"/>
+        <w:gridCol w:w="6754"/>
       </w:tblGrid>
       <w:tr>
         <w:trPr>
@@ -9743,7 +9378,7 @@
         </w:trPr>
         <w:tc>
           <w:tcPr>
-            <w:tcW w:w="10089" w:type="dxa"/>
+            <w:tcW w:w="6754" w:type="dxa"/>
             <w:tcBorders>
               <w:start w:val="single" w:sz="36" w:space="0" w:color="0066CC"/>
             </w:tcBorders>
@@ -9797,7 +9432,7 @@
         <w:pStyle w:val="BodyText"/>
         <w:numPr>
           <w:ilvl w:val="0"/>
-          <w:numId w:val="18"/>
+          <w:numId w:val="17"/>
         </w:numPr>
         <w:tabs>
           <w:tab w:val="clear" w:pos="1134"/>
@@ -9819,7 +9454,7 @@
         <w:pStyle w:val="BodyText"/>
         <w:numPr>
           <w:ilvl w:val="0"/>
-          <w:numId w:val="18"/>
+          <w:numId w:val="17"/>
         </w:numPr>
         <w:tabs>
           <w:tab w:val="clear" w:pos="1134"/>
@@ -9851,7 +9486,7 @@
         <w:pStyle w:val="BodyText"/>
         <w:numPr>
           <w:ilvl w:val="0"/>
-          <w:numId w:val="18"/>
+          <w:numId w:val="17"/>
         </w:numPr>
         <w:tabs>
           <w:tab w:val="clear" w:pos="1134"/>
@@ -9873,7 +9508,7 @@
         <w:pStyle w:val="BodyText"/>
         <w:numPr>
           <w:ilvl w:val="0"/>
-          <w:numId w:val="18"/>
+          <w:numId w:val="17"/>
         </w:numPr>
         <w:tabs>
           <w:tab w:val="clear" w:pos="1134"/>
@@ -9910,9 +9545,9 @@
         <w:rPr/>
         <w:drawing>
           <wp:inline distT="0" distB="0" distL="0" distR="0">
-            <wp:extent cx="6406515" cy="2476500"/>
+            <wp:extent cx="4288790" cy="2896326"/>
             <wp:effectExtent l="0" t="0" r="0" b="0"/>
-            <wp:docPr id="15" name="Image15" title="Argo CD login page with Log in via OpenShift as the required sign-in path."/>
+            <wp:docPr id="11" name="Image11" title="Argo CD login page with Log in via OpenShift as the required sign-in path."/>
             <wp:cNvGraphicFramePr>
               <a:graphicFrameLocks xmlns:a="http://schemas.openxmlformats.org/drawingml/2006/main" noChangeAspect="1"/>
             </wp:cNvGraphicFramePr>
@@ -9920,13 +9555,13 @@
               <a:graphicData uri="http://schemas.openxmlformats.org/drawingml/2006/picture">
                 <pic:pic xmlns:pic="http://schemas.openxmlformats.org/drawingml/2006/picture">
                   <pic:nvPicPr>
-                    <pic:cNvPr id="15" name="Image15" title="Argo CD login page with Log in via OpenShift as the required sign-in path."/>
+                    <pic:cNvPr id="11" name="Image11" title="Argo CD login page with Log in via OpenShift as the required sign-in path."/>
                     <pic:cNvPicPr>
                       <a:picLocks noChangeAspect="1" noChangeArrowheads="1"/>
                     </pic:cNvPicPr>
                   </pic:nvPicPr>
                   <pic:blipFill>
-                    <a:blip r:embed="rId16"/>
+                    <a:blip r:embed="rId12"/>
                     <a:srcRect l="-275" t="-407" r="-275" b="-407"/>
                     <a:stretch>
                       <a:fillRect/>
@@ -9935,7 +9570,7 @@
                   <pic:spPr bwMode="auto">
                     <a:xfrm>
                       <a:off x="0" y="0"/>
-                      <a:ext cx="6406515" cy="2476500"/>
+                      <a:ext cx="4288790" cy="2896326"/>
                     </a:xfrm>
                     <a:prstGeom prst="rect">
                       <a:avLst/>
@@ -10023,59 +9658,7 @@
     </w:p>
     <w:tbl>
       <w:tblPr>
-        <w:tblW w:w="5373" w:type="dxa"/>
-        <w:jc w:val="start"/>
-        <w:tblInd w:w="-15" w:type="dxa"/>
-        <w:shd w:fill="F0F0F0" w:val="clear"/>
-        <w:tblLayout w:type="fixed"/>
-        <w:tblCellMar>
-          <w:top w:w="270" w:type="dxa"/>
-          <w:start w:w="270" w:type="dxa"/>
-          <w:bottom w:w="270" w:type="dxa"/>
-          <w:end w:w="270" w:type="dxa"/>
-        </w:tblCellMar>
-      </w:tblPr>
-      <w:tblGrid>
-        <w:gridCol w:w="5373"/>
-      </w:tblGrid>
-      <w:tr>
-        <w:trPr/>
-        <w:tc>
-          <w:tcPr>
-            <w:tcW w:w="5373" w:type="dxa"/>
-            <w:tcBorders>
-              <w:top w:val="dashed" w:sz="12" w:space="0" w:color="929292"/>
-              <w:start w:val="dashed" w:sz="12" w:space="0" w:color="929292"/>
-              <w:bottom w:val="dashed" w:sz="12" w:space="0" w:color="929292"/>
-              <w:end w:val="dashed" w:sz="12" w:space="0" w:color="929292"/>
-            </w:tcBorders>
-            <w:shd w:fill="F0F0F0" w:val="clear"/>
-            <w:vAlign w:val="center"/>
-          </w:tcPr>
-          <w:p>
-            <w:pPr>
-              <w:pStyle w:val="TableContents"/>
-              <w:bidi w:val="0"/>
-              <w:spacing w:before="0" w:after="159"/>
-              <w:ind w:hanging="0" w:start="0" w:end="0"/>
-              <w:jc w:val="center"/>
-              <w:rPr>
-                <w:b/>
-              </w:rPr>
-            </w:pPr>
-            <w:r>
-              <w:rPr>
-                <w:b/>
-              </w:rPr>
-              <w:t>CURRENT SCREENSHOT NEEDED: Argo CD OutOfSync</w:t>
-            </w:r>
-          </w:p>
-        </w:tc>
-      </w:tr>
-    </w:tbl>
-    <w:tbl>
-      <w:tblPr>
-        <w:tblW w:w="10070" w:type="dxa"/>
+        <w:tblW w:w="6754" w:type="dxa"/>
         <w:jc w:val="start"/>
         <w:tblInd w:w="-37" w:type="dxa"/>
         <w:tblLayout w:type="fixed"/>
@@ -10087,7 +9670,7 @@
         </w:tblCellMar>
       </w:tblPr>
       <w:tblGrid>
-        <w:gridCol w:w="10070"/>
+        <w:gridCol w:w="6754"/>
       </w:tblGrid>
       <w:tr>
         <w:trPr>
@@ -10095,7 +9678,7 @@
         </w:trPr>
         <w:tc>
           <w:tcPr>
-            <w:tcW w:w="10070" w:type="dxa"/>
+            <w:tcW w:w="6754" w:type="dxa"/>
             <w:tcBorders>
               <w:start w:val="single" w:sz="30" w:space="0" w:color="3E8635"/>
             </w:tcBorders>
@@ -10149,7 +9732,7 @@
         <w:pStyle w:val="BodyText"/>
         <w:numPr>
           <w:ilvl w:val="0"/>
-          <w:numId w:val="19"/>
+          <w:numId w:val="18"/>
         </w:numPr>
         <w:tabs>
           <w:tab w:val="clear" w:pos="1134"/>
@@ -10181,7 +9764,7 @@
         <w:pStyle w:val="BodyText"/>
         <w:numPr>
           <w:ilvl w:val="0"/>
-          <w:numId w:val="19"/>
+          <w:numId w:val="18"/>
         </w:numPr>
         <w:tabs>
           <w:tab w:val="clear" w:pos="1134"/>
@@ -10213,7 +9796,7 @@
         <w:pStyle w:val="BodyText"/>
         <w:numPr>
           <w:ilvl w:val="0"/>
-          <w:numId w:val="19"/>
+          <w:numId w:val="18"/>
         </w:numPr>
         <w:tabs>
           <w:tab w:val="clear" w:pos="1134"/>
@@ -10235,7 +9818,7 @@
         <w:pStyle w:val="BodyText"/>
         <w:numPr>
           <w:ilvl w:val="0"/>
-          <w:numId w:val="19"/>
+          <w:numId w:val="18"/>
         </w:numPr>
         <w:tabs>
           <w:tab w:val="clear" w:pos="1134"/>
@@ -10271,58 +9854,6 @@
         <w:t>.</w:t>
       </w:r>
     </w:p>
-    <w:tbl>
-      <w:tblPr>
-        <w:tblW w:w="6206" w:type="dxa"/>
-        <w:jc w:val="start"/>
-        <w:tblInd w:w="-15" w:type="dxa"/>
-        <w:shd w:fill="F0F0F0" w:val="clear"/>
-        <w:tblLayout w:type="fixed"/>
-        <w:tblCellMar>
-          <w:top w:w="270" w:type="dxa"/>
-          <w:start w:w="270" w:type="dxa"/>
-          <w:bottom w:w="270" w:type="dxa"/>
-          <w:end w:w="270" w:type="dxa"/>
-        </w:tblCellMar>
-      </w:tblPr>
-      <w:tblGrid>
-        <w:gridCol w:w="6206"/>
-      </w:tblGrid>
-      <w:tr>
-        <w:trPr/>
-        <w:tc>
-          <w:tcPr>
-            <w:tcW w:w="6206" w:type="dxa"/>
-            <w:tcBorders>
-              <w:top w:val="dashed" w:sz="12" w:space="0" w:color="929292"/>
-              <w:start w:val="dashed" w:sz="12" w:space="0" w:color="929292"/>
-              <w:bottom w:val="dashed" w:sz="12" w:space="0" w:color="929292"/>
-              <w:end w:val="dashed" w:sz="12" w:space="0" w:color="929292"/>
-            </w:tcBorders>
-            <w:shd w:fill="F0F0F0" w:val="clear"/>
-            <w:vAlign w:val="center"/>
-          </w:tcPr>
-          <w:p>
-            <w:pPr>
-              <w:pStyle w:val="TableContents"/>
-              <w:bidi w:val="0"/>
-              <w:spacing w:before="0" w:after="159"/>
-              <w:ind w:hanging="0" w:start="0" w:end="0"/>
-              <w:jc w:val="center"/>
-              <w:rPr>
-                <w:b/>
-              </w:rPr>
-            </w:pPr>
-            <w:r>
-              <w:rPr>
-                <w:b/>
-              </w:rPr>
-              <w:t>CURRENT SCREENSHOT NEEDED: Argo CD Synced and Healthy</w:t>
-            </w:r>
-          </w:p>
-        </w:tc>
-      </w:tr>
-    </w:tbl>
     <w:p>
       <w:pPr>
         <w:pStyle w:val="BodyText"/>
@@ -10446,9 +9977,9 @@
         <w:rPr/>
         <w:drawing>
           <wp:inline distT="0" distB="0" distL="0" distR="0">
-            <wp:extent cx="6406515" cy="6667500"/>
+            <wp:extent cx="3349677" cy="4400000"/>
             <wp:effectExtent l="0" t="0" r="0" b="0"/>
-            <wp:docPr id="16" name="Image16" title="Accepted frontend and MCP Routes in the packmate-prod project."/>
+            <wp:docPr id="12" name="Image12" title="Current live PROD response after Argo CD Sync, showing Rome weather and the structured packing report."/>
             <wp:cNvGraphicFramePr>
               <a:graphicFrameLocks xmlns:a="http://schemas.openxmlformats.org/drawingml/2006/main" noChangeAspect="1"/>
             </wp:cNvGraphicFramePr>
@@ -10456,64 +9987,13 @@
               <a:graphicData uri="http://schemas.openxmlformats.org/drawingml/2006/picture">
                 <pic:pic xmlns:pic="http://schemas.openxmlformats.org/drawingml/2006/picture">
                   <pic:nvPicPr>
-                    <pic:cNvPr id="16" name="Image16" title="Accepted frontend and MCP Routes in the packmate-prod project."/>
+                    <pic:cNvPr id="12" name="Image12" title="Current live PROD response after Argo CD Sync, showing Rome weather and the structured packing report."/>
                     <pic:cNvPicPr>
                       <a:picLocks noChangeAspect="1" noChangeArrowheads="1"/>
                     </pic:cNvPicPr>
                   </pic:nvPicPr>
                   <pic:blipFill>
-                    <a:blip r:embed="rId17"/>
-                    <a:srcRect l="-69" t="-151" r="-69" b="-151"/>
-                    <a:stretch>
-                      <a:fillRect/>
-                    </a:stretch>
-                  </pic:blipFill>
-                  <pic:spPr bwMode="auto">
-                    <a:xfrm>
-                      <a:off x="0" y="0"/>
-                      <a:ext cx="6406515" cy="6667500"/>
-                    </a:xfrm>
-                    <a:prstGeom prst="rect">
-                      <a:avLst/>
-                    </a:prstGeom>
-                    <a:noFill/>
-                    <a:ln>
-                      <a:solidFill>
-                        <a:srgbClr val="D2D2D2"/>
-                      </a:solidFill>
-                    </a:ln>
-                  </pic:spPr>
-                </pic:pic>
-              </a:graphicData>
-            </a:graphic>
-          </wp:inline>
-        </w:drawing>
-      </w:r>
-      <w:r>
-        <w:rPr/>
-        <w:t xml:space="preserve">Accepted frontend and MCP Routes in the packmate-prod project. </w:t>
-      </w:r>
-      <w:r>
-        <w:rPr/>
-        <w:drawing>
-          <wp:inline distT="0" distB="0" distL="0" distR="0">
-            <wp:extent cx="6406515" cy="14763750"/>
-            <wp:effectExtent l="0" t="0" r="0" b="0"/>
-            <wp:docPr id="17" name="Image17" title="Current live PROD response after Argo CD Sync, showing Rome weather and the structured packing report."/>
-            <wp:cNvGraphicFramePr>
-              <a:graphicFrameLocks xmlns:a="http://schemas.openxmlformats.org/drawingml/2006/main" noChangeAspect="1"/>
-            </wp:cNvGraphicFramePr>
-            <a:graphic xmlns:a="http://schemas.openxmlformats.org/drawingml/2006/main">
-              <a:graphicData uri="http://schemas.openxmlformats.org/drawingml/2006/picture">
-                <pic:pic xmlns:pic="http://schemas.openxmlformats.org/drawingml/2006/picture">
-                  <pic:nvPicPr>
-                    <pic:cNvPr id="17" name="Image17" title="Current live PROD response after Argo CD Sync, showing Rome weather and the structured packing report."/>
-                    <pic:cNvPicPr>
-                      <a:picLocks noChangeAspect="1" noChangeArrowheads="1"/>
-                    </pic:cNvPicPr>
-                  </pic:nvPicPr>
-                  <pic:blipFill>
-                    <a:blip r:embed="rId18"/>
+                    <a:blip r:embed="rId13"/>
                     <a:srcRect l="-90" t="-68" r="-90" b="-68"/>
                     <a:stretch>
                       <a:fillRect/>
@@ -10522,7 +10002,7 @@
                   <pic:spPr bwMode="auto">
                     <a:xfrm>
                       <a:off x="0" y="0"/>
-                      <a:ext cx="6406515" cy="14763750"/>
+                      <a:ext cx="3349677" cy="4400000"/>
                     </a:xfrm>
                     <a:prstGeom prst="rect">
                       <a:avLst/>
@@ -10598,7 +10078,7 @@
         <w:pStyle w:val="BodyText"/>
         <w:numPr>
           <w:ilvl w:val="0"/>
-          <w:numId w:val="20"/>
+          <w:numId w:val="19"/>
         </w:numPr>
         <w:tabs>
           <w:tab w:val="clear" w:pos="1134"/>
@@ -10636,7 +10116,7 @@
         <w:pStyle w:val="BodyText"/>
         <w:numPr>
           <w:ilvl w:val="0"/>
-          <w:numId w:val="20"/>
+          <w:numId w:val="19"/>
         </w:numPr>
         <w:tabs>
           <w:tab w:val="clear" w:pos="1134"/>
@@ -10668,7 +10148,7 @@
         <w:pStyle w:val="BodyText"/>
         <w:numPr>
           <w:ilvl w:val="0"/>
-          <w:numId w:val="20"/>
+          <w:numId w:val="19"/>
         </w:numPr>
         <w:tabs>
           <w:tab w:val="clear" w:pos="1134"/>
@@ -10690,7 +10170,7 @@
         <w:pStyle w:val="BodyText"/>
         <w:numPr>
           <w:ilvl w:val="0"/>
-          <w:numId w:val="20"/>
+          <w:numId w:val="19"/>
         </w:numPr>
         <w:tabs>
           <w:tab w:val="clear" w:pos="1134"/>
@@ -10714,7 +10194,7 @@
     </w:p>
     <w:tbl>
       <w:tblPr>
-        <w:tblW w:w="10089" w:type="dxa"/>
+        <w:tblW w:w="6754" w:type="dxa"/>
         <w:jc w:val="start"/>
         <w:tblInd w:w="-37" w:type="dxa"/>
         <w:tblLayout w:type="fixed"/>
@@ -10726,7 +10206,7 @@
         </w:tblCellMar>
       </w:tblPr>
       <w:tblGrid>
-        <w:gridCol w:w="10089"/>
+        <w:gridCol w:w="6754"/>
       </w:tblGrid>
       <w:tr>
         <w:trPr>
@@ -10734,7 +10214,7 @@
         </w:trPr>
         <w:tc>
           <w:tcPr>
-            <w:tcW w:w="10089" w:type="dxa"/>
+            <w:tcW w:w="6754" w:type="dxa"/>
             <w:tcBorders>
               <w:start w:val="single" w:sz="30" w:space="0" w:color="3E8635"/>
             </w:tcBorders>
@@ -10815,7 +10295,7 @@
         <w:pStyle w:val="BodyText"/>
         <w:numPr>
           <w:ilvl w:val="0"/>
-          <w:numId w:val="21"/>
+          <w:numId w:val="20"/>
         </w:numPr>
         <w:tabs>
           <w:tab w:val="clear" w:pos="1134"/>
@@ -10837,7 +10317,7 @@
         <w:pStyle w:val="BodyText"/>
         <w:numPr>
           <w:ilvl w:val="0"/>
-          <w:numId w:val="21"/>
+          <w:numId w:val="20"/>
         </w:numPr>
         <w:tabs>
           <w:tab w:val="clear" w:pos="1134"/>
@@ -10859,7 +10339,7 @@
         <w:pStyle w:val="BodyText"/>
         <w:numPr>
           <w:ilvl w:val="0"/>
-          <w:numId w:val="21"/>
+          <w:numId w:val="20"/>
         </w:numPr>
         <w:tabs>
           <w:tab w:val="clear" w:pos="1134"/>
@@ -10881,7 +10361,7 @@
         <w:pStyle w:val="BodyText"/>
         <w:numPr>
           <w:ilvl w:val="0"/>
-          <w:numId w:val="21"/>
+          <w:numId w:val="20"/>
         </w:numPr>
         <w:tabs>
           <w:tab w:val="clear" w:pos="1134"/>
@@ -10903,7 +10383,7 @@
         <w:pStyle w:val="BodyText"/>
         <w:numPr>
           <w:ilvl w:val="0"/>
-          <w:numId w:val="21"/>
+          <w:numId w:val="20"/>
         </w:numPr>
         <w:tabs>
           <w:tab w:val="clear" w:pos="1134"/>
@@ -10925,7 +10405,7 @@
         <w:pStyle w:val="BodyText"/>
         <w:numPr>
           <w:ilvl w:val="0"/>
-          <w:numId w:val="21"/>
+          <w:numId w:val="20"/>
         </w:numPr>
         <w:tabs>
           <w:tab w:val="clear" w:pos="1134"/>
@@ -10947,7 +10427,7 @@
         <w:pStyle w:val="BodyText"/>
         <w:numPr>
           <w:ilvl w:val="0"/>
-          <w:numId w:val="21"/>
+          <w:numId w:val="20"/>
         </w:numPr>
         <w:tabs>
           <w:tab w:val="clear" w:pos="1134"/>
@@ -10969,7 +10449,7 @@
         <w:pStyle w:val="BodyText"/>
         <w:numPr>
           <w:ilvl w:val="0"/>
-          <w:numId w:val="21"/>
+          <w:numId w:val="20"/>
         </w:numPr>
         <w:tabs>
           <w:tab w:val="clear" w:pos="1134"/>
@@ -10991,7 +10471,7 @@
         <w:pStyle w:val="BodyText"/>
         <w:numPr>
           <w:ilvl w:val="0"/>
-          <w:numId w:val="21"/>
+          <w:numId w:val="20"/>
         </w:numPr>
         <w:tabs>
           <w:tab w:val="clear" w:pos="1134"/>
@@ -11043,9 +10523,1373 @@
         <w:t>APPENDIX A — Participant troubleshooting</w:t>
       </w:r>
     </w:p>
+    <w:p>
+      <w:pPr>
+        <w:pStyle w:val="Heading2"/>
+        <w:keepNext w:val="true"/>
+        <w:bidi w:val="0"/>
+        <w:spacing w:lineRule="auto" w:line="288" w:before="375" w:after="135"/>
+        <w:ind w:hanging="0" w:start="772" w:end="772"/>
+        <w:jc w:val="start"/>
+        <w:rPr>
+          <w:sz w:val="29"/>
+        </w:rPr>
+      </w:pPr>
+      <w:r>
+        <w:rPr>
+          <w:sz w:val="29"/>
+        </w:rPr>
+        <w:t>A.1 Canonical repository promotion is blocked</w:t>
+      </w:r>
+    </w:p>
+    <w:p>
+      <w:pPr>
+        <w:pStyle w:val="BodyText"/>
+        <w:bidi w:val="0"/>
+        <w:jc w:val="start"/>
+        <w:rPr/>
+      </w:pPr>
+      <w:r>
+        <w:rPr>
+          <w:rStyle w:val="Strong"/>
+        </w:rPr>
+        <w:t>SYMPTOM:</w:t>
+      </w:r>
+      <w:r>
+        <w:rPr/>
+        <w:t xml:space="preserve"> </w:t>
+      </w:r>
+      <w:r>
+        <w:rPr>
+          <w:rStyle w:val="SourceText"/>
+        </w:rPr>
+        <w:t>BLOCKED_CANONICAL_REPOSITORY_PROMOTION</w:t>
+      </w:r>
+      <w:r>
+        <w:rPr/>
+        <w:t xml:space="preserve"> appears, or the fork URL is wrong.</w:t>
+      </w:r>
+    </w:p>
+    <w:p>
+      <w:pPr>
+        <w:pStyle w:val="BodyText"/>
+        <w:bidi w:val="0"/>
+        <w:jc w:val="start"/>
+        <w:rPr/>
+      </w:pPr>
+      <w:r>
+        <w:rPr>
+          <w:rStyle w:val="Strong"/>
+        </w:rPr>
+        <w:t>WHAT IT MEANS:</w:t>
+      </w:r>
+      <w:r>
+        <w:rPr/>
+        <w:t xml:space="preserve"> </w:t>
+      </w:r>
+      <w:r>
+        <w:rPr>
+          <w:rStyle w:val="SourceText"/>
+        </w:rPr>
+        <w:t>origin</w:t>
+      </w:r>
+      <w:r>
+        <w:rPr/>
+        <w:t xml:space="preserve"> or </w:t>
+      </w:r>
+      <w:r>
+        <w:rPr>
+          <w:rStyle w:val="SourceText"/>
+        </w:rPr>
+        <w:t>GIT_REPO_URL</w:t>
+      </w:r>
+      <w:r>
+        <w:rPr/>
+        <w:t xml:space="preserve"> points to canonical upstream.</w:t>
+      </w:r>
+    </w:p>
+    <w:p>
+      <w:pPr>
+        <w:pStyle w:val="BodyText"/>
+        <w:bidi w:val="0"/>
+        <w:jc w:val="start"/>
+        <w:rPr/>
+      </w:pPr>
+      <w:r>
+        <w:rPr>
+          <w:rStyle w:val="Strong"/>
+        </w:rPr>
+        <w:t>RECOVERY:</w:t>
+      </w:r>
+      <w:r>
+        <w:rPr/>
+        <w:t xml:space="preserve"> Run </w:t>
+      </w:r>
+      <w:r>
+        <w:rPr>
+          <w:rStyle w:val="SourceText"/>
+        </w:rPr>
+        <w:t>git remote set-url origin https://github.com/YOUR_USERNAME/packmate-agent.git</w:t>
+      </w:r>
+      <w:r>
+        <w:rPr/>
+        <w:t xml:space="preserve">, then </w:t>
+      </w:r>
+      <w:r>
+        <w:rPr>
+          <w:rStyle w:val="SourceText"/>
+        </w:rPr>
+        <w:t>make configure-participant</w:t>
+      </w:r>
+      <w:r>
+        <w:rPr/>
+        <w:t xml:space="preserve"> and </w:t>
+      </w:r>
+      <w:r>
+        <w:rPr>
+          <w:rStyle w:val="SourceText"/>
+        </w:rPr>
+        <w:t>make verify-demo-fork</w:t>
+      </w:r>
+      <w:r>
+        <w:rPr/>
+        <w:t>.</w:t>
+      </w:r>
+    </w:p>
+    <w:p>
+      <w:pPr>
+        <w:pStyle w:val="Heading2"/>
+        <w:keepNext w:val="true"/>
+        <w:bidi w:val="0"/>
+        <w:spacing w:lineRule="auto" w:line="288" w:before="375" w:after="135"/>
+        <w:ind w:hanging="0" w:start="772" w:end="772"/>
+        <w:jc w:val="start"/>
+        <w:rPr>
+          <w:sz w:val="29"/>
+        </w:rPr>
+      </w:pPr>
+      <w:r>
+        <w:rPr>
+          <w:sz w:val="29"/>
+        </w:rPr>
+        <w:t>A.2 Branch settings disagree</w:t>
+      </w:r>
+    </w:p>
+    <w:p>
+      <w:pPr>
+        <w:pStyle w:val="BodyText"/>
+        <w:bidi w:val="0"/>
+        <w:jc w:val="start"/>
+        <w:rPr/>
+      </w:pPr>
+      <w:r>
+        <w:rPr>
+          <w:rStyle w:val="Strong"/>
+        </w:rPr>
+        <w:t>SYMPTOM:</w:t>
+      </w:r>
+      <w:r>
+        <w:rPr/>
+        <w:t xml:space="preserve"> The current branch, GitOps revision, and promotion base do not match.</w:t>
+      </w:r>
+    </w:p>
+    <w:p>
+      <w:pPr>
+        <w:pStyle w:val="BodyText"/>
+        <w:bidi w:val="0"/>
+        <w:jc w:val="start"/>
+        <w:rPr/>
+      </w:pPr>
+      <w:r>
+        <w:rPr>
+          <w:rStyle w:val="Strong"/>
+        </w:rPr>
+        <w:t>WHAT IT MEANS:</w:t>
+      </w:r>
+      <w:r>
+        <w:rPr/>
+        <w:t xml:space="preserve"> The workshop branch settings are not coordinated.</w:t>
+      </w:r>
+    </w:p>
+    <w:p>
+      <w:pPr>
+        <w:pStyle w:val="BodyText"/>
+        <w:bidi w:val="0"/>
+        <w:jc w:val="start"/>
+        <w:rPr/>
+      </w:pPr>
+      <w:r>
+        <w:rPr>
+          <w:rStyle w:val="Strong"/>
+        </w:rPr>
+        <w:t>RECOVERY:</w:t>
+      </w:r>
+      <w:r>
+        <w:rPr/>
+        <w:t xml:space="preserve"> Before baseline preparation, run </w:t>
+      </w:r>
+      <w:r>
+        <w:rPr>
+          <w:rStyle w:val="SourceText"/>
+        </w:rPr>
+        <w:t>git switch packmate-v2</w:t>
+      </w:r>
+      <w:r>
+        <w:rPr/>
+        <w:t xml:space="preserve"> and </w:t>
+      </w:r>
+      <w:r>
+        <w:rPr>
+          <w:rStyle w:val="SourceText"/>
+        </w:rPr>
+        <w:t>make configure-participant</w:t>
+      </w:r>
+      <w:r>
+        <w:rPr/>
+        <w:t xml:space="preserve">. For the standard prepared path, run </w:t>
+      </w:r>
+      <w:r>
+        <w:rPr>
+          <w:rStyle w:val="SourceText"/>
+        </w:rPr>
+        <w:t>make prepare-demo-baseline</w:t>
+      </w:r>
+      <w:r>
+        <w:rPr/>
+        <w:t>.</w:t>
+      </w:r>
+    </w:p>
+    <w:p>
+      <w:pPr>
+        <w:pStyle w:val="Heading2"/>
+        <w:keepNext w:val="true"/>
+        <w:bidi w:val="0"/>
+        <w:spacing w:lineRule="auto" w:line="288" w:before="375" w:after="135"/>
+        <w:ind w:hanging="0" w:start="772" w:end="772"/>
+        <w:jc w:val="start"/>
+        <w:rPr>
+          <w:sz w:val="29"/>
+        </w:rPr>
+      </w:pPr>
+      <w:r>
+        <w:rPr>
+          <w:sz w:val="29"/>
+        </w:rPr>
+        <w:t>A.3 Git push authentication fails</w:t>
+      </w:r>
+    </w:p>
+    <w:p>
+      <w:pPr>
+        <w:pStyle w:val="BodyText"/>
+        <w:bidi w:val="0"/>
+        <w:jc w:val="start"/>
+        <w:rPr/>
+      </w:pPr>
+      <w:r>
+        <w:rPr>
+          <w:rStyle w:val="Strong"/>
+        </w:rPr>
+        <w:t>SYMPTOM:</w:t>
+      </w:r>
+      <w:r>
+        <w:rPr/>
+        <w:t xml:space="preserve"> A Git push fails, including an askpass </w:t>
+      </w:r>
+      <w:r>
+        <w:rPr>
+          <w:rStyle w:val="SourceText"/>
+        </w:rPr>
+        <w:t>ECONNREFUSED</w:t>
+      </w:r>
+      <w:r>
+        <w:rPr/>
+        <w:t xml:space="preserve"> error.</w:t>
+      </w:r>
+    </w:p>
+    <w:p>
+      <w:pPr>
+        <w:pStyle w:val="BodyText"/>
+        <w:bidi w:val="0"/>
+        <w:jc w:val="start"/>
+        <w:rPr/>
+      </w:pPr>
+      <w:r>
+        <w:rPr>
+          <w:rStyle w:val="Strong"/>
+        </w:rPr>
+        <w:t>WHAT IT MEANS:</w:t>
+      </w:r>
+      <w:r>
+        <w:rPr/>
+        <w:t xml:space="preserve"> The Workbench cannot reach a valid Git credential prompt, or your credential lacks access to your fork.</w:t>
+      </w:r>
+    </w:p>
+    <w:p>
+      <w:pPr>
+        <w:pStyle w:val="BodyText"/>
+        <w:bidi w:val="0"/>
+        <w:jc w:val="start"/>
+        <w:rPr/>
+      </w:pPr>
+      <w:r>
+        <w:rPr>
+          <w:rStyle w:val="Strong"/>
+        </w:rPr>
+        <w:t>RECOVERY:</w:t>
+      </w:r>
+      <w:r>
+        <w:rPr/>
+        <w:t xml:space="preserve"> Run </w:t>
+      </w:r>
+      <w:r>
+        <w:rPr>
+          <w:rStyle w:val="SourceText"/>
+        </w:rPr>
+        <w:t>unset GIT_ASKPASS SSH_ASKPASS</w:t>
+      </w:r>
+      <w:r>
+        <w:rPr/>
+        <w:t xml:space="preserve">, complete </w:t>
+      </w:r>
+      <w:r>
+        <w:rPr>
+          <w:rStyle w:val="SourceText"/>
+        </w:rPr>
+        <w:t>gh auth login</w:t>
+      </w:r>
+      <w:r>
+        <w:rPr/>
+        <w:t xml:space="preserve"> in the terminal, then run </w:t>
+      </w:r>
+      <w:r>
+        <w:rPr>
+          <w:rStyle w:val="SourceText"/>
+        </w:rPr>
+        <w:t>make verify-github-write-readiness</w:t>
+      </w:r>
+      <w:r>
+        <w:rPr/>
+        <w:t>.</w:t>
+      </w:r>
+    </w:p>
+    <w:p>
+      <w:pPr>
+        <w:pStyle w:val="Heading2"/>
+        <w:keepNext w:val="true"/>
+        <w:bidi w:val="0"/>
+        <w:spacing w:lineRule="auto" w:line="288" w:before="375" w:after="135"/>
+        <w:ind w:hanging="0" w:start="772" w:end="772"/>
+        <w:jc w:val="start"/>
+        <w:rPr>
+          <w:sz w:val="29"/>
+        </w:rPr>
+      </w:pPr>
+      <w:r>
+        <w:rPr>
+          <w:sz w:val="29"/>
+        </w:rPr>
+        <w:t>A.4 OpenShift is using a workload identity</w:t>
+      </w:r>
+    </w:p>
+    <w:p>
+      <w:pPr>
+        <w:pStyle w:val="BodyText"/>
+        <w:bidi w:val="0"/>
+        <w:jc w:val="start"/>
+        <w:rPr/>
+      </w:pPr>
+      <w:r>
+        <w:rPr>
+          <w:rStyle w:val="Strong"/>
+        </w:rPr>
+        <w:t>SYMPTOM:</w:t>
+      </w:r>
+      <w:r>
+        <w:rPr/>
+        <w:t xml:space="preserve"> </w:t>
+      </w:r>
+      <w:r>
+        <w:rPr>
+          <w:rStyle w:val="SourceText"/>
+        </w:rPr>
+        <w:t>BLOCKED_OPENSHIFT_SERVICE_ACCOUNT_IDENTITY</w:t>
+      </w:r>
+      <w:r>
+        <w:rPr/>
+        <w:t xml:space="preserve"> appears.</w:t>
+      </w:r>
+    </w:p>
+    <w:p>
+      <w:pPr>
+        <w:pStyle w:val="BodyText"/>
+        <w:bidi w:val="0"/>
+        <w:jc w:val="start"/>
+        <w:rPr/>
+      </w:pPr>
+      <w:r>
+        <w:rPr>
+          <w:rStyle w:val="Strong"/>
+        </w:rPr>
+        <w:t>WHAT IT MEANS:</w:t>
+      </w:r>
+      <w:r>
+        <w:rPr/>
+        <w:t xml:space="preserve"> </w:t>
+      </w:r>
+      <w:r>
+        <w:rPr>
+          <w:rStyle w:val="SourceText"/>
+        </w:rPr>
+        <w:t>oc</w:t>
+      </w:r>
+      <w:r>
+        <w:rPr/>
+        <w:t xml:space="preserve"> is authenticated as a ServiceAccount instead of your human user.</w:t>
+      </w:r>
+    </w:p>
+    <w:p>
+      <w:pPr>
+        <w:pStyle w:val="BodyText"/>
+        <w:bidi w:val="0"/>
+        <w:jc w:val="start"/>
+        <w:rPr/>
+      </w:pPr>
+      <w:r>
+        <w:rPr>
+          <w:rStyle w:val="Strong"/>
+        </w:rPr>
+        <w:t>RECOVERY:</w:t>
+      </w:r>
+      <w:r>
+        <w:rPr/>
+        <w:t xml:space="preserve"> Run </w:t>
+      </w:r>
+      <w:r>
+        <w:rPr>
+          <w:rStyle w:val="SourceText"/>
+        </w:rPr>
+        <w:t>oc logout</w:t>
+      </w:r>
+      <w:r>
+        <w:rPr/>
+        <w:t xml:space="preserve">, then </w:t>
+      </w:r>
+      <w:r>
+        <w:rPr>
+          <w:rStyle w:val="SourceText"/>
+        </w:rPr>
+        <w:t>oc login --web</w:t>
+      </w:r>
+      <w:r>
+        <w:rPr/>
+        <w:t xml:space="preserve">, and confirm a human username with </w:t>
+      </w:r>
+      <w:r>
+        <w:rPr>
+          <w:rStyle w:val="SourceText"/>
+        </w:rPr>
+        <w:t>oc whoami</w:t>
+      </w:r>
+      <w:r>
+        <w:rPr/>
+        <w:t>.</w:t>
+      </w:r>
+    </w:p>
+    <w:p>
+      <w:pPr>
+        <w:pStyle w:val="Heading2"/>
+        <w:keepNext w:val="true"/>
+        <w:bidi w:val="0"/>
+        <w:spacing w:lineRule="auto" w:line="288" w:before="375" w:after="135"/>
+        <w:ind w:hanging="0" w:start="772" w:end="772"/>
+        <w:jc w:val="start"/>
+        <w:rPr>
+          <w:sz w:val="29"/>
+        </w:rPr>
+      </w:pPr>
+      <w:r>
+        <w:rPr>
+          <w:sz w:val="29"/>
+        </w:rPr>
+        <w:t>A.5 The GHCR publication Secret is missing</w:t>
+      </w:r>
+    </w:p>
+    <w:p>
+      <w:pPr>
+        <w:pStyle w:val="BodyText"/>
+        <w:bidi w:val="0"/>
+        <w:jc w:val="start"/>
+        <w:rPr/>
+      </w:pPr>
+      <w:r>
+        <w:rPr>
+          <w:rStyle w:val="Strong"/>
+        </w:rPr>
+        <w:t>SYMPTOM:</w:t>
+      </w:r>
+      <w:r>
+        <w:rPr/>
+        <w:t xml:space="preserve"> </w:t>
+      </w:r>
+      <w:r>
+        <w:rPr>
+          <w:rStyle w:val="SourceText"/>
+        </w:rPr>
+        <w:t>packmate-ghcr-push</w:t>
+      </w:r>
+      <w:r>
+        <w:rPr/>
+        <w:t xml:space="preserve"> is missing.</w:t>
+      </w:r>
+    </w:p>
+    <w:p>
+      <w:pPr>
+        <w:pStyle w:val="BodyText"/>
+        <w:bidi w:val="0"/>
+        <w:jc w:val="start"/>
+        <w:rPr/>
+      </w:pPr>
+      <w:r>
+        <w:rPr>
+          <w:rStyle w:val="Strong"/>
+        </w:rPr>
+        <w:t>WHAT IT MEANS:</w:t>
+      </w:r>
+      <w:r>
+        <w:rPr/>
+        <w:t xml:space="preserve"> Tekton cannot mount credentials for candidate publication.</w:t>
+      </w:r>
+    </w:p>
+    <w:p>
+      <w:pPr>
+        <w:pStyle w:val="BodyText"/>
+        <w:bidi w:val="0"/>
+        <w:jc w:val="start"/>
+        <w:rPr/>
+      </w:pPr>
+      <w:r>
+        <w:rPr>
+          <w:rStyle w:val="Strong"/>
+        </w:rPr>
+        <w:t>RECOVERY:</w:t>
+      </w:r>
+      <w:r>
+        <w:rPr/>
+        <w:t xml:space="preserve"> Run </w:t>
+      </w:r>
+      <w:r>
+        <w:rPr>
+          <w:rStyle w:val="SourceText"/>
+        </w:rPr>
+        <w:t>make configure-promotion-registry</w:t>
+      </w:r>
+      <w:r>
+        <w:rPr/>
+        <w:t xml:space="preserve"> and </w:t>
+      </w:r>
+      <w:r>
+        <w:rPr>
+          <w:rStyle w:val="SourceText"/>
+        </w:rPr>
+        <w:t>make verify-promotion-registry</w:t>
+      </w:r>
+      <w:r>
+        <w:rPr/>
+        <w:t>, then start a new PipelineRun.</w:t>
+      </w:r>
+    </w:p>
+    <w:p>
+      <w:pPr>
+        <w:pStyle w:val="Heading2"/>
+        <w:keepNext w:val="true"/>
+        <w:bidi w:val="0"/>
+        <w:spacing w:lineRule="auto" w:line="288" w:before="375" w:after="135"/>
+        <w:ind w:hanging="0" w:start="772" w:end="772"/>
+        <w:jc w:val="start"/>
+        <w:rPr>
+          <w:sz w:val="29"/>
+        </w:rPr>
+      </w:pPr>
+      <w:r>
+        <w:rPr>
+          <w:sz w:val="29"/>
+        </w:rPr>
+        <w:t>A.6 Candidate publication fails</w:t>
+      </w:r>
+    </w:p>
+    <w:p>
+      <w:pPr>
+        <w:pStyle w:val="BodyText"/>
+        <w:bidi w:val="0"/>
+        <w:jc w:val="start"/>
+        <w:rPr/>
+      </w:pPr>
+      <w:r>
+        <w:rPr>
+          <w:rStyle w:val="Strong"/>
+        </w:rPr>
+        <w:t>SYMPTOM:</w:t>
+      </w:r>
+      <w:r>
+        <w:rPr/>
+        <w:t xml:space="preserve"> Pipeline task </w:t>
+      </w:r>
+      <w:r>
+        <w:rPr>
+          <w:rStyle w:val="SourceText"/>
+        </w:rPr>
+        <w:t>publish-candidate</w:t>
+      </w:r>
+      <w:r>
+        <w:rPr/>
+        <w:t xml:space="preserve"> fails.</w:t>
+      </w:r>
+    </w:p>
+    <w:p>
+      <w:pPr>
+        <w:pStyle w:val="BodyText"/>
+        <w:bidi w:val="0"/>
+        <w:jc w:val="start"/>
+        <w:rPr/>
+      </w:pPr>
+      <w:r>
+        <w:rPr>
+          <w:rStyle w:val="Strong"/>
+        </w:rPr>
+        <w:t>WHAT IT MEANS:</w:t>
+      </w:r>
+      <w:r>
+        <w:rPr/>
+        <w:t xml:space="preserve"> The GHCR credential is missing, expired, or lacks package-write permission.</w:t>
+      </w:r>
+    </w:p>
+    <w:p>
+      <w:pPr>
+        <w:pStyle w:val="BodyText"/>
+        <w:bidi w:val="0"/>
+        <w:jc w:val="start"/>
+        <w:rPr/>
+      </w:pPr>
+      <w:r>
+        <w:rPr>
+          <w:rStyle w:val="Strong"/>
+        </w:rPr>
+        <w:t>RECOVERY:</w:t>
+      </w:r>
+      <w:r>
+        <w:rPr/>
+        <w:t xml:space="preserve"> Run </w:t>
+      </w:r>
+      <w:r>
+        <w:rPr>
+          <w:rStyle w:val="SourceText"/>
+        </w:rPr>
+        <w:t>make diagnose-latest-pipelinerun</w:t>
+      </w:r>
+      <w:r>
+        <w:rPr/>
+        <w:t xml:space="preserve">, renew access with </w:t>
+      </w:r>
+      <w:r>
+        <w:rPr>
+          <w:rStyle w:val="SourceText"/>
+        </w:rPr>
+        <w:t>make configure-promotion-registry</w:t>
+      </w:r>
+      <w:r>
+        <w:rPr/>
+        <w:t>, then start a new PipelineRun.</w:t>
+      </w:r>
+    </w:p>
+    <w:p>
+      <w:pPr>
+        <w:pStyle w:val="Heading2"/>
+        <w:keepNext w:val="true"/>
+        <w:bidi w:val="0"/>
+        <w:spacing w:lineRule="auto" w:line="288" w:before="375" w:after="135"/>
+        <w:ind w:hanging="0" w:start="772" w:end="772"/>
+        <w:jc w:val="start"/>
+        <w:rPr>
+          <w:sz w:val="29"/>
+        </w:rPr>
+      </w:pPr>
+      <w:r>
+        <w:rPr>
+          <w:sz w:val="29"/>
+        </w:rPr>
+        <w:t>A.7 There is no promotion difference</w:t>
+      </w:r>
+    </w:p>
+    <w:p>
+      <w:pPr>
+        <w:pStyle w:val="BodyText"/>
+        <w:bidi w:val="0"/>
+        <w:jc w:val="start"/>
+        <w:rPr/>
+      </w:pPr>
+      <w:r>
+        <w:rPr>
+          <w:rStyle w:val="Strong"/>
+        </w:rPr>
+        <w:t>SYMPTOM:</w:t>
+      </w:r>
+      <w:r>
+        <w:rPr/>
+        <w:t xml:space="preserve"> </w:t>
+      </w:r>
+      <w:r>
+        <w:rPr>
+          <w:rStyle w:val="SourceText"/>
+        </w:rPr>
+        <w:t>BLOCKED_NO_PROMOTION_DIFF</w:t>
+      </w:r>
+      <w:r>
+        <w:rPr/>
+        <w:t xml:space="preserve"> appears.</w:t>
+      </w:r>
+    </w:p>
+    <w:p>
+      <w:pPr>
+        <w:pStyle w:val="BodyText"/>
+        <w:bidi w:val="0"/>
+        <w:jc w:val="start"/>
+        <w:rPr/>
+      </w:pPr>
+      <w:r>
+        <w:rPr>
+          <w:rStyle w:val="Strong"/>
+        </w:rPr>
+        <w:t>WHAT IT MEANS:</w:t>
+      </w:r>
+      <w:r>
+        <w:rPr/>
+        <w:t xml:space="preserve"> PROD Git already contains the same candidate, so there is no reviewable change.</w:t>
+      </w:r>
+    </w:p>
+    <w:p>
+      <w:pPr>
+        <w:pStyle w:val="BodyText"/>
+        <w:bidi w:val="0"/>
+        <w:jc w:val="start"/>
+        <w:rPr/>
+      </w:pPr>
+      <w:r>
+        <w:rPr>
+          <w:rStyle w:val="Strong"/>
+        </w:rPr>
+        <w:t>RECOVERY:</w:t>
+      </w:r>
+      <w:r>
+        <w:rPr/>
+        <w:t xml:space="preserve"> Run </w:t>
+      </w:r>
+      <w:r>
+        <w:rPr>
+          <w:rStyle w:val="SourceText"/>
+        </w:rPr>
+        <w:t>make prepare-demo-baseline</w:t>
+      </w:r>
+      <w:r>
+        <w:rPr/>
+        <w:t>, start a new PipelineRun from the prepared branch, then promote that run.</w:t>
+      </w:r>
+    </w:p>
+    <w:p>
+      <w:pPr>
+        <w:pStyle w:val="Heading2"/>
+        <w:keepNext w:val="true"/>
+        <w:bidi w:val="0"/>
+        <w:spacing w:lineRule="auto" w:line="288" w:before="375" w:after="135"/>
+        <w:ind w:hanging="0" w:start="772" w:end="772"/>
+        <w:jc w:val="start"/>
+        <w:rPr>
+          <w:sz w:val="29"/>
+        </w:rPr>
+      </w:pPr>
+      <w:r>
+        <w:rPr>
+          <w:sz w:val="29"/>
+        </w:rPr>
+        <w:t>A.8 Argo CD does not show the merged change</w:t>
+      </w:r>
+    </w:p>
+    <w:p>
+      <w:pPr>
+        <w:pStyle w:val="BodyText"/>
+        <w:bidi w:val="0"/>
+        <w:jc w:val="start"/>
+        <w:rPr/>
+      </w:pPr>
+      <w:r>
+        <w:rPr>
+          <w:rStyle w:val="Strong"/>
+        </w:rPr>
+        <w:t>SYMPTOM:</w:t>
+      </w:r>
+      <w:r>
+        <w:rPr/>
+        <w:t xml:space="preserve"> The application remains Synced after the pull request is merged.</w:t>
+      </w:r>
+    </w:p>
+    <w:p>
+      <w:pPr>
+        <w:pStyle w:val="BodyText"/>
+        <w:bidi w:val="0"/>
+        <w:jc w:val="start"/>
+        <w:rPr/>
+      </w:pPr>
+      <w:r>
+        <w:rPr>
+          <w:rStyle w:val="Strong"/>
+        </w:rPr>
+        <w:t>WHAT IT MEANS:</w:t>
+      </w:r>
+      <w:r>
+        <w:rPr/>
+        <w:t xml:space="preserve"> The Application has not refreshed the watched fork branch.</w:t>
+      </w:r>
+    </w:p>
+    <w:p>
+      <w:pPr>
+        <w:pStyle w:val="BodyText"/>
+        <w:bidi w:val="0"/>
+        <w:jc w:val="start"/>
+        <w:rPr/>
+      </w:pPr>
+      <w:r>
+        <w:rPr>
+          <w:rStyle w:val="Strong"/>
+        </w:rPr>
+        <w:t>RECOVERY:</w:t>
+      </w:r>
+      <w:r>
+        <w:rPr/>
+        <w:t xml:space="preserve"> In Argo CD, click </w:t>
+      </w:r>
+      <w:r>
+        <w:rPr>
+          <w:rStyle w:val="Strong"/>
+        </w:rPr>
+        <w:t>Refresh</w:t>
+      </w:r>
+      <w:r>
+        <w:rPr/>
+        <w:t xml:space="preserve">. Confirm the repository and revision with </w:t>
+      </w:r>
+      <w:r>
+        <w:rPr>
+          <w:rStyle w:val="SourceText"/>
+        </w:rPr>
+        <w:t>make verify-demo-fork-live</w:t>
+      </w:r>
+      <w:r>
+        <w:rPr/>
+        <w:t>, then wait for OutOfSync.</w:t>
+      </w:r>
+    </w:p>
+    <w:p>
+      <w:pPr>
+        <w:pStyle w:val="Heading2"/>
+        <w:keepNext w:val="true"/>
+        <w:bidi w:val="0"/>
+        <w:spacing w:lineRule="auto" w:line="288" w:before="375" w:after="135"/>
+        <w:ind w:hanging="0" w:start="772" w:end="772"/>
+        <w:jc w:val="start"/>
+        <w:rPr>
+          <w:sz w:val="29"/>
+        </w:rPr>
+      </w:pPr>
+      <w:r>
+        <w:rPr>
+          <w:sz w:val="29"/>
+        </w:rPr>
+        <w:t>A.9 PROD verification fails before Sync</w:t>
+      </w:r>
+    </w:p>
+    <w:p>
+      <w:pPr>
+        <w:pStyle w:val="BodyText"/>
+        <w:bidi w:val="0"/>
+        <w:jc w:val="start"/>
+        <w:rPr/>
+      </w:pPr>
+      <w:r>
+        <w:rPr>
+          <w:rStyle w:val="Strong"/>
+        </w:rPr>
+        <w:t>SYMPTOM:</w:t>
+      </w:r>
+      <w:r>
+        <w:rPr/>
+        <w:t xml:space="preserve"> </w:t>
+      </w:r>
+      <w:r>
+        <w:rPr>
+          <w:rStyle w:val="SourceText"/>
+        </w:rPr>
+        <w:t>make verify-prod</w:t>
+      </w:r>
+      <w:r>
+        <w:rPr/>
+        <w:t xml:space="preserve"> fails before manual Sync.</w:t>
+      </w:r>
+    </w:p>
+    <w:p>
+      <w:pPr>
+        <w:pStyle w:val="BodyText"/>
+        <w:bidi w:val="0"/>
+        <w:jc w:val="start"/>
+        <w:rPr/>
+      </w:pPr>
+      <w:r>
+        <w:rPr>
+          <w:rStyle w:val="Strong"/>
+        </w:rPr>
+        <w:t>WHAT IT MEANS:</w:t>
+      </w:r>
+      <w:r>
+        <w:rPr/>
+        <w:t xml:space="preserve"> Git contains the approved image, but PROD still runs the previous state.</w:t>
+      </w:r>
+    </w:p>
+    <w:p>
+      <w:pPr>
+        <w:pStyle w:val="BodyText"/>
+        <w:bidi w:val="0"/>
+        <w:jc w:val="start"/>
+        <w:rPr/>
+      </w:pPr>
+      <w:r>
+        <w:rPr>
+          <w:rStyle w:val="Strong"/>
+        </w:rPr>
+        <w:t>RECOVERY:</w:t>
+      </w:r>
+      <w:r>
+        <w:rPr/>
+        <w:t xml:space="preserve"> Return to Argo CD, manually </w:t>
+      </w:r>
+      <w:r>
+        <w:rPr>
+          <w:rStyle w:val="Strong"/>
+        </w:rPr>
+        <w:t>Sync</w:t>
+      </w:r>
+      <w:r>
+        <w:rPr/>
+        <w:t xml:space="preserve">, wait for Synced/Healthy, then run </w:t>
+      </w:r>
+      <w:r>
+        <w:rPr>
+          <w:rStyle w:val="SourceText"/>
+        </w:rPr>
+        <w:t>make verify-prod</w:t>
+      </w:r>
+      <w:r>
+        <w:rPr/>
+        <w:t xml:space="preserve"> again.</w:t>
+      </w:r>
+    </w:p>
+    <w:p>
+      <w:pPr>
+        <w:pStyle w:val="Heading2"/>
+        <w:keepNext w:val="true"/>
+        <w:bidi w:val="0"/>
+        <w:spacing w:lineRule="auto" w:line="288" w:before="375" w:after="135"/>
+        <w:ind w:hanging="0" w:start="772" w:end="772"/>
+        <w:jc w:val="start"/>
+        <w:rPr>
+          <w:sz w:val="29"/>
+        </w:rPr>
+      </w:pPr>
+      <w:r>
+        <w:rPr>
+          <w:sz w:val="29"/>
+        </w:rPr>
+        <w:t>A.10 Model or MCP assets are missing</w:t>
+      </w:r>
+    </w:p>
+    <w:p>
+      <w:pPr>
+        <w:pStyle w:val="BodyText"/>
+        <w:bidi w:val="0"/>
+        <w:jc w:val="start"/>
+        <w:rPr/>
+      </w:pPr>
+      <w:r>
+        <w:rPr>
+          <w:rStyle w:val="Strong"/>
+        </w:rPr>
+        <w:t>SYMPTOM:</w:t>
+      </w:r>
+      <w:r>
+        <w:rPr/>
+        <w:t xml:space="preserve"> The model or one of the MCP assets does not appear ready.</w:t>
+      </w:r>
+    </w:p>
+    <w:p>
+      <w:pPr>
+        <w:pStyle w:val="BodyText"/>
+        <w:bidi w:val="0"/>
+        <w:jc w:val="start"/>
+        <w:rPr/>
+      </w:pPr>
+      <w:r>
+        <w:rPr>
+          <w:rStyle w:val="Strong"/>
+        </w:rPr>
+        <w:t>WHAT IT MEANS:</w:t>
+      </w:r>
+      <w:r>
+        <w:rPr/>
+        <w:t xml:space="preserve"> Bootstrap did not finish, or the OpenShift AI dashboard cache is stale.</w:t>
+      </w:r>
+    </w:p>
+    <w:p>
+      <w:pPr>
+        <w:pStyle w:val="BodyText"/>
+        <w:bidi w:val="0"/>
+        <w:jc w:val="start"/>
+        <w:rPr/>
+      </w:pPr>
+      <w:r>
+        <w:rPr>
+          <w:rStyle w:val="Strong"/>
+        </w:rPr>
+        <w:t>RECOVERY:</w:t>
+      </w:r>
+      <w:r>
+        <w:rPr/>
+        <w:t xml:space="preserve"> Run </w:t>
+      </w:r>
+      <w:r>
+        <w:rPr>
+          <w:rStyle w:val="SourceText"/>
+        </w:rPr>
+        <w:t>make bootstrap</w:t>
+      </w:r>
+      <w:r>
+        <w:rPr/>
+        <w:t xml:space="preserve"> and </w:t>
+      </w:r>
+      <w:r>
+        <w:rPr>
+          <w:rStyle w:val="SourceText"/>
+        </w:rPr>
+        <w:t>make verify-dev</w:t>
+      </w:r>
+      <w:r>
+        <w:rPr/>
+        <w:t xml:space="preserve">, hard-refresh Gen AI studio, and select project </w:t>
+      </w:r>
+      <w:r>
+        <w:rPr>
+          <w:rStyle w:val="SourceText"/>
+        </w:rPr>
+        <w:t>packmate-lab</w:t>
+      </w:r>
+      <w:r>
+        <w:rPr/>
+        <w:t>.</w:t>
+      </w:r>
+    </w:p>
+    <w:p>
+      <w:pPr>
+        <w:pStyle w:val="Heading2"/>
+        <w:keepNext w:val="true"/>
+        <w:bidi w:val="0"/>
+        <w:spacing w:lineRule="auto" w:line="288" w:before="375" w:after="135"/>
+        <w:ind w:hanging="0" w:start="772" w:end="772"/>
+        <w:jc w:val="start"/>
+        <w:rPr>
+          <w:sz w:val="29"/>
+        </w:rPr>
+      </w:pPr>
+      <w:r>
+        <w:rPr>
+          <w:sz w:val="29"/>
+        </w:rPr>
+        <w:t>A.11 The Pipeline cannot find test requirements</w:t>
+      </w:r>
+    </w:p>
+    <w:p>
+      <w:pPr>
+        <w:pStyle w:val="BodyText"/>
+        <w:bidi w:val="0"/>
+        <w:jc w:val="start"/>
+        <w:rPr/>
+      </w:pPr>
+      <w:r>
+        <w:rPr>
+          <w:rStyle w:val="Strong"/>
+        </w:rPr>
+        <w:t>SYMPTOM:</w:t>
+      </w:r>
+      <w:r>
+        <w:rPr/>
+        <w:t xml:space="preserve"> The Pipeline test task cannot find </w:t>
+      </w:r>
+      <w:r>
+        <w:rPr>
+          <w:rStyle w:val="SourceText"/>
+        </w:rPr>
+        <w:t>requirements-dev.txt</w:t>
+      </w:r>
+      <w:r>
+        <w:rPr/>
+        <w:t>.</w:t>
+      </w:r>
+    </w:p>
+    <w:p>
+      <w:pPr>
+        <w:pStyle w:val="BodyText"/>
+        <w:bidi w:val="0"/>
+        <w:jc w:val="start"/>
+        <w:rPr/>
+      </w:pPr>
+      <w:r>
+        <w:rPr>
+          <w:rStyle w:val="Strong"/>
+        </w:rPr>
+        <w:t>WHAT IT MEANS:</w:t>
+      </w:r>
+      <w:r>
+        <w:rPr/>
+        <w:t xml:space="preserve"> The run used Empty Directory instead of a shared PVC.</w:t>
+      </w:r>
+    </w:p>
+    <w:p>
+      <w:pPr>
+        <w:pStyle w:val="BodyText"/>
+        <w:bidi w:val="0"/>
+        <w:jc w:val="start"/>
+        <w:rPr/>
+      </w:pPr>
+      <w:r>
+        <w:rPr>
+          <w:rStyle w:val="Strong"/>
+        </w:rPr>
+        <w:t>RECOVERY:</w:t>
+      </w:r>
+      <w:r>
+        <w:rPr/>
+        <w:t xml:space="preserve"> Start a new run and choose </w:t>
+      </w:r>
+      <w:r>
+        <w:rPr>
+          <w:rStyle w:val="Strong"/>
+        </w:rPr>
+        <w:t>VolumeClaimTemplate</w:t>
+      </w:r>
+      <w:r>
+        <w:rPr/>
+        <w:t xml:space="preserve">, </w:t>
+      </w:r>
+      <w:r>
+        <w:rPr>
+          <w:rStyle w:val="Strong"/>
+        </w:rPr>
+        <w:t>2 GiB</w:t>
+      </w:r>
+      <w:r>
+        <w:rPr/>
+        <w:t xml:space="preserve">, for workspace </w:t>
+      </w:r>
+      <w:r>
+        <w:rPr>
+          <w:rStyle w:val="SourceText"/>
+        </w:rPr>
+        <w:t>source</w:t>
+      </w:r>
+      <w:r>
+        <w:rPr/>
+        <w:t>.</w:t>
+      </w:r>
+    </w:p>
+    <w:p>
+      <w:pPr>
+        <w:pStyle w:val="Heading2"/>
+        <w:keepNext w:val="true"/>
+        <w:bidi w:val="0"/>
+        <w:spacing w:lineRule="auto" w:line="288" w:before="375" w:after="135"/>
+        <w:ind w:hanging="0" w:start="772" w:end="772"/>
+        <w:jc w:val="start"/>
+        <w:rPr>
+          <w:sz w:val="29"/>
+        </w:rPr>
+      </w:pPr>
+      <w:r>
+        <w:rPr>
+          <w:sz w:val="29"/>
+        </w:rPr>
+        <w:t>A.12 Argo CD access is denied after bootstrap</w:t>
+      </w:r>
+    </w:p>
+    <w:p>
+      <w:pPr>
+        <w:pStyle w:val="BodyText"/>
+        <w:bidi w:val="0"/>
+        <w:jc w:val="start"/>
+        <w:rPr/>
+      </w:pPr>
+      <w:r>
+        <w:rPr>
+          <w:rStyle w:val="Strong"/>
+        </w:rPr>
+        <w:t>SYMPTOM:</w:t>
+      </w:r>
+      <w:r>
+        <w:rPr/>
+        <w:t xml:space="preserve"> Argo CD denies access after bootstrap completes.</w:t>
+      </w:r>
+    </w:p>
+    <w:p>
+      <w:pPr>
+        <w:pStyle w:val="BodyText"/>
+        <w:bidi w:val="0"/>
+        <w:jc w:val="start"/>
+        <w:rPr/>
+      </w:pPr>
+      <w:r>
+        <w:rPr>
+          <w:rStyle w:val="Strong"/>
+        </w:rPr>
+        <w:t>WHAT IT MEANS:</w:t>
+      </w:r>
+      <w:r>
+        <w:rPr/>
+        <w:t xml:space="preserve"> Your current SSO token does not include the new group membership.</w:t>
+      </w:r>
+    </w:p>
+    <w:p>
+      <w:pPr>
+        <w:pStyle w:val="BodyText"/>
+        <w:bidi w:val="0"/>
+        <w:jc w:val="start"/>
+        <w:rPr/>
+      </w:pPr>
+      <w:r>
+        <w:rPr>
+          <w:rStyle w:val="Strong"/>
+        </w:rPr>
+        <w:t>RECOVERY:</w:t>
+      </w:r>
+      <w:r>
+        <w:rPr/>
+        <w:t xml:space="preserve"> Log out of Argo CD, log in via OpenShift again, then reopen </w:t>
+      </w:r>
+      <w:r>
+        <w:rPr>
+          <w:rStyle w:val="SourceText"/>
+        </w:rPr>
+        <w:t>packmate-prod</w:t>
+      </w:r>
+      <w:r>
+        <w:rPr/>
+        <w:t>.</w:t>
+      </w:r>
+    </w:p>
     <w:tbl>
       <w:tblPr>
-        <w:tblW w:w="10089" w:type="dxa"/>
+        <w:tblW w:w="6754" w:type="dxa"/>
+        <w:jc w:val="start"/>
+        <w:tblInd w:w="-45" w:type="dxa"/>
+        <w:tblLayout w:type="fixed"/>
+        <w:tblCellMar>
+          <w:top w:w="0" w:type="dxa"/>
+          <w:start w:w="225" w:type="dxa"/>
+          <w:bottom w:w="0" w:type="dxa"/>
+          <w:end w:w="0" w:type="dxa"/>
+        </w:tblCellMar>
+      </w:tblPr>
+      <w:tblGrid>
+        <w:gridCol w:w="6754"/>
+      </w:tblGrid>
+      <w:tr>
+        <w:trPr>
+          <w:cantSplit/>
+        </w:trPr>
+        <w:tc>
+          <w:tcPr>
+            <w:tcW w:w="6754" w:type="dxa"/>
+            <w:tcBorders>
+              <w:start w:val="single" w:sz="36" w:space="0" w:color="C9190B"/>
+            </w:tcBorders>
+            <w:shd w:fill="FAEAE8" w:val="clear"/>
+            <w:vAlign w:val="center"/>
+          </w:tcPr>
+          <w:p>
+            <w:pPr>
+              <w:pStyle w:val="TableContents"/>
+              <w:bidi w:val="0"/>
+              <w:spacing w:before="0" w:after="159"/>
+              <w:ind w:hanging="0" w:start="0" w:end="0"/>
+              <w:jc w:val="start"/>
+              <w:rPr/>
+            </w:pPr>
+            <w:r>
+              <w:rPr>
+                <w:rStyle w:val="Strong"/>
+              </w:rPr>
+              <w:t>SECURITY RECOVERY RULE</w:t>
+            </w:r>
+            <w:r>
+              <w:rPr/>
+              <w:t xml:space="preserve"> If a credential was pasted into a file or Git history, stop. Revoke it in GitHub, remove it from the local file without committing, obtain a replacement, and use only the supported hidden prompt or credential flow.</w:t>
+            </w:r>
+          </w:p>
+        </w:tc>
+      </w:tr>
+    </w:tbl>
+    <w:p>
+      <w:pPr>
+        <w:pStyle w:val="Heading1section-heading"/>
+        <w:keepNext w:val="true"/>
+        <w:pBdr>
+          <w:bottom w:val="single" w:sz="30" w:space="7" w:color="EE0000"/>
+        </w:pBdr>
+        <w:bidi w:val="0"/>
+        <w:spacing w:lineRule="auto" w:line="269" w:before="480" w:after="300"/>
+        <w:ind w:hanging="0" w:start="990" w:end="990"/>
+        <w:jc w:val="start"/>
+        <w:rPr>
+          <w:color w:val="151515"/>
+          <w:sz w:val="42"/>
+        </w:rPr>
+      </w:pPr>
+      <w:r>
+        <w:rPr>
+          <w:color w:val="151515"/>
+          <w:sz w:val="42"/>
+        </w:rPr>
+        <w:t>APPENDIX B — Participant command reference</w:t>
+      </w:r>
+    </w:p>
+    <w:p>
+      <w:pPr>
+        <w:pStyle w:val="BodyText"/>
+        <w:bidi w:val="0"/>
+        <w:jc w:val="start"/>
+        <w:rPr/>
+      </w:pPr>
+      <w:r>
+        <w:rPr/>
+        <w:t xml:space="preserve">Run these commands from </w:t>
+      </w:r>
+      <w:r>
+        <w:rPr>
+          <w:rStyle w:val="SourceText"/>
+        </w:rPr>
+        <w:t>/opt/app-root/src/packmate-agent</w:t>
+      </w:r>
+      <w:r>
+        <w:rPr/>
+        <w:t>.</w:t>
+      </w:r>
+    </w:p>
+    <w:tbl>
+      <w:tblPr>
+        <w:tblW w:w="6754" w:type="dxa"/>
         <w:jc w:val="start"/>
         <w:tblInd w:w="0" w:type="dxa"/>
         <w:tblLayout w:type="fixed"/>
@@ -11057,9 +11901,9 @@
         </w:tblCellMar>
       </w:tblPr>
       <w:tblGrid>
-        <w:gridCol w:w="5035"/>
-        <w:gridCol w:w="1510"/>
-        <w:gridCol w:w="3544"/>
+        <w:gridCol w:w="3514"/>
+        <w:gridCol w:w="2212"/>
+        <w:gridCol w:w="1028"/>
       </w:tblGrid>
       <w:tr>
         <w:trPr>
@@ -11067,7 +11911,7 @@
         </w:trPr>
         <w:tc>
           <w:tcPr>
-            <w:tcW w:w="5035" w:type="dxa"/>
+            <w:tcW w:w="3514" w:type="dxa"/>
             <w:tcBorders>
               <w:top w:val="single" w:sz="2" w:space="0" w:color="4F5255"/>
               <w:start w:val="single" w:sz="2" w:space="0" w:color="4F5255"/>
@@ -11092,13 +11936,13 @@
               <w:rPr>
                 <w:color w:val="FFFFFF"/>
               </w:rPr>
-              <w:t>SYMPTOM</w:t>
+              <w:t>COMMAND</w:t>
             </w:r>
           </w:p>
         </w:tc>
         <w:tc>
           <w:tcPr>
-            <w:tcW w:w="1510" w:type="dxa"/>
+            <w:tcW w:w="2212" w:type="dxa"/>
             <w:tcBorders>
               <w:top w:val="single" w:sz="2" w:space="0" w:color="4F5255"/>
               <w:start w:val="single" w:sz="2" w:space="0" w:color="4F5255"/>
@@ -11123,13 +11967,13 @@
               <w:rPr>
                 <w:color w:val="FFFFFF"/>
               </w:rPr>
-              <w:t>WHAT IT MEANS</w:t>
+              <w:t>PURPOSE</w:t>
             </w:r>
           </w:p>
         </w:tc>
         <w:tc>
           <w:tcPr>
-            <w:tcW w:w="3544" w:type="dxa"/>
+            <w:tcW w:w="1028" w:type="dxa"/>
             <w:tcBorders>
               <w:top w:val="single" w:sz="2" w:space="0" w:color="4F5255"/>
               <w:start w:val="single" w:sz="2" w:space="0" w:color="4F5255"/>
@@ -11154,7 +11998,7 @@
               <w:rPr>
                 <w:color w:val="FFFFFF"/>
               </w:rPr>
-              <w:t>RECOVERY</w:t>
+              <w:t>SAFE TO REPEAT</w:t>
             </w:r>
           </w:p>
         </w:tc>
@@ -11163,7 +12007,7 @@
         <w:trPr/>
         <w:tc>
           <w:tcPr>
-            <w:tcW w:w="5035" w:type="dxa"/>
+            <w:tcW w:w="3514" w:type="dxa"/>
             <w:tcBorders>
               <w:top w:val="single" w:sz="2" w:space="0" w:color="D2D2D2"/>
               <w:start w:val="single" w:sz="2" w:space="0" w:color="D2D2D2"/>
@@ -11191,17 +12035,13 @@
               <w:rPr>
                 <w:rStyle w:val="SourceText"/>
               </w:rPr>
-              <w:t>BLOCKED_CANONICAL_REPOSITORY_PROMOTION</w:t>
-            </w:r>
-            <w:r>
-              <w:rPr/>
-              <w:t xml:space="preserve"> or wrong fork URL</w:t>
+              <w:t>make configure-participant</w:t>
             </w:r>
           </w:p>
         </w:tc>
         <w:tc>
           <w:tcPr>
-            <w:tcW w:w="1510" w:type="dxa"/>
+            <w:tcW w:w="2212" w:type="dxa"/>
             <w:tcBorders>
               <w:top w:val="single" w:sz="2" w:space="0" w:color="D2D2D2"/>
               <w:start w:val="single" w:sz="2" w:space="0" w:color="D2D2D2"/>
@@ -11226,30 +12066,14 @@
               <w:rPr/>
             </w:pPr>
             <w:r>
-              <w:rPr>
-                <w:rStyle w:val="SourceText"/>
-              </w:rPr>
-              <w:t>origin</w:t>
-            </w:r>
-            <w:r>
-              <w:rPr/>
-              <w:t xml:space="preserve"> or </w:t>
-            </w:r>
-            <w:r>
-              <w:rPr>
-                <w:rStyle w:val="SourceText"/>
-              </w:rPr>
-              <w:t>GIT_REPO_URL</w:t>
-            </w:r>
-            <w:r>
-              <w:rPr/>
-              <w:t xml:space="preserve"> points to canonical upstream</w:t>
+              <w:rPr/>
+              <w:t>Infer fork/branch/GHCR owner and enforce upstream push protection</w:t>
             </w:r>
           </w:p>
         </w:tc>
         <w:tc>
           <w:tcPr>
-            <w:tcW w:w="3544" w:type="dxa"/>
+            <w:tcW w:w="1028" w:type="dxa"/>
             <w:tcBorders>
               <w:top w:val="single" w:sz="2" w:space="0" w:color="D2D2D2"/>
               <w:start w:val="single" w:sz="2" w:space="0" w:color="D2D2D2"/>
@@ -11275,33 +12099,7 @@
             </w:pPr>
             <w:r>
               <w:rPr/>
-              <w:t xml:space="preserve">Run </w:t>
-            </w:r>
-            <w:r>
-              <w:rPr>
-                <w:rStyle w:val="SourceText"/>
-              </w:rPr>
-              <w:t>git remote set-url origin https://github.com/YOUR_USERNAME/packmate-agent.git</w:t>
-            </w:r>
-            <w:r>
-              <w:rPr/>
-              <w:t xml:space="preserve">, then </w:t>
-            </w:r>
-            <w:r>
-              <w:rPr>
-                <w:rStyle w:val="SourceText"/>
-              </w:rPr>
-              <w:t>make configure-participant</w:t>
-            </w:r>
-            <w:r>
-              <w:rPr/>
-              <w:t xml:space="preserve"> and </w:t>
-            </w:r>
-            <w:r>
-              <w:rPr>
-                <w:rStyle w:val="SourceText"/>
-              </w:rPr>
-              <w:t>make verify-demo-fork</w:t>
+              <w:t>Yes</w:t>
             </w:r>
           </w:p>
         </w:tc>
@@ -11310,7 +12108,7 @@
         <w:trPr/>
         <w:tc>
           <w:tcPr>
-            <w:tcW w:w="5035" w:type="dxa"/>
+            <w:tcW w:w="3514" w:type="dxa"/>
             <w:tcBorders>
               <w:top w:val="single" w:sz="2" w:space="0" w:color="D2D2D2"/>
               <w:start w:val="single" w:sz="2" w:space="0" w:color="D2D2D2"/>
@@ -11335,14 +12133,16 @@
               <w:rPr/>
             </w:pPr>
             <w:r>
-              <w:rPr/>
-              <w:t>Branch settings disagree</w:t>
+              <w:rPr>
+                <w:rStyle w:val="SourceText"/>
+              </w:rPr>
+              <w:t>make configure-git</w:t>
             </w:r>
           </w:p>
         </w:tc>
         <w:tc>
           <w:tcPr>
-            <w:tcW w:w="1510" w:type="dxa"/>
+            <w:tcW w:w="2212" w:type="dxa"/>
             <w:tcBorders>
               <w:top w:val="single" w:sz="2" w:space="0" w:color="D2D2D2"/>
               <w:start w:val="single" w:sz="2" w:space="0" w:color="D2D2D2"/>
@@ -11368,13 +12168,29 @@
             </w:pPr>
             <w:r>
               <w:rPr/>
-              <w:t>Current branch, GitOps revision, and promotion base are not coordinated</w:t>
+              <w:t xml:space="preserve">Set repository-local commit identity from </w:t>
+            </w:r>
+            <w:r>
+              <w:rPr>
+                <w:rStyle w:val="SourceText"/>
+              </w:rPr>
+              <w:t>PACKMATE_GIT_NAME</w:t>
+            </w:r>
+            <w:r>
+              <w:rPr/>
+              <w:t xml:space="preserve"> and </w:t>
+            </w:r>
+            <w:r>
+              <w:rPr>
+                <w:rStyle w:val="SourceText"/>
+              </w:rPr>
+              <w:t>PACKMATE_GIT_EMAIL</w:t>
             </w:r>
           </w:p>
         </w:tc>
         <w:tc>
           <w:tcPr>
-            <w:tcW w:w="3544" w:type="dxa"/>
+            <w:tcW w:w="1028" w:type="dxa"/>
             <w:tcBorders>
               <w:top w:val="single" w:sz="2" w:space="0" w:color="D2D2D2"/>
               <w:start w:val="single" w:sz="2" w:space="0" w:color="D2D2D2"/>
@@ -11400,23 +12216,7 @@
             </w:pPr>
             <w:r>
               <w:rPr/>
-              <w:t xml:space="preserve">Before baseline preparation run </w:t>
-            </w:r>
-            <w:r>
-              <w:rPr>
-                <w:rStyle w:val="SourceText"/>
-              </w:rPr>
-              <w:t>git switch packmate-v2 &amp;&amp; make configure-participant</w:t>
-            </w:r>
-            <w:r>
-              <w:rPr/>
-              <w:t xml:space="preserve">; for the standard prepared path run </w:t>
-            </w:r>
-            <w:r>
-              <w:rPr>
-                <w:rStyle w:val="SourceText"/>
-              </w:rPr>
-              <w:t>make prepare-demo-baseline</w:t>
+              <w:t>Yes</w:t>
             </w:r>
           </w:p>
         </w:tc>
@@ -11425,7 +12225,7 @@
         <w:trPr/>
         <w:tc>
           <w:tcPr>
-            <w:tcW w:w="5035" w:type="dxa"/>
+            <w:tcW w:w="3514" w:type="dxa"/>
             <w:tcBorders>
               <w:top w:val="single" w:sz="2" w:space="0" w:color="D2D2D2"/>
               <w:start w:val="single" w:sz="2" w:space="0" w:color="D2D2D2"/>
@@ -11450,20 +12250,16 @@
               <w:rPr/>
             </w:pPr>
             <w:r>
-              <w:rPr/>
-              <w:t xml:space="preserve">Git push authentication fails, including askpass </w:t>
-            </w:r>
-            <w:r>
               <w:rPr>
                 <w:rStyle w:val="SourceText"/>
               </w:rPr>
-              <w:t>ECONNREFUSED</w:t>
+              <w:t>make verify-demo-fork</w:t>
             </w:r>
           </w:p>
         </w:tc>
         <w:tc>
           <w:tcPr>
-            <w:tcW w:w="1510" w:type="dxa"/>
+            <w:tcW w:w="2212" w:type="dxa"/>
             <w:tcBorders>
               <w:top w:val="single" w:sz="2" w:space="0" w:color="D2D2D2"/>
               <w:start w:val="single" w:sz="2" w:space="0" w:color="D2D2D2"/>
@@ -11489,13 +12285,13 @@
             </w:pPr>
             <w:r>
               <w:rPr/>
-              <w:t>The Workbench cannot reach a valid Git credential prompt or your credential lacks fork access</w:t>
+              <w:t>Check fork ownership, origin, branch, and canonical protection before bootstrap</w:t>
             </w:r>
           </w:p>
         </w:tc>
         <w:tc>
           <w:tcPr>
-            <w:tcW w:w="3544" w:type="dxa"/>
+            <w:tcW w:w="1028" w:type="dxa"/>
             <w:tcBorders>
               <w:top w:val="single" w:sz="2" w:space="0" w:color="D2D2D2"/>
               <w:start w:val="single" w:sz="2" w:space="0" w:color="D2D2D2"/>
@@ -11521,33 +12317,7 @@
             </w:pPr>
             <w:r>
               <w:rPr/>
-              <w:t xml:space="preserve">Run </w:t>
-            </w:r>
-            <w:r>
-              <w:rPr>
-                <w:rStyle w:val="SourceText"/>
-              </w:rPr>
-              <w:t>unset GIT_ASKPASS SSH_ASKPASS</w:t>
-            </w:r>
-            <w:r>
-              <w:rPr/>
-              <w:t xml:space="preserve">, complete </w:t>
-            </w:r>
-            <w:r>
-              <w:rPr>
-                <w:rStyle w:val="SourceText"/>
-              </w:rPr>
-              <w:t>gh auth login</w:t>
-            </w:r>
-            <w:r>
-              <w:rPr/>
-              <w:t xml:space="preserve"> in the terminal, then </w:t>
-            </w:r>
-            <w:r>
-              <w:rPr>
-                <w:rStyle w:val="SourceText"/>
-              </w:rPr>
-              <w:t>make verify-github-write-readiness</w:t>
+              <w:t>Yes, read-only</w:t>
             </w:r>
           </w:p>
         </w:tc>
@@ -11556,7 +12326,7 @@
         <w:trPr/>
         <w:tc>
           <w:tcPr>
-            <w:tcW w:w="5035" w:type="dxa"/>
+            <w:tcW w:w="3514" w:type="dxa"/>
             <w:tcBorders>
               <w:top w:val="single" w:sz="2" w:space="0" w:color="D2D2D2"/>
               <w:start w:val="single" w:sz="2" w:space="0" w:color="D2D2D2"/>
@@ -11584,13 +12354,13 @@
               <w:rPr>
                 <w:rStyle w:val="SourceText"/>
               </w:rPr>
-              <w:t>BLOCKED_OPENSHIFT_SERVICE_ACCOUNT_IDENTITY</w:t>
+              <w:t>make verify-github-write-readiness</w:t>
             </w:r>
           </w:p>
         </w:tc>
         <w:tc>
           <w:tcPr>
-            <w:tcW w:w="1510" w:type="dxa"/>
+            <w:tcW w:w="2212" w:type="dxa"/>
             <w:tcBorders>
               <w:top w:val="single" w:sz="2" w:space="0" w:color="D2D2D2"/>
               <w:start w:val="single" w:sz="2" w:space="0" w:color="D2D2D2"/>
@@ -11615,20 +12385,14 @@
               <w:rPr/>
             </w:pPr>
             <w:r>
-              <w:rPr>
-                <w:rStyle w:val="SourceText"/>
-              </w:rPr>
-              <w:t>oc</w:t>
-            </w:r>
-            <w:r>
-              <w:rPr/>
-              <w:t xml:space="preserve"> is authenticated as a workload identity, not you</w:t>
+              <w:rPr/>
+              <w:t>Check safe GitHub fork authentication and diagnose askpass failures</w:t>
             </w:r>
           </w:p>
         </w:tc>
         <w:tc>
           <w:tcPr>
-            <w:tcW w:w="3544" w:type="dxa"/>
+            <w:tcW w:w="1028" w:type="dxa"/>
             <w:tcBorders>
               <w:top w:val="single" w:sz="2" w:space="0" w:color="D2D2D2"/>
               <w:start w:val="single" w:sz="2" w:space="0" w:color="D2D2D2"/>
@@ -11654,33 +12418,7 @@
             </w:pPr>
             <w:r>
               <w:rPr/>
-              <w:t xml:space="preserve">Run </w:t>
-            </w:r>
-            <w:r>
-              <w:rPr>
-                <w:rStyle w:val="SourceText"/>
-              </w:rPr>
-              <w:t>oc logout</w:t>
-            </w:r>
-            <w:r>
-              <w:rPr/>
-              <w:t xml:space="preserve">, then </w:t>
-            </w:r>
-            <w:r>
-              <w:rPr>
-                <w:rStyle w:val="SourceText"/>
-              </w:rPr>
-              <w:t>oc login --web</w:t>
-            </w:r>
-            <w:r>
-              <w:rPr/>
-              <w:t xml:space="preserve">, and confirm a human username with </w:t>
-            </w:r>
-            <w:r>
-              <w:rPr>
-                <w:rStyle w:val="SourceText"/>
-              </w:rPr>
-              <w:t>oc whoami</w:t>
+              <w:t>Yes, read-only by default</w:t>
             </w:r>
           </w:p>
         </w:tc>
@@ -11689,7 +12427,7 @@
         <w:trPr/>
         <w:tc>
           <w:tcPr>
-            <w:tcW w:w="5035" w:type="dxa"/>
+            <w:tcW w:w="3514" w:type="dxa"/>
             <w:tcBorders>
               <w:top w:val="single" w:sz="2" w:space="0" w:color="D2D2D2"/>
               <w:start w:val="single" w:sz="2" w:space="0" w:color="D2D2D2"/>
@@ -11717,17 +12455,13 @@
               <w:rPr>
                 <w:rStyle w:val="SourceText"/>
               </w:rPr>
-              <w:t>packmate-ghcr-push</w:t>
-            </w:r>
-            <w:r>
-              <w:rPr/>
-              <w:t xml:space="preserve"> missing</w:t>
+              <w:t>make prepare-demo-baseline</w:t>
             </w:r>
           </w:p>
         </w:tc>
         <w:tc>
           <w:tcPr>
-            <w:tcW w:w="1510" w:type="dxa"/>
+            <w:tcW w:w="2212" w:type="dxa"/>
             <w:tcBorders>
               <w:top w:val="single" w:sz="2" w:space="0" w:color="D2D2D2"/>
               <w:start w:val="single" w:sz="2" w:space="0" w:color="D2D2D2"/>
@@ -11753,13 +12487,13 @@
             </w:pPr>
             <w:r>
               <w:rPr/>
-              <w:t>Tekton cannot mount credentials for candidate publication</w:t>
+              <w:t>Prepare and push the disposable fork branch, then save coordinated config</w:t>
             </w:r>
           </w:p>
         </w:tc>
         <w:tc>
           <w:tcPr>
-            <w:tcW w:w="3544" w:type="dxa"/>
+            <w:tcW w:w="1028" w:type="dxa"/>
             <w:tcBorders>
               <w:top w:val="single" w:sz="2" w:space="0" w:color="D2D2D2"/>
               <w:start w:val="single" w:sz="2" w:space="0" w:color="D2D2D2"/>
@@ -11785,17 +12519,7 @@
             </w:pPr>
             <w:r>
               <w:rPr/>
-              <w:t xml:space="preserve">Run </w:t>
-            </w:r>
-            <w:r>
-              <w:rPr>
-                <w:rStyle w:val="SourceText"/>
-              </w:rPr>
-              <w:t>make configure-promotion-registry &amp;&amp; make verify-promotion-registry</w:t>
-            </w:r>
-            <w:r>
-              <w:rPr/>
-              <w:t>, then start a new PipelineRun</w:t>
+              <w:t>Yes, fork-only</w:t>
             </w:r>
           </w:p>
         </w:tc>
@@ -11804,7 +12528,7 @@
         <w:trPr/>
         <w:tc>
           <w:tcPr>
-            <w:tcW w:w="5035" w:type="dxa"/>
+            <w:tcW w:w="3514" w:type="dxa"/>
             <w:tcBorders>
               <w:top w:val="single" w:sz="2" w:space="0" w:color="D2D2D2"/>
               <w:start w:val="single" w:sz="2" w:space="0" w:color="D2D2D2"/>
@@ -11829,24 +12553,16 @@
               <w:rPr/>
             </w:pPr>
             <w:r>
-              <w:rPr/>
-              <w:t xml:space="preserve">Pipeline </w:t>
-            </w:r>
-            <w:r>
               <w:rPr>
                 <w:rStyle w:val="SourceText"/>
               </w:rPr>
-              <w:t>publish-candidate</w:t>
-            </w:r>
-            <w:r>
-              <w:rPr/>
-              <w:t xml:space="preserve"> fails</w:t>
+              <w:t>make configure-promotion-registry</w:t>
             </w:r>
           </w:p>
         </w:tc>
         <w:tc>
           <w:tcPr>
-            <w:tcW w:w="1510" w:type="dxa"/>
+            <w:tcW w:w="2212" w:type="dxa"/>
             <w:tcBorders>
               <w:top w:val="single" w:sz="2" w:space="0" w:color="D2D2D2"/>
               <w:start w:val="single" w:sz="2" w:space="0" w:color="D2D2D2"/>
@@ -11872,13 +12588,13 @@
             </w:pPr>
             <w:r>
               <w:rPr/>
-              <w:t>GHCR credential is missing, expired, or lacks package-write permission</w:t>
+              <w:t>Store GHCR access in OpenShift Secrets through an interactive safe flow</w:t>
             </w:r>
           </w:p>
         </w:tc>
         <w:tc>
           <w:tcPr>
-            <w:tcW w:w="3544" w:type="dxa"/>
+            <w:tcW w:w="1028" w:type="dxa"/>
             <w:tcBorders>
               <w:top w:val="single" w:sz="2" w:space="0" w:color="D2D2D2"/>
               <w:start w:val="single" w:sz="2" w:space="0" w:color="D2D2D2"/>
@@ -11904,27 +12620,7 @@
             </w:pPr>
             <w:r>
               <w:rPr/>
-              <w:t xml:space="preserve">Run </w:t>
-            </w:r>
-            <w:r>
-              <w:rPr>
-                <w:rStyle w:val="SourceText"/>
-              </w:rPr>
-              <w:t>make diagnose-latest-pipelinerun</w:t>
-            </w:r>
-            <w:r>
-              <w:rPr/>
-              <w:t xml:space="preserve">, renew access with </w:t>
-            </w:r>
-            <w:r>
-              <w:rPr>
-                <w:rStyle w:val="SourceText"/>
-              </w:rPr>
-              <w:t>make configure-promotion-registry</w:t>
-            </w:r>
-            <w:r>
-              <w:rPr/>
-              <w:t>, then start a new PipelineRun</w:t>
+              <w:t>Yes; explicitly updates the Secret</w:t>
             </w:r>
           </w:p>
         </w:tc>
@@ -11933,7 +12629,7 @@
         <w:trPr/>
         <w:tc>
           <w:tcPr>
-            <w:tcW w:w="5035" w:type="dxa"/>
+            <w:tcW w:w="3514" w:type="dxa"/>
             <w:tcBorders>
               <w:top w:val="single" w:sz="2" w:space="0" w:color="D2D2D2"/>
               <w:start w:val="single" w:sz="2" w:space="0" w:color="D2D2D2"/>
@@ -11961,13 +12657,13 @@
               <w:rPr>
                 <w:rStyle w:val="SourceText"/>
               </w:rPr>
-              <w:t>BLOCKED_NO_PROMOTION_DIFF</w:t>
+              <w:t>make verify-promotion-registry</w:t>
             </w:r>
           </w:p>
         </w:tc>
         <w:tc>
           <w:tcPr>
-            <w:tcW w:w="1510" w:type="dxa"/>
+            <w:tcW w:w="2212" w:type="dxa"/>
             <w:tcBorders>
               <w:top w:val="single" w:sz="2" w:space="0" w:color="D2D2D2"/>
               <w:start w:val="single" w:sz="2" w:space="0" w:color="D2D2D2"/>
@@ -11993,13 +12689,13 @@
             </w:pPr>
             <w:r>
               <w:rPr/>
-              <w:t>PROD Git already contains the same candidate, so there is no reviewable change</w:t>
+              <w:t>Confirm the Pipeline publication Secret and portable baseline</w:t>
             </w:r>
           </w:p>
         </w:tc>
         <w:tc>
           <w:tcPr>
-            <w:tcW w:w="3544" w:type="dxa"/>
+            <w:tcW w:w="1028" w:type="dxa"/>
             <w:tcBorders>
               <w:top w:val="single" w:sz="2" w:space="0" w:color="D2D2D2"/>
               <w:start w:val="single" w:sz="2" w:space="0" w:color="D2D2D2"/>
@@ -12025,17 +12721,7 @@
             </w:pPr>
             <w:r>
               <w:rPr/>
-              <w:t xml:space="preserve">Run </w:t>
-            </w:r>
-            <w:r>
-              <w:rPr>
-                <w:rStyle w:val="SourceText"/>
-              </w:rPr>
-              <w:t>make prepare-demo-baseline</w:t>
-            </w:r>
-            <w:r>
-              <w:rPr/>
-              <w:t>, start a new PipelineRun from the prepared branch, then promote that run</w:t>
+              <w:t>Yes, read-only</w:t>
             </w:r>
           </w:p>
         </w:tc>
@@ -12044,7 +12730,7 @@
         <w:trPr/>
         <w:tc>
           <w:tcPr>
-            <w:tcW w:w="5035" w:type="dxa"/>
+            <w:tcW w:w="3514" w:type="dxa"/>
             <w:tcBorders>
               <w:top w:val="single" w:sz="2" w:space="0" w:color="D2D2D2"/>
               <w:start w:val="single" w:sz="2" w:space="0" w:color="D2D2D2"/>
@@ -12069,14 +12755,16 @@
               <w:rPr/>
             </w:pPr>
             <w:r>
-              <w:rPr/>
-              <w:t>Argo CD does not show the merged change</w:t>
+              <w:rPr>
+                <w:rStyle w:val="SourceText"/>
+              </w:rPr>
+              <w:t>make preflight</w:t>
             </w:r>
           </w:p>
         </w:tc>
         <w:tc>
           <w:tcPr>
-            <w:tcW w:w="1510" w:type="dxa"/>
+            <w:tcW w:w="2212" w:type="dxa"/>
             <w:tcBorders>
               <w:top w:val="single" w:sz="2" w:space="0" w:color="D2D2D2"/>
               <w:start w:val="single" w:sz="2" w:space="0" w:color="D2D2D2"/>
@@ -12102,13 +12790,13 @@
             </w:pPr>
             <w:r>
               <w:rPr/>
-              <w:t>The Application has not refreshed the watched fork branch</w:t>
+              <w:t>Check human identity, cluster services, project, model, images, GitOps, and Pipeline prerequisites</w:t>
             </w:r>
           </w:p>
         </w:tc>
         <w:tc>
           <w:tcPr>
-            <w:tcW w:w="3544" w:type="dxa"/>
+            <w:tcW w:w="1028" w:type="dxa"/>
             <w:tcBorders>
               <w:top w:val="single" w:sz="2" w:space="0" w:color="D2D2D2"/>
               <w:start w:val="single" w:sz="2" w:space="0" w:color="D2D2D2"/>
@@ -12134,27 +12822,7 @@
             </w:pPr>
             <w:r>
               <w:rPr/>
-              <w:t xml:space="preserve">In Argo CD click </w:t>
-            </w:r>
-            <w:r>
-              <w:rPr>
-                <w:rStyle w:val="Strong"/>
-              </w:rPr>
-              <w:t>Refresh</w:t>
-            </w:r>
-            <w:r>
-              <w:rPr/>
-              <w:t xml:space="preserve">, confirm repo and revision with </w:t>
-            </w:r>
-            <w:r>
-              <w:rPr>
-                <w:rStyle w:val="SourceText"/>
-              </w:rPr>
-              <w:t>make verify-demo-fork-live</w:t>
-            </w:r>
-            <w:r>
-              <w:rPr/>
-              <w:t>, then wait for OutOfSync</w:t>
+              <w:t>Yes, read-only except a temporary probe pod</w:t>
             </w:r>
           </w:p>
         </w:tc>
@@ -12163,7 +12831,7 @@
         <w:trPr/>
         <w:tc>
           <w:tcPr>
-            <w:tcW w:w="5035" w:type="dxa"/>
+            <w:tcW w:w="3514" w:type="dxa"/>
             <w:tcBorders>
               <w:top w:val="single" w:sz="2" w:space="0" w:color="D2D2D2"/>
               <w:start w:val="single" w:sz="2" w:space="0" w:color="D2D2D2"/>
@@ -12191,17 +12859,13 @@
               <w:rPr>
                 <w:rStyle w:val="SourceText"/>
               </w:rPr>
-              <w:t>make verify-prod</w:t>
-            </w:r>
-            <w:r>
-              <w:rPr/>
-              <w:t xml:space="preserve"> fails before Sync</w:t>
+              <w:t>make bootstrap</w:t>
             </w:r>
           </w:p>
         </w:tc>
         <w:tc>
           <w:tcPr>
-            <w:tcW w:w="1510" w:type="dxa"/>
+            <w:tcW w:w="2212" w:type="dxa"/>
             <w:tcBorders>
               <w:top w:val="single" w:sz="2" w:space="0" w:color="D2D2D2"/>
               <w:start w:val="single" w:sz="2" w:space="0" w:color="D2D2D2"/>
@@ -12227,13 +12891,13 @@
             </w:pPr>
             <w:r>
               <w:rPr/>
-              <w:t>Git contains the approved image but PROD still runs the previous state</w:t>
+              <w:t>Idempotently prepare AI assets, Tekton, Argo CD, DEV, and PROD prerequisites</w:t>
             </w:r>
           </w:p>
         </w:tc>
         <w:tc>
           <w:tcPr>
-            <w:tcW w:w="3544" w:type="dxa"/>
+            <w:tcW w:w="1028" w:type="dxa"/>
             <w:tcBorders>
               <w:top w:val="single" w:sz="2" w:space="0" w:color="D2D2D2"/>
               <w:start w:val="single" w:sz="2" w:space="0" w:color="D2D2D2"/>
@@ -12259,27 +12923,7 @@
             </w:pPr>
             <w:r>
               <w:rPr/>
-              <w:t xml:space="preserve">Return to Argo CD, manually </w:t>
-            </w:r>
-            <w:r>
-              <w:rPr>
-                <w:rStyle w:val="Strong"/>
-              </w:rPr>
-              <w:t>Sync</w:t>
-            </w:r>
-            <w:r>
-              <w:rPr/>
-              <w:t xml:space="preserve">, wait for Synced/Healthy, then run </w:t>
-            </w:r>
-            <w:r>
-              <w:rPr>
-                <w:rStyle w:val="SourceText"/>
-              </w:rPr>
-              <w:t>make verify-prod</w:t>
-            </w:r>
-            <w:r>
-              <w:rPr/>
-              <w:t xml:space="preserve"> again</w:t>
+              <w:t>Yes</w:t>
             </w:r>
           </w:p>
         </w:tc>
@@ -12288,7 +12932,7 @@
         <w:trPr/>
         <w:tc>
           <w:tcPr>
-            <w:tcW w:w="5035" w:type="dxa"/>
+            <w:tcW w:w="3514" w:type="dxa"/>
             <w:tcBorders>
               <w:top w:val="single" w:sz="2" w:space="0" w:color="D2D2D2"/>
               <w:start w:val="single" w:sz="2" w:space="0" w:color="D2D2D2"/>
@@ -12313,14 +12957,16 @@
               <w:rPr/>
             </w:pPr>
             <w:r>
-              <w:rPr/>
-              <w:t>Model or MCP assets are missing</w:t>
+              <w:rPr>
+                <w:rStyle w:val="SourceText"/>
+              </w:rPr>
+              <w:t>make verify-dev</w:t>
             </w:r>
           </w:p>
         </w:tc>
         <w:tc>
           <w:tcPr>
-            <w:tcW w:w="1510" w:type="dxa"/>
+            <w:tcW w:w="2212" w:type="dxa"/>
             <w:tcBorders>
               <w:top w:val="single" w:sz="2" w:space="0" w:color="D2D2D2"/>
               <w:start w:val="single" w:sz="2" w:space="0" w:color="D2D2D2"/>
@@ -12346,13 +12992,13 @@
             </w:pPr>
             <w:r>
               <w:rPr/>
-              <w:t>Bootstrap did not finish or the OpenShift AI dashboard cache is stale</w:t>
+              <w:t>Verify the model, MCP assets, DEV workloads, Routes, health, streaming, and Pipeline</w:t>
             </w:r>
           </w:p>
         </w:tc>
         <w:tc>
           <w:tcPr>
-            <w:tcW w:w="3544" w:type="dxa"/>
+            <w:tcW w:w="1028" w:type="dxa"/>
             <w:tcBorders>
               <w:top w:val="single" w:sz="2" w:space="0" w:color="D2D2D2"/>
               <w:start w:val="single" w:sz="2" w:space="0" w:color="D2D2D2"/>
@@ -12378,23 +13024,7 @@
             </w:pPr>
             <w:r>
               <w:rPr/>
-              <w:t xml:space="preserve">Run </w:t>
-            </w:r>
-            <w:r>
-              <w:rPr>
-                <w:rStyle w:val="SourceText"/>
-              </w:rPr>
-              <w:t>make bootstrap &amp;&amp; make verify-dev</w:t>
-            </w:r>
-            <w:r>
-              <w:rPr/>
-              <w:t xml:space="preserve">, hard-refresh Gen AI studio, and select project </w:t>
-            </w:r>
-            <w:r>
-              <w:rPr>
-                <w:rStyle w:val="SourceText"/>
-              </w:rPr>
-              <w:t>packmate-lab</w:t>
+              <w:t>Yes, non-destructive</w:t>
             </w:r>
           </w:p>
         </w:tc>
@@ -12403,7 +13033,7 @@
         <w:trPr/>
         <w:tc>
           <w:tcPr>
-            <w:tcW w:w="5035" w:type="dxa"/>
+            <w:tcW w:w="3514" w:type="dxa"/>
             <w:tcBorders>
               <w:top w:val="single" w:sz="2" w:space="0" w:color="D2D2D2"/>
               <w:start w:val="single" w:sz="2" w:space="0" w:color="D2D2D2"/>
@@ -12428,20 +13058,16 @@
               <w:rPr/>
             </w:pPr>
             <w:r>
-              <w:rPr/>
-              <w:t xml:space="preserve">Pipeline test task cannot find </w:t>
-            </w:r>
-            <w:r>
               <w:rPr>
                 <w:rStyle w:val="SourceText"/>
               </w:rPr>
-              <w:t>requirements-dev.txt</w:t>
+              <w:t>make verify-gitops</w:t>
             </w:r>
           </w:p>
         </w:tc>
         <w:tc>
           <w:tcPr>
-            <w:tcW w:w="1510" w:type="dxa"/>
+            <w:tcW w:w="2212" w:type="dxa"/>
             <w:tcBorders>
               <w:top w:val="single" w:sz="2" w:space="0" w:color="D2D2D2"/>
               <w:start w:val="single" w:sz="2" w:space="0" w:color="D2D2D2"/>
@@ -12467,13 +13093,13 @@
             </w:pPr>
             <w:r>
               <w:rPr/>
-              <w:t>The run used Empty Directory instead of a shared PVC</w:t>
+              <w:t>Verify Argo CD ownership, fork source, RBAC, and manual PROD policy</w:t>
             </w:r>
           </w:p>
         </w:tc>
         <w:tc>
           <w:tcPr>
-            <w:tcW w:w="3544" w:type="dxa"/>
+            <w:tcW w:w="1028" w:type="dxa"/>
             <w:tcBorders>
               <w:top w:val="single" w:sz="2" w:space="0" w:color="D2D2D2"/>
               <w:start w:val="single" w:sz="2" w:space="0" w:color="D2D2D2"/>
@@ -12499,33 +13125,7 @@
             </w:pPr>
             <w:r>
               <w:rPr/>
-              <w:t xml:space="preserve">Start a new run and choose </w:t>
-            </w:r>
-            <w:r>
-              <w:rPr>
-                <w:rStyle w:val="Strong"/>
-              </w:rPr>
-              <w:t>VolumeClaimTemplate</w:t>
-            </w:r>
-            <w:r>
-              <w:rPr/>
-              <w:t xml:space="preserve">, </w:t>
-            </w:r>
-            <w:r>
-              <w:rPr>
-                <w:rStyle w:val="Strong"/>
-              </w:rPr>
-              <w:t>2 GiB</w:t>
-            </w:r>
-            <w:r>
-              <w:rPr/>
-              <w:t xml:space="preserve">, for workspace </w:t>
-            </w:r>
-            <w:r>
-              <w:rPr>
-                <w:rStyle w:val="SourceText"/>
-              </w:rPr>
-              <w:t>source</w:t>
+              <w:t>Yes, read-only</w:t>
             </w:r>
           </w:p>
         </w:tc>
@@ -12534,7 +13134,7 @@
         <w:trPr/>
         <w:tc>
           <w:tcPr>
-            <w:tcW w:w="5035" w:type="dxa"/>
+            <w:tcW w:w="3514" w:type="dxa"/>
             <w:tcBorders>
               <w:top w:val="single" w:sz="2" w:space="0" w:color="D2D2D2"/>
               <w:start w:val="single" w:sz="2" w:space="0" w:color="D2D2D2"/>
@@ -12559,14 +13159,16 @@
               <w:rPr/>
             </w:pPr>
             <w:r>
-              <w:rPr/>
-              <w:t>Argo CD access is denied after bootstrap</w:t>
+              <w:rPr>
+                <w:rStyle w:val="SourceText"/>
+              </w:rPr>
+              <w:t>make verify-demo-fork-live</w:t>
             </w:r>
           </w:p>
         </w:tc>
         <w:tc>
           <w:tcPr>
-            <w:tcW w:w="1510" w:type="dxa"/>
+            <w:tcW w:w="2212" w:type="dxa"/>
             <w:tcBorders>
               <w:top w:val="single" w:sz="2" w:space="0" w:color="D2D2D2"/>
               <w:start w:val="single" w:sz="2" w:space="0" w:color="D2D2D2"/>
@@ -12592,268 +13194,13 @@
             </w:pPr>
             <w:r>
               <w:rPr/>
-              <w:t>Your current SSO token does not include the new group membership</w:t>
+              <w:t>Confirm live Argo CD Applications watch your fork and prepared branch</w:t>
             </w:r>
           </w:p>
         </w:tc>
         <w:tc>
           <w:tcPr>
-            <w:tcW w:w="3544" w:type="dxa"/>
-            <w:tcBorders>
-              <w:top w:val="single" w:sz="2" w:space="0" w:color="D2D2D2"/>
-              <w:start w:val="single" w:sz="2" w:space="0" w:color="D2D2D2"/>
-              <w:bottom w:val="single" w:sz="2" w:space="0" w:color="D2D2D2"/>
-              <w:end w:val="single" w:sz="2" w:space="0" w:color="D2D2D2"/>
-            </w:tcBorders>
-            <w:tcMar>
-              <w:top w:w="90" w:type="dxa"/>
-              <w:start w:w="90" w:type="dxa"/>
-              <w:bottom w:w="90" w:type="dxa"/>
-              <w:end w:w="90" w:type="dxa"/>
-            </w:tcMar>
-            <w:vAlign w:val="center"/>
-          </w:tcPr>
-          <w:p>
-            <w:pPr>
-              <w:pStyle w:val="TableContents"/>
-              <w:bidi w:val="0"/>
-              <w:spacing w:before="0" w:after="159"/>
-              <w:jc w:val="start"/>
-              <w:rPr/>
-            </w:pPr>
-            <w:r>
-              <w:rPr/>
-              <w:t xml:space="preserve">Log out of Argo CD, log in via OpenShift again, then reopen </w:t>
-            </w:r>
-            <w:r>
-              <w:rPr>
-                <w:rStyle w:val="SourceText"/>
-              </w:rPr>
-              <w:t>packmate-prod</w:t>
-            </w:r>
-          </w:p>
-        </w:tc>
-      </w:tr>
-    </w:tbl>
-    <w:tbl>
-      <w:tblPr>
-        <w:tblW w:w="10089" w:type="dxa"/>
-        <w:jc w:val="start"/>
-        <w:tblInd w:w="-45" w:type="dxa"/>
-        <w:tblLayout w:type="fixed"/>
-        <w:tblCellMar>
-          <w:top w:w="0" w:type="dxa"/>
-          <w:start w:w="225" w:type="dxa"/>
-          <w:bottom w:w="0" w:type="dxa"/>
-          <w:end w:w="0" w:type="dxa"/>
-        </w:tblCellMar>
-      </w:tblPr>
-      <w:tblGrid>
-        <w:gridCol w:w="10089"/>
-      </w:tblGrid>
-      <w:tr>
-        <w:trPr>
-          <w:cantSplit/>
-        </w:trPr>
-        <w:tc>
-          <w:tcPr>
-            <w:tcW w:w="10089" w:type="dxa"/>
-            <w:tcBorders>
-              <w:start w:val="single" w:sz="36" w:space="0" w:color="C9190B"/>
-            </w:tcBorders>
-            <w:shd w:fill="FAEAE8" w:val="clear"/>
-            <w:vAlign w:val="center"/>
-          </w:tcPr>
-          <w:p>
-            <w:pPr>
-              <w:pStyle w:val="TableContents"/>
-              <w:bidi w:val="0"/>
-              <w:spacing w:before="0" w:after="159"/>
-              <w:ind w:hanging="0" w:start="0" w:end="0"/>
-              <w:jc w:val="start"/>
-              <w:rPr/>
-            </w:pPr>
-            <w:r>
-              <w:rPr>
-                <w:rStyle w:val="Strong"/>
-              </w:rPr>
-              <w:t>SECURITY RECOVERY RULE</w:t>
-            </w:r>
-            <w:r>
-              <w:rPr/>
-              <w:t xml:space="preserve"> If a credential was pasted into a file or Git history, stop. Revoke it in GitHub, remove it from the local file without committing, obtain a replacement, and use only the supported hidden prompt or credential flow.</w:t>
-            </w:r>
-          </w:p>
-        </w:tc>
-      </w:tr>
-    </w:tbl>
-    <w:p>
-      <w:pPr>
-        <w:pStyle w:val="Heading1section-heading"/>
-        <w:keepNext w:val="true"/>
-        <w:pBdr>
-          <w:bottom w:val="single" w:sz="30" w:space="7" w:color="EE0000"/>
-        </w:pBdr>
-        <w:bidi w:val="0"/>
-        <w:spacing w:lineRule="auto" w:line="269" w:before="480" w:after="300"/>
-        <w:ind w:hanging="0" w:start="990" w:end="990"/>
-        <w:jc w:val="start"/>
-        <w:rPr>
-          <w:color w:val="151515"/>
-          <w:sz w:val="42"/>
-        </w:rPr>
-      </w:pPr>
-      <w:r>
-        <w:rPr>
-          <w:color w:val="151515"/>
-          <w:sz w:val="42"/>
-        </w:rPr>
-        <w:t>APPENDIX B — Participant command reference</w:t>
-      </w:r>
-    </w:p>
-    <w:p>
-      <w:pPr>
-        <w:pStyle w:val="BodyText"/>
-        <w:bidi w:val="0"/>
-        <w:jc w:val="start"/>
-        <w:rPr/>
-      </w:pPr>
-      <w:r>
-        <w:rPr/>
-        <w:t xml:space="preserve">Run these commands from </w:t>
-      </w:r>
-      <w:r>
-        <w:rPr>
-          <w:rStyle w:val="SourceText"/>
-        </w:rPr>
-        <w:t>/opt/app-root/src/packmate-agent</w:t>
-      </w:r>
-      <w:r>
-        <w:rPr/>
-        <w:t>.</w:t>
-      </w:r>
-    </w:p>
-    <w:tbl>
-      <w:tblPr>
-        <w:tblW w:w="10089" w:type="dxa"/>
-        <w:jc w:val="start"/>
-        <w:tblInd w:w="0" w:type="dxa"/>
-        <w:tblLayout w:type="fixed"/>
-        <w:tblCellMar>
-          <w:top w:w="105" w:type="dxa"/>
-          <w:start w:w="105" w:type="dxa"/>
-          <w:bottom w:w="105" w:type="dxa"/>
-          <w:end w:w="105" w:type="dxa"/>
-        </w:tblCellMar>
-      </w:tblPr>
-      <w:tblGrid>
-        <w:gridCol w:w="3709"/>
-        <w:gridCol w:w="4336"/>
-        <w:gridCol w:w="2044"/>
-      </w:tblGrid>
-      <w:tr>
-        <w:trPr>
-          <w:tblHeader w:val="true"/>
-        </w:trPr>
-        <w:tc>
-          <w:tcPr>
-            <w:tcW w:w="3709" w:type="dxa"/>
-            <w:tcBorders>
-              <w:top w:val="single" w:sz="2" w:space="0" w:color="4F5255"/>
-              <w:start w:val="single" w:sz="2" w:space="0" w:color="4F5255"/>
-              <w:bottom w:val="single" w:sz="2" w:space="0" w:color="4F5255"/>
-              <w:end w:val="single" w:sz="2" w:space="0" w:color="4F5255"/>
-            </w:tcBorders>
-            <w:shd w:fill="151515" w:val="clear"/>
-            <w:vAlign w:val="center"/>
-          </w:tcPr>
-          <w:p>
-            <w:pPr>
-              <w:pStyle w:val="TableHeading"/>
-              <w:bidi w:val="0"/>
-              <w:spacing w:before="0" w:after="159"/>
-              <w:ind w:hanging="0" w:start="0" w:end="0"/>
-              <w:jc w:val="start"/>
-              <w:rPr>
-                <w:color w:val="FFFFFF"/>
-              </w:rPr>
-            </w:pPr>
-            <w:r>
-              <w:rPr>
-                <w:color w:val="FFFFFF"/>
-              </w:rPr>
-              <w:t>COMMAND</w:t>
-            </w:r>
-          </w:p>
-        </w:tc>
-        <w:tc>
-          <w:tcPr>
-            <w:tcW w:w="4336" w:type="dxa"/>
-            <w:tcBorders>
-              <w:top w:val="single" w:sz="2" w:space="0" w:color="4F5255"/>
-              <w:start w:val="single" w:sz="2" w:space="0" w:color="4F5255"/>
-              <w:bottom w:val="single" w:sz="2" w:space="0" w:color="4F5255"/>
-              <w:end w:val="single" w:sz="2" w:space="0" w:color="4F5255"/>
-            </w:tcBorders>
-            <w:shd w:fill="151515" w:val="clear"/>
-            <w:vAlign w:val="center"/>
-          </w:tcPr>
-          <w:p>
-            <w:pPr>
-              <w:pStyle w:val="TableHeading"/>
-              <w:bidi w:val="0"/>
-              <w:spacing w:before="0" w:after="159"/>
-              <w:ind w:hanging="0" w:start="0" w:end="0"/>
-              <w:jc w:val="start"/>
-              <w:rPr>
-                <w:color w:val="FFFFFF"/>
-              </w:rPr>
-            </w:pPr>
-            <w:r>
-              <w:rPr>
-                <w:color w:val="FFFFFF"/>
-              </w:rPr>
-              <w:t>PURPOSE</w:t>
-            </w:r>
-          </w:p>
-        </w:tc>
-        <w:tc>
-          <w:tcPr>
-            <w:tcW w:w="2044" w:type="dxa"/>
-            <w:tcBorders>
-              <w:top w:val="single" w:sz="2" w:space="0" w:color="4F5255"/>
-              <w:start w:val="single" w:sz="2" w:space="0" w:color="4F5255"/>
-              <w:bottom w:val="single" w:sz="2" w:space="0" w:color="4F5255"/>
-              <w:end w:val="single" w:sz="2" w:space="0" w:color="4F5255"/>
-            </w:tcBorders>
-            <w:shd w:fill="151515" w:val="clear"/>
-            <w:vAlign w:val="center"/>
-          </w:tcPr>
-          <w:p>
-            <w:pPr>
-              <w:pStyle w:val="TableHeading"/>
-              <w:bidi w:val="0"/>
-              <w:spacing w:before="0" w:after="159"/>
-              <w:ind w:hanging="0" w:start="0" w:end="0"/>
-              <w:jc w:val="start"/>
-              <w:rPr>
-                <w:color w:val="FFFFFF"/>
-              </w:rPr>
-            </w:pPr>
-            <w:r>
-              <w:rPr>
-                <w:color w:val="FFFFFF"/>
-              </w:rPr>
-              <w:t>SAFE TO REPEAT</w:t>
-            </w:r>
-          </w:p>
-        </w:tc>
-      </w:tr>
-      <w:tr>
-        <w:trPr/>
-        <w:tc>
-          <w:tcPr>
-            <w:tcW w:w="3709" w:type="dxa"/>
+            <w:tcW w:w="1028" w:type="dxa"/>
             <w:tcBorders>
               <w:top w:val="single" w:sz="2" w:space="0" w:color="D2D2D2"/>
               <w:start w:val="single" w:sz="2" w:space="0" w:color="D2D2D2"/>
@@ -12878,16 +13225,17 @@
               <w:rPr/>
             </w:pPr>
             <w:r>
-              <w:rPr>
-                <w:rStyle w:val="SourceText"/>
-              </w:rPr>
-              <w:t>make configure-participant</w:t>
+              <w:rPr/>
+              <w:t>Yes, read-only</w:t>
             </w:r>
           </w:p>
         </w:tc>
+      </w:tr>
+      <w:tr>
+        <w:trPr/>
         <w:tc>
           <w:tcPr>
-            <w:tcW w:w="4336" w:type="dxa"/>
+            <w:tcW w:w="3514" w:type="dxa"/>
             <w:tcBorders>
               <w:top w:val="single" w:sz="2" w:space="0" w:color="D2D2D2"/>
               <w:start w:val="single" w:sz="2" w:space="0" w:color="D2D2D2"/>
@@ -12912,14 +13260,16 @@
               <w:rPr/>
             </w:pPr>
             <w:r>
-              <w:rPr/>
-              <w:t>Infer fork/branch/GHCR owner and enforce upstream push protection</w:t>
+              <w:rPr>
+                <w:rStyle w:val="SourceText"/>
+              </w:rPr>
+              <w:t>make diagnose-latest-pipelinerun</w:t>
             </w:r>
           </w:p>
         </w:tc>
         <w:tc>
           <w:tcPr>
-            <w:tcW w:w="2044" w:type="dxa"/>
+            <w:tcW w:w="2212" w:type="dxa"/>
             <w:tcBorders>
               <w:top w:val="single" w:sz="2" w:space="0" w:color="D2D2D2"/>
               <w:start w:val="single" w:sz="2" w:space="0" w:color="D2D2D2"/>
@@ -12945,16 +13295,13 @@
             </w:pPr>
             <w:r>
               <w:rPr/>
-              <w:t>Yes</w:t>
+              <w:t>Explain common Pending or Failed Pipeline causes</w:t>
             </w:r>
           </w:p>
         </w:tc>
-      </w:tr>
-      <w:tr>
-        <w:trPr/>
         <w:tc>
           <w:tcPr>
-            <w:tcW w:w="3709" w:type="dxa"/>
+            <w:tcW w:w="1028" w:type="dxa"/>
             <w:tcBorders>
               <w:top w:val="single" w:sz="2" w:space="0" w:color="D2D2D2"/>
               <w:start w:val="single" w:sz="2" w:space="0" w:color="D2D2D2"/>
@@ -12979,16 +13326,17 @@
               <w:rPr/>
             </w:pPr>
             <w:r>
-              <w:rPr>
-                <w:rStyle w:val="SourceText"/>
-              </w:rPr>
-              <w:t>make configure-git</w:t>
+              <w:rPr/>
+              <w:t>Yes, read-only</w:t>
             </w:r>
           </w:p>
         </w:tc>
+      </w:tr>
+      <w:tr>
+        <w:trPr/>
         <w:tc>
           <w:tcPr>
-            <w:tcW w:w="4336" w:type="dxa"/>
+            <w:tcW w:w="3514" w:type="dxa"/>
             <w:tcBorders>
               <w:top w:val="single" w:sz="2" w:space="0" w:color="D2D2D2"/>
               <w:start w:val="single" w:sz="2" w:space="0" w:color="D2D2D2"/>
@@ -13013,30 +13361,16 @@
               <w:rPr/>
             </w:pPr>
             <w:r>
-              <w:rPr/>
-              <w:t xml:space="preserve">Set repository-local commit identity from </w:t>
-            </w:r>
-            <w:r>
               <w:rPr>
                 <w:rStyle w:val="SourceText"/>
               </w:rPr>
-              <w:t>PACKMATE_GIT_NAME</w:t>
-            </w:r>
-            <w:r>
-              <w:rPr/>
-              <w:t xml:space="preserve"> and </w:t>
-            </w:r>
-            <w:r>
-              <w:rPr>
-                <w:rStyle w:val="SourceText"/>
-              </w:rPr>
-              <w:t>PACKMATE_GIT_EMAIL</w:t>
+              <w:t>make verify-demo-baseline</w:t>
             </w:r>
           </w:p>
         </w:tc>
         <w:tc>
           <w:tcPr>
-            <w:tcW w:w="2044" w:type="dxa"/>
+            <w:tcW w:w="2212" w:type="dxa"/>
             <w:tcBorders>
               <w:top w:val="single" w:sz="2" w:space="0" w:color="D2D2D2"/>
               <w:start w:val="single" w:sz="2" w:space="0" w:color="D2D2D2"/>
@@ -13062,16 +13396,13 @@
             </w:pPr>
             <w:r>
               <w:rPr/>
-              <w:t>Yes</w:t>
+              <w:t>Confirm a reviewable promotion difference can exist</w:t>
             </w:r>
           </w:p>
         </w:tc>
-      </w:tr>
-      <w:tr>
-        <w:trPr/>
         <w:tc>
           <w:tcPr>
-            <w:tcW w:w="3709" w:type="dxa"/>
+            <w:tcW w:w="1028" w:type="dxa"/>
             <w:tcBorders>
               <w:top w:val="single" w:sz="2" w:space="0" w:color="D2D2D2"/>
               <w:start w:val="single" w:sz="2" w:space="0" w:color="D2D2D2"/>
@@ -13096,16 +13427,17 @@
               <w:rPr/>
             </w:pPr>
             <w:r>
-              <w:rPr>
-                <w:rStyle w:val="SourceText"/>
-              </w:rPr>
-              <w:t>make verify-demo-fork</w:t>
+              <w:rPr/>
+              <w:t>Yes, read-only</w:t>
             </w:r>
           </w:p>
         </w:tc>
+      </w:tr>
+      <w:tr>
+        <w:trPr/>
         <w:tc>
           <w:tcPr>
-            <w:tcW w:w="4336" w:type="dxa"/>
+            <w:tcW w:w="3514" w:type="dxa"/>
             <w:tcBorders>
               <w:top w:val="single" w:sz="2" w:space="0" w:color="D2D2D2"/>
               <w:start w:val="single" w:sz="2" w:space="0" w:color="D2D2D2"/>
@@ -13130,14 +13462,16 @@
               <w:rPr/>
             </w:pPr>
             <w:r>
-              <w:rPr/>
-              <w:t>Check fork ownership, origin, branch, and canonical protection before bootstrap</w:t>
+              <w:rPr>
+                <w:rStyle w:val="SourceText"/>
+              </w:rPr>
+              <w:t>make promote PIPELINERUN=packmate-ci-example</w:t>
             </w:r>
           </w:p>
         </w:tc>
         <w:tc>
           <w:tcPr>
-            <w:tcW w:w="2044" w:type="dxa"/>
+            <w:tcW w:w="2212" w:type="dxa"/>
             <w:tcBorders>
               <w:top w:val="single" w:sz="2" w:space="0" w:color="D2D2D2"/>
               <w:start w:val="single" w:sz="2" w:space="0" w:color="D2D2D2"/>
@@ -13163,16 +13497,13 @@
             </w:pPr>
             <w:r>
               <w:rPr/>
-              <w:t>Yes, read-only</w:t>
+              <w:t>Validate a successful run and open a one-file digest promotion PR in your fork; replace the example run name first</w:t>
             </w:r>
           </w:p>
         </w:tc>
-      </w:tr>
-      <w:tr>
-        <w:trPr/>
         <w:tc>
           <w:tcPr>
-            <w:tcW w:w="3709" w:type="dxa"/>
+            <w:tcW w:w="1028" w:type="dxa"/>
             <w:tcBorders>
               <w:top w:val="single" w:sz="2" w:space="0" w:color="D2D2D2"/>
               <w:start w:val="single" w:sz="2" w:space="0" w:color="D2D2D2"/>
@@ -13197,16 +13528,17 @@
               <w:rPr/>
             </w:pPr>
             <w:r>
-              <w:rPr>
-                <w:rStyle w:val="SourceText"/>
-              </w:rPr>
-              <w:t>make verify-github-write-readiness</w:t>
+              <w:rPr/>
+              <w:t>Creates a fork branch and PR</w:t>
             </w:r>
           </w:p>
         </w:tc>
+      </w:tr>
+      <w:tr>
+        <w:trPr/>
         <w:tc>
           <w:tcPr>
-            <w:tcW w:w="4336" w:type="dxa"/>
+            <w:tcW w:w="3514" w:type="dxa"/>
             <w:tcBorders>
               <w:top w:val="single" w:sz="2" w:space="0" w:color="D2D2D2"/>
               <w:start w:val="single" w:sz="2" w:space="0" w:color="D2D2D2"/>
@@ -13231,14 +13563,16 @@
               <w:rPr/>
             </w:pPr>
             <w:r>
-              <w:rPr/>
-              <w:t>Check safe GitHub fork authentication and diagnose askpass failures</w:t>
+              <w:rPr>
+                <w:rStyle w:val="SourceText"/>
+              </w:rPr>
+              <w:t>make verify-prod</w:t>
             </w:r>
           </w:p>
         </w:tc>
         <w:tc>
           <w:tcPr>
-            <w:tcW w:w="2044" w:type="dxa"/>
+            <w:tcW w:w="2212" w:type="dxa"/>
             <w:tcBorders>
               <w:top w:val="single" w:sz="2" w:space="0" w:color="D2D2D2"/>
               <w:start w:val="single" w:sz="2" w:space="0" w:color="D2D2D2"/>
@@ -13264,1193 +13598,13 @@
             </w:pPr>
             <w:r>
               <w:rPr/>
-              <w:t>Yes, read-only by default</w:t>
-            </w:r>
-          </w:p>
-        </w:tc>
-      </w:tr>
-      <w:tr>
-        <w:trPr/>
-        <w:tc>
-          <w:tcPr>
-            <w:tcW w:w="3709" w:type="dxa"/>
-            <w:tcBorders>
-              <w:top w:val="single" w:sz="2" w:space="0" w:color="D2D2D2"/>
-              <w:start w:val="single" w:sz="2" w:space="0" w:color="D2D2D2"/>
-              <w:bottom w:val="single" w:sz="2" w:space="0" w:color="D2D2D2"/>
-              <w:end w:val="single" w:sz="2" w:space="0" w:color="D2D2D2"/>
-            </w:tcBorders>
-            <w:tcMar>
-              <w:top w:w="90" w:type="dxa"/>
-              <w:start w:w="90" w:type="dxa"/>
-              <w:bottom w:w="90" w:type="dxa"/>
-              <w:end w:w="90" w:type="dxa"/>
-            </w:tcMar>
-            <w:vAlign w:val="center"/>
-          </w:tcPr>
-          <w:p>
-            <w:pPr>
-              <w:pStyle w:val="TableContents"/>
-              <w:bidi w:val="0"/>
-              <w:spacing w:before="0" w:after="159"/>
-              <w:ind w:hanging="0" w:start="0" w:end="0"/>
-              <w:jc w:val="start"/>
-              <w:rPr/>
-            </w:pPr>
-            <w:r>
-              <w:rPr>
-                <w:rStyle w:val="SourceText"/>
-              </w:rPr>
-              <w:t>make prepare-demo-baseline</w:t>
+              <w:t>Verify PROD after manual Argo CD Sync</w:t>
             </w:r>
           </w:p>
         </w:tc>
         <w:tc>
           <w:tcPr>
-            <w:tcW w:w="4336" w:type="dxa"/>
-            <w:tcBorders>
-              <w:top w:val="single" w:sz="2" w:space="0" w:color="D2D2D2"/>
-              <w:start w:val="single" w:sz="2" w:space="0" w:color="D2D2D2"/>
-              <w:bottom w:val="single" w:sz="2" w:space="0" w:color="D2D2D2"/>
-              <w:end w:val="single" w:sz="2" w:space="0" w:color="D2D2D2"/>
-            </w:tcBorders>
-            <w:tcMar>
-              <w:top w:w="90" w:type="dxa"/>
-              <w:start w:w="90" w:type="dxa"/>
-              <w:bottom w:w="90" w:type="dxa"/>
-              <w:end w:w="90" w:type="dxa"/>
-            </w:tcMar>
-            <w:vAlign w:val="center"/>
-          </w:tcPr>
-          <w:p>
-            <w:pPr>
-              <w:pStyle w:val="TableContents"/>
-              <w:bidi w:val="0"/>
-              <w:spacing w:before="0" w:after="159"/>
-              <w:ind w:hanging="0" w:start="0" w:end="0"/>
-              <w:jc w:val="start"/>
-              <w:rPr/>
-            </w:pPr>
-            <w:r>
-              <w:rPr/>
-              <w:t>Prepare and push the disposable fork branch, then save coordinated config</w:t>
-            </w:r>
-          </w:p>
-        </w:tc>
-        <w:tc>
-          <w:tcPr>
-            <w:tcW w:w="2044" w:type="dxa"/>
-            <w:tcBorders>
-              <w:top w:val="single" w:sz="2" w:space="0" w:color="D2D2D2"/>
-              <w:start w:val="single" w:sz="2" w:space="0" w:color="D2D2D2"/>
-              <w:bottom w:val="single" w:sz="2" w:space="0" w:color="D2D2D2"/>
-              <w:end w:val="single" w:sz="2" w:space="0" w:color="D2D2D2"/>
-            </w:tcBorders>
-            <w:tcMar>
-              <w:top w:w="90" w:type="dxa"/>
-              <w:start w:w="90" w:type="dxa"/>
-              <w:bottom w:w="90" w:type="dxa"/>
-              <w:end w:w="90" w:type="dxa"/>
-            </w:tcMar>
-            <w:vAlign w:val="center"/>
-          </w:tcPr>
-          <w:p>
-            <w:pPr>
-              <w:pStyle w:val="TableContents"/>
-              <w:bidi w:val="0"/>
-              <w:spacing w:before="0" w:after="159"/>
-              <w:ind w:hanging="0" w:start="0" w:end="0"/>
-              <w:jc w:val="start"/>
-              <w:rPr/>
-            </w:pPr>
-            <w:r>
-              <w:rPr/>
-              <w:t>Yes, fork-only</w:t>
-            </w:r>
-          </w:p>
-        </w:tc>
-      </w:tr>
-      <w:tr>
-        <w:trPr/>
-        <w:tc>
-          <w:tcPr>
-            <w:tcW w:w="3709" w:type="dxa"/>
-            <w:tcBorders>
-              <w:top w:val="single" w:sz="2" w:space="0" w:color="D2D2D2"/>
-              <w:start w:val="single" w:sz="2" w:space="0" w:color="D2D2D2"/>
-              <w:bottom w:val="single" w:sz="2" w:space="0" w:color="D2D2D2"/>
-              <w:end w:val="single" w:sz="2" w:space="0" w:color="D2D2D2"/>
-            </w:tcBorders>
-            <w:tcMar>
-              <w:top w:w="90" w:type="dxa"/>
-              <w:start w:w="90" w:type="dxa"/>
-              <w:bottom w:w="90" w:type="dxa"/>
-              <w:end w:w="90" w:type="dxa"/>
-            </w:tcMar>
-            <w:vAlign w:val="center"/>
-          </w:tcPr>
-          <w:p>
-            <w:pPr>
-              <w:pStyle w:val="TableContents"/>
-              <w:bidi w:val="0"/>
-              <w:spacing w:before="0" w:after="159"/>
-              <w:ind w:hanging="0" w:start="0" w:end="0"/>
-              <w:jc w:val="start"/>
-              <w:rPr/>
-            </w:pPr>
-            <w:r>
-              <w:rPr>
-                <w:rStyle w:val="SourceText"/>
-              </w:rPr>
-              <w:t>make configure-promotion-registry</w:t>
-            </w:r>
-          </w:p>
-        </w:tc>
-        <w:tc>
-          <w:tcPr>
-            <w:tcW w:w="4336" w:type="dxa"/>
-            <w:tcBorders>
-              <w:top w:val="single" w:sz="2" w:space="0" w:color="D2D2D2"/>
-              <w:start w:val="single" w:sz="2" w:space="0" w:color="D2D2D2"/>
-              <w:bottom w:val="single" w:sz="2" w:space="0" w:color="D2D2D2"/>
-              <w:end w:val="single" w:sz="2" w:space="0" w:color="D2D2D2"/>
-            </w:tcBorders>
-            <w:tcMar>
-              <w:top w:w="90" w:type="dxa"/>
-              <w:start w:w="90" w:type="dxa"/>
-              <w:bottom w:w="90" w:type="dxa"/>
-              <w:end w:w="90" w:type="dxa"/>
-            </w:tcMar>
-            <w:vAlign w:val="center"/>
-          </w:tcPr>
-          <w:p>
-            <w:pPr>
-              <w:pStyle w:val="TableContents"/>
-              <w:bidi w:val="0"/>
-              <w:spacing w:before="0" w:after="159"/>
-              <w:ind w:hanging="0" w:start="0" w:end="0"/>
-              <w:jc w:val="start"/>
-              <w:rPr/>
-            </w:pPr>
-            <w:r>
-              <w:rPr/>
-              <w:t>Store GHCR access in OpenShift Secrets through an interactive safe flow</w:t>
-            </w:r>
-          </w:p>
-        </w:tc>
-        <w:tc>
-          <w:tcPr>
-            <w:tcW w:w="2044" w:type="dxa"/>
-            <w:tcBorders>
-              <w:top w:val="single" w:sz="2" w:space="0" w:color="D2D2D2"/>
-              <w:start w:val="single" w:sz="2" w:space="0" w:color="D2D2D2"/>
-              <w:bottom w:val="single" w:sz="2" w:space="0" w:color="D2D2D2"/>
-              <w:end w:val="single" w:sz="2" w:space="0" w:color="D2D2D2"/>
-            </w:tcBorders>
-            <w:tcMar>
-              <w:top w:w="90" w:type="dxa"/>
-              <w:start w:w="90" w:type="dxa"/>
-              <w:bottom w:w="90" w:type="dxa"/>
-              <w:end w:w="90" w:type="dxa"/>
-            </w:tcMar>
-            <w:vAlign w:val="center"/>
-          </w:tcPr>
-          <w:p>
-            <w:pPr>
-              <w:pStyle w:val="TableContents"/>
-              <w:bidi w:val="0"/>
-              <w:spacing w:before="0" w:after="159"/>
-              <w:ind w:hanging="0" w:start="0" w:end="0"/>
-              <w:jc w:val="start"/>
-              <w:rPr/>
-            </w:pPr>
-            <w:r>
-              <w:rPr/>
-              <w:t>Yes; explicitly updates the Secret</w:t>
-            </w:r>
-          </w:p>
-        </w:tc>
-      </w:tr>
-      <w:tr>
-        <w:trPr/>
-        <w:tc>
-          <w:tcPr>
-            <w:tcW w:w="3709" w:type="dxa"/>
-            <w:tcBorders>
-              <w:top w:val="single" w:sz="2" w:space="0" w:color="D2D2D2"/>
-              <w:start w:val="single" w:sz="2" w:space="0" w:color="D2D2D2"/>
-              <w:bottom w:val="single" w:sz="2" w:space="0" w:color="D2D2D2"/>
-              <w:end w:val="single" w:sz="2" w:space="0" w:color="D2D2D2"/>
-            </w:tcBorders>
-            <w:tcMar>
-              <w:top w:w="90" w:type="dxa"/>
-              <w:start w:w="90" w:type="dxa"/>
-              <w:bottom w:w="90" w:type="dxa"/>
-              <w:end w:w="90" w:type="dxa"/>
-            </w:tcMar>
-            <w:vAlign w:val="center"/>
-          </w:tcPr>
-          <w:p>
-            <w:pPr>
-              <w:pStyle w:val="TableContents"/>
-              <w:bidi w:val="0"/>
-              <w:spacing w:before="0" w:after="159"/>
-              <w:ind w:hanging="0" w:start="0" w:end="0"/>
-              <w:jc w:val="start"/>
-              <w:rPr/>
-            </w:pPr>
-            <w:r>
-              <w:rPr>
-                <w:rStyle w:val="SourceText"/>
-              </w:rPr>
-              <w:t>make verify-promotion-registry</w:t>
-            </w:r>
-          </w:p>
-        </w:tc>
-        <w:tc>
-          <w:tcPr>
-            <w:tcW w:w="4336" w:type="dxa"/>
-            <w:tcBorders>
-              <w:top w:val="single" w:sz="2" w:space="0" w:color="D2D2D2"/>
-              <w:start w:val="single" w:sz="2" w:space="0" w:color="D2D2D2"/>
-              <w:bottom w:val="single" w:sz="2" w:space="0" w:color="D2D2D2"/>
-              <w:end w:val="single" w:sz="2" w:space="0" w:color="D2D2D2"/>
-            </w:tcBorders>
-            <w:tcMar>
-              <w:top w:w="90" w:type="dxa"/>
-              <w:start w:w="90" w:type="dxa"/>
-              <w:bottom w:w="90" w:type="dxa"/>
-              <w:end w:w="90" w:type="dxa"/>
-            </w:tcMar>
-            <w:vAlign w:val="center"/>
-          </w:tcPr>
-          <w:p>
-            <w:pPr>
-              <w:pStyle w:val="TableContents"/>
-              <w:bidi w:val="0"/>
-              <w:spacing w:before="0" w:after="159"/>
-              <w:ind w:hanging="0" w:start="0" w:end="0"/>
-              <w:jc w:val="start"/>
-              <w:rPr/>
-            </w:pPr>
-            <w:r>
-              <w:rPr/>
-              <w:t>Confirm the Pipeline publication Secret and portable baseline</w:t>
-            </w:r>
-          </w:p>
-        </w:tc>
-        <w:tc>
-          <w:tcPr>
-            <w:tcW w:w="2044" w:type="dxa"/>
-            <w:tcBorders>
-              <w:top w:val="single" w:sz="2" w:space="0" w:color="D2D2D2"/>
-              <w:start w:val="single" w:sz="2" w:space="0" w:color="D2D2D2"/>
-              <w:bottom w:val="single" w:sz="2" w:space="0" w:color="D2D2D2"/>
-              <w:end w:val="single" w:sz="2" w:space="0" w:color="D2D2D2"/>
-            </w:tcBorders>
-            <w:tcMar>
-              <w:top w:w="90" w:type="dxa"/>
-              <w:start w:w="90" w:type="dxa"/>
-              <w:bottom w:w="90" w:type="dxa"/>
-              <w:end w:w="90" w:type="dxa"/>
-            </w:tcMar>
-            <w:vAlign w:val="center"/>
-          </w:tcPr>
-          <w:p>
-            <w:pPr>
-              <w:pStyle w:val="TableContents"/>
-              <w:bidi w:val="0"/>
-              <w:spacing w:before="0" w:after="159"/>
-              <w:ind w:hanging="0" w:start="0" w:end="0"/>
-              <w:jc w:val="start"/>
-              <w:rPr/>
-            </w:pPr>
-            <w:r>
-              <w:rPr/>
-              <w:t>Yes, read-only</w:t>
-            </w:r>
-          </w:p>
-        </w:tc>
-      </w:tr>
-      <w:tr>
-        <w:trPr/>
-        <w:tc>
-          <w:tcPr>
-            <w:tcW w:w="3709" w:type="dxa"/>
-            <w:tcBorders>
-              <w:top w:val="single" w:sz="2" w:space="0" w:color="D2D2D2"/>
-              <w:start w:val="single" w:sz="2" w:space="0" w:color="D2D2D2"/>
-              <w:bottom w:val="single" w:sz="2" w:space="0" w:color="D2D2D2"/>
-              <w:end w:val="single" w:sz="2" w:space="0" w:color="D2D2D2"/>
-            </w:tcBorders>
-            <w:tcMar>
-              <w:top w:w="90" w:type="dxa"/>
-              <w:start w:w="90" w:type="dxa"/>
-              <w:bottom w:w="90" w:type="dxa"/>
-              <w:end w:w="90" w:type="dxa"/>
-            </w:tcMar>
-            <w:vAlign w:val="center"/>
-          </w:tcPr>
-          <w:p>
-            <w:pPr>
-              <w:pStyle w:val="TableContents"/>
-              <w:bidi w:val="0"/>
-              <w:spacing w:before="0" w:after="159"/>
-              <w:ind w:hanging="0" w:start="0" w:end="0"/>
-              <w:jc w:val="start"/>
-              <w:rPr/>
-            </w:pPr>
-            <w:r>
-              <w:rPr>
-                <w:rStyle w:val="SourceText"/>
-              </w:rPr>
-              <w:t>make preflight</w:t>
-            </w:r>
-          </w:p>
-        </w:tc>
-        <w:tc>
-          <w:tcPr>
-            <w:tcW w:w="4336" w:type="dxa"/>
-            <w:tcBorders>
-              <w:top w:val="single" w:sz="2" w:space="0" w:color="D2D2D2"/>
-              <w:start w:val="single" w:sz="2" w:space="0" w:color="D2D2D2"/>
-              <w:bottom w:val="single" w:sz="2" w:space="0" w:color="D2D2D2"/>
-              <w:end w:val="single" w:sz="2" w:space="0" w:color="D2D2D2"/>
-            </w:tcBorders>
-            <w:tcMar>
-              <w:top w:w="90" w:type="dxa"/>
-              <w:start w:w="90" w:type="dxa"/>
-              <w:bottom w:w="90" w:type="dxa"/>
-              <w:end w:w="90" w:type="dxa"/>
-            </w:tcMar>
-            <w:vAlign w:val="center"/>
-          </w:tcPr>
-          <w:p>
-            <w:pPr>
-              <w:pStyle w:val="TableContents"/>
-              <w:bidi w:val="0"/>
-              <w:spacing w:before="0" w:after="159"/>
-              <w:ind w:hanging="0" w:start="0" w:end="0"/>
-              <w:jc w:val="start"/>
-              <w:rPr/>
-            </w:pPr>
-            <w:r>
-              <w:rPr/>
-              <w:t>Check human identity, cluster services, project, model, images, GitOps, and Pipeline prerequisites</w:t>
-            </w:r>
-          </w:p>
-        </w:tc>
-        <w:tc>
-          <w:tcPr>
-            <w:tcW w:w="2044" w:type="dxa"/>
-            <w:tcBorders>
-              <w:top w:val="single" w:sz="2" w:space="0" w:color="D2D2D2"/>
-              <w:start w:val="single" w:sz="2" w:space="0" w:color="D2D2D2"/>
-              <w:bottom w:val="single" w:sz="2" w:space="0" w:color="D2D2D2"/>
-              <w:end w:val="single" w:sz="2" w:space="0" w:color="D2D2D2"/>
-            </w:tcBorders>
-            <w:tcMar>
-              <w:top w:w="90" w:type="dxa"/>
-              <w:start w:w="90" w:type="dxa"/>
-              <w:bottom w:w="90" w:type="dxa"/>
-              <w:end w:w="90" w:type="dxa"/>
-            </w:tcMar>
-            <w:vAlign w:val="center"/>
-          </w:tcPr>
-          <w:p>
-            <w:pPr>
-              <w:pStyle w:val="TableContents"/>
-              <w:bidi w:val="0"/>
-              <w:spacing w:before="0" w:after="159"/>
-              <w:ind w:hanging="0" w:start="0" w:end="0"/>
-              <w:jc w:val="start"/>
-              <w:rPr/>
-            </w:pPr>
-            <w:r>
-              <w:rPr/>
-              <w:t>Yes, read-only except a temporary probe pod</w:t>
-            </w:r>
-          </w:p>
-        </w:tc>
-      </w:tr>
-      <w:tr>
-        <w:trPr/>
-        <w:tc>
-          <w:tcPr>
-            <w:tcW w:w="3709" w:type="dxa"/>
-            <w:tcBorders>
-              <w:top w:val="single" w:sz="2" w:space="0" w:color="D2D2D2"/>
-              <w:start w:val="single" w:sz="2" w:space="0" w:color="D2D2D2"/>
-              <w:bottom w:val="single" w:sz="2" w:space="0" w:color="D2D2D2"/>
-              <w:end w:val="single" w:sz="2" w:space="0" w:color="D2D2D2"/>
-            </w:tcBorders>
-            <w:tcMar>
-              <w:top w:w="90" w:type="dxa"/>
-              <w:start w:w="90" w:type="dxa"/>
-              <w:bottom w:w="90" w:type="dxa"/>
-              <w:end w:w="90" w:type="dxa"/>
-            </w:tcMar>
-            <w:vAlign w:val="center"/>
-          </w:tcPr>
-          <w:p>
-            <w:pPr>
-              <w:pStyle w:val="TableContents"/>
-              <w:bidi w:val="0"/>
-              <w:spacing w:before="0" w:after="159"/>
-              <w:ind w:hanging="0" w:start="0" w:end="0"/>
-              <w:jc w:val="start"/>
-              <w:rPr/>
-            </w:pPr>
-            <w:r>
-              <w:rPr>
-                <w:rStyle w:val="SourceText"/>
-              </w:rPr>
-              <w:t>make bootstrap</w:t>
-            </w:r>
-          </w:p>
-        </w:tc>
-        <w:tc>
-          <w:tcPr>
-            <w:tcW w:w="4336" w:type="dxa"/>
-            <w:tcBorders>
-              <w:top w:val="single" w:sz="2" w:space="0" w:color="D2D2D2"/>
-              <w:start w:val="single" w:sz="2" w:space="0" w:color="D2D2D2"/>
-              <w:bottom w:val="single" w:sz="2" w:space="0" w:color="D2D2D2"/>
-              <w:end w:val="single" w:sz="2" w:space="0" w:color="D2D2D2"/>
-            </w:tcBorders>
-            <w:tcMar>
-              <w:top w:w="90" w:type="dxa"/>
-              <w:start w:w="90" w:type="dxa"/>
-              <w:bottom w:w="90" w:type="dxa"/>
-              <w:end w:w="90" w:type="dxa"/>
-            </w:tcMar>
-            <w:vAlign w:val="center"/>
-          </w:tcPr>
-          <w:p>
-            <w:pPr>
-              <w:pStyle w:val="TableContents"/>
-              <w:bidi w:val="0"/>
-              <w:spacing w:before="0" w:after="159"/>
-              <w:ind w:hanging="0" w:start="0" w:end="0"/>
-              <w:jc w:val="start"/>
-              <w:rPr/>
-            </w:pPr>
-            <w:r>
-              <w:rPr/>
-              <w:t>Idempotently prepare AI assets, Tekton, Argo CD, DEV, and PROD prerequisites</w:t>
-            </w:r>
-          </w:p>
-        </w:tc>
-        <w:tc>
-          <w:tcPr>
-            <w:tcW w:w="2044" w:type="dxa"/>
-            <w:tcBorders>
-              <w:top w:val="single" w:sz="2" w:space="0" w:color="D2D2D2"/>
-              <w:start w:val="single" w:sz="2" w:space="0" w:color="D2D2D2"/>
-              <w:bottom w:val="single" w:sz="2" w:space="0" w:color="D2D2D2"/>
-              <w:end w:val="single" w:sz="2" w:space="0" w:color="D2D2D2"/>
-            </w:tcBorders>
-            <w:tcMar>
-              <w:top w:w="90" w:type="dxa"/>
-              <w:start w:w="90" w:type="dxa"/>
-              <w:bottom w:w="90" w:type="dxa"/>
-              <w:end w:w="90" w:type="dxa"/>
-            </w:tcMar>
-            <w:vAlign w:val="center"/>
-          </w:tcPr>
-          <w:p>
-            <w:pPr>
-              <w:pStyle w:val="TableContents"/>
-              <w:bidi w:val="0"/>
-              <w:spacing w:before="0" w:after="159"/>
-              <w:ind w:hanging="0" w:start="0" w:end="0"/>
-              <w:jc w:val="start"/>
-              <w:rPr/>
-            </w:pPr>
-            <w:r>
-              <w:rPr/>
-              <w:t>Yes</w:t>
-            </w:r>
-          </w:p>
-        </w:tc>
-      </w:tr>
-      <w:tr>
-        <w:trPr/>
-        <w:tc>
-          <w:tcPr>
-            <w:tcW w:w="3709" w:type="dxa"/>
-            <w:tcBorders>
-              <w:top w:val="single" w:sz="2" w:space="0" w:color="D2D2D2"/>
-              <w:start w:val="single" w:sz="2" w:space="0" w:color="D2D2D2"/>
-              <w:bottom w:val="single" w:sz="2" w:space="0" w:color="D2D2D2"/>
-              <w:end w:val="single" w:sz="2" w:space="0" w:color="D2D2D2"/>
-            </w:tcBorders>
-            <w:tcMar>
-              <w:top w:w="90" w:type="dxa"/>
-              <w:start w:w="90" w:type="dxa"/>
-              <w:bottom w:w="90" w:type="dxa"/>
-              <w:end w:w="90" w:type="dxa"/>
-            </w:tcMar>
-            <w:vAlign w:val="center"/>
-          </w:tcPr>
-          <w:p>
-            <w:pPr>
-              <w:pStyle w:val="TableContents"/>
-              <w:bidi w:val="0"/>
-              <w:spacing w:before="0" w:after="159"/>
-              <w:ind w:hanging="0" w:start="0" w:end="0"/>
-              <w:jc w:val="start"/>
-              <w:rPr/>
-            </w:pPr>
-            <w:r>
-              <w:rPr>
-                <w:rStyle w:val="SourceText"/>
-              </w:rPr>
-              <w:t>make verify-dev</w:t>
-            </w:r>
-          </w:p>
-        </w:tc>
-        <w:tc>
-          <w:tcPr>
-            <w:tcW w:w="4336" w:type="dxa"/>
-            <w:tcBorders>
-              <w:top w:val="single" w:sz="2" w:space="0" w:color="D2D2D2"/>
-              <w:start w:val="single" w:sz="2" w:space="0" w:color="D2D2D2"/>
-              <w:bottom w:val="single" w:sz="2" w:space="0" w:color="D2D2D2"/>
-              <w:end w:val="single" w:sz="2" w:space="0" w:color="D2D2D2"/>
-            </w:tcBorders>
-            <w:tcMar>
-              <w:top w:w="90" w:type="dxa"/>
-              <w:start w:w="90" w:type="dxa"/>
-              <w:bottom w:w="90" w:type="dxa"/>
-              <w:end w:w="90" w:type="dxa"/>
-            </w:tcMar>
-            <w:vAlign w:val="center"/>
-          </w:tcPr>
-          <w:p>
-            <w:pPr>
-              <w:pStyle w:val="TableContents"/>
-              <w:bidi w:val="0"/>
-              <w:spacing w:before="0" w:after="159"/>
-              <w:ind w:hanging="0" w:start="0" w:end="0"/>
-              <w:jc w:val="start"/>
-              <w:rPr/>
-            </w:pPr>
-            <w:r>
-              <w:rPr/>
-              <w:t>Verify the model, MCP assets, DEV workloads, Routes, health, streaming, and Pipeline</w:t>
-            </w:r>
-          </w:p>
-        </w:tc>
-        <w:tc>
-          <w:tcPr>
-            <w:tcW w:w="2044" w:type="dxa"/>
-            <w:tcBorders>
-              <w:top w:val="single" w:sz="2" w:space="0" w:color="D2D2D2"/>
-              <w:start w:val="single" w:sz="2" w:space="0" w:color="D2D2D2"/>
-              <w:bottom w:val="single" w:sz="2" w:space="0" w:color="D2D2D2"/>
-              <w:end w:val="single" w:sz="2" w:space="0" w:color="D2D2D2"/>
-            </w:tcBorders>
-            <w:tcMar>
-              <w:top w:w="90" w:type="dxa"/>
-              <w:start w:w="90" w:type="dxa"/>
-              <w:bottom w:w="90" w:type="dxa"/>
-              <w:end w:w="90" w:type="dxa"/>
-            </w:tcMar>
-            <w:vAlign w:val="center"/>
-          </w:tcPr>
-          <w:p>
-            <w:pPr>
-              <w:pStyle w:val="TableContents"/>
-              <w:bidi w:val="0"/>
-              <w:spacing w:before="0" w:after="159"/>
-              <w:ind w:hanging="0" w:start="0" w:end="0"/>
-              <w:jc w:val="start"/>
-              <w:rPr/>
-            </w:pPr>
-            <w:r>
-              <w:rPr/>
-              <w:t>Yes, non-destructive</w:t>
-            </w:r>
-          </w:p>
-        </w:tc>
-      </w:tr>
-      <w:tr>
-        <w:trPr/>
-        <w:tc>
-          <w:tcPr>
-            <w:tcW w:w="3709" w:type="dxa"/>
-            <w:tcBorders>
-              <w:top w:val="single" w:sz="2" w:space="0" w:color="D2D2D2"/>
-              <w:start w:val="single" w:sz="2" w:space="0" w:color="D2D2D2"/>
-              <w:bottom w:val="single" w:sz="2" w:space="0" w:color="D2D2D2"/>
-              <w:end w:val="single" w:sz="2" w:space="0" w:color="D2D2D2"/>
-            </w:tcBorders>
-            <w:tcMar>
-              <w:top w:w="90" w:type="dxa"/>
-              <w:start w:w="90" w:type="dxa"/>
-              <w:bottom w:w="90" w:type="dxa"/>
-              <w:end w:w="90" w:type="dxa"/>
-            </w:tcMar>
-            <w:vAlign w:val="center"/>
-          </w:tcPr>
-          <w:p>
-            <w:pPr>
-              <w:pStyle w:val="TableContents"/>
-              <w:bidi w:val="0"/>
-              <w:spacing w:before="0" w:after="159"/>
-              <w:ind w:hanging="0" w:start="0" w:end="0"/>
-              <w:jc w:val="start"/>
-              <w:rPr/>
-            </w:pPr>
-            <w:r>
-              <w:rPr>
-                <w:rStyle w:val="SourceText"/>
-              </w:rPr>
-              <w:t>make verify-gitops</w:t>
-            </w:r>
-          </w:p>
-        </w:tc>
-        <w:tc>
-          <w:tcPr>
-            <w:tcW w:w="4336" w:type="dxa"/>
-            <w:tcBorders>
-              <w:top w:val="single" w:sz="2" w:space="0" w:color="D2D2D2"/>
-              <w:start w:val="single" w:sz="2" w:space="0" w:color="D2D2D2"/>
-              <w:bottom w:val="single" w:sz="2" w:space="0" w:color="D2D2D2"/>
-              <w:end w:val="single" w:sz="2" w:space="0" w:color="D2D2D2"/>
-            </w:tcBorders>
-            <w:tcMar>
-              <w:top w:w="90" w:type="dxa"/>
-              <w:start w:w="90" w:type="dxa"/>
-              <w:bottom w:w="90" w:type="dxa"/>
-              <w:end w:w="90" w:type="dxa"/>
-            </w:tcMar>
-            <w:vAlign w:val="center"/>
-          </w:tcPr>
-          <w:p>
-            <w:pPr>
-              <w:pStyle w:val="TableContents"/>
-              <w:bidi w:val="0"/>
-              <w:spacing w:before="0" w:after="159"/>
-              <w:ind w:hanging="0" w:start="0" w:end="0"/>
-              <w:jc w:val="start"/>
-              <w:rPr/>
-            </w:pPr>
-            <w:r>
-              <w:rPr/>
-              <w:t>Verify Argo CD ownership, fork source, RBAC, and manual PROD policy</w:t>
-            </w:r>
-          </w:p>
-        </w:tc>
-        <w:tc>
-          <w:tcPr>
-            <w:tcW w:w="2044" w:type="dxa"/>
-            <w:tcBorders>
-              <w:top w:val="single" w:sz="2" w:space="0" w:color="D2D2D2"/>
-              <w:start w:val="single" w:sz="2" w:space="0" w:color="D2D2D2"/>
-              <w:bottom w:val="single" w:sz="2" w:space="0" w:color="D2D2D2"/>
-              <w:end w:val="single" w:sz="2" w:space="0" w:color="D2D2D2"/>
-            </w:tcBorders>
-            <w:tcMar>
-              <w:top w:w="90" w:type="dxa"/>
-              <w:start w:w="90" w:type="dxa"/>
-              <w:bottom w:w="90" w:type="dxa"/>
-              <w:end w:w="90" w:type="dxa"/>
-            </w:tcMar>
-            <w:vAlign w:val="center"/>
-          </w:tcPr>
-          <w:p>
-            <w:pPr>
-              <w:pStyle w:val="TableContents"/>
-              <w:bidi w:val="0"/>
-              <w:spacing w:before="0" w:after="159"/>
-              <w:ind w:hanging="0" w:start="0" w:end="0"/>
-              <w:jc w:val="start"/>
-              <w:rPr/>
-            </w:pPr>
-            <w:r>
-              <w:rPr/>
-              <w:t>Yes, read-only</w:t>
-            </w:r>
-          </w:p>
-        </w:tc>
-      </w:tr>
-      <w:tr>
-        <w:trPr/>
-        <w:tc>
-          <w:tcPr>
-            <w:tcW w:w="3709" w:type="dxa"/>
-            <w:tcBorders>
-              <w:top w:val="single" w:sz="2" w:space="0" w:color="D2D2D2"/>
-              <w:start w:val="single" w:sz="2" w:space="0" w:color="D2D2D2"/>
-              <w:bottom w:val="single" w:sz="2" w:space="0" w:color="D2D2D2"/>
-              <w:end w:val="single" w:sz="2" w:space="0" w:color="D2D2D2"/>
-            </w:tcBorders>
-            <w:tcMar>
-              <w:top w:w="90" w:type="dxa"/>
-              <w:start w:w="90" w:type="dxa"/>
-              <w:bottom w:w="90" w:type="dxa"/>
-              <w:end w:w="90" w:type="dxa"/>
-            </w:tcMar>
-            <w:vAlign w:val="center"/>
-          </w:tcPr>
-          <w:p>
-            <w:pPr>
-              <w:pStyle w:val="TableContents"/>
-              <w:bidi w:val="0"/>
-              <w:spacing w:before="0" w:after="159"/>
-              <w:ind w:hanging="0" w:start="0" w:end="0"/>
-              <w:jc w:val="start"/>
-              <w:rPr/>
-            </w:pPr>
-            <w:r>
-              <w:rPr>
-                <w:rStyle w:val="SourceText"/>
-              </w:rPr>
-              <w:t>make verify-demo-fork-live</w:t>
-            </w:r>
-          </w:p>
-        </w:tc>
-        <w:tc>
-          <w:tcPr>
-            <w:tcW w:w="4336" w:type="dxa"/>
-            <w:tcBorders>
-              <w:top w:val="single" w:sz="2" w:space="0" w:color="D2D2D2"/>
-              <w:start w:val="single" w:sz="2" w:space="0" w:color="D2D2D2"/>
-              <w:bottom w:val="single" w:sz="2" w:space="0" w:color="D2D2D2"/>
-              <w:end w:val="single" w:sz="2" w:space="0" w:color="D2D2D2"/>
-            </w:tcBorders>
-            <w:tcMar>
-              <w:top w:w="90" w:type="dxa"/>
-              <w:start w:w="90" w:type="dxa"/>
-              <w:bottom w:w="90" w:type="dxa"/>
-              <w:end w:w="90" w:type="dxa"/>
-            </w:tcMar>
-            <w:vAlign w:val="center"/>
-          </w:tcPr>
-          <w:p>
-            <w:pPr>
-              <w:pStyle w:val="TableContents"/>
-              <w:bidi w:val="0"/>
-              <w:spacing w:before="0" w:after="159"/>
-              <w:ind w:hanging="0" w:start="0" w:end="0"/>
-              <w:jc w:val="start"/>
-              <w:rPr/>
-            </w:pPr>
-            <w:r>
-              <w:rPr/>
-              <w:t>Confirm live Argo CD Applications watch your fork and prepared branch</w:t>
-            </w:r>
-          </w:p>
-        </w:tc>
-        <w:tc>
-          <w:tcPr>
-            <w:tcW w:w="2044" w:type="dxa"/>
-            <w:tcBorders>
-              <w:top w:val="single" w:sz="2" w:space="0" w:color="D2D2D2"/>
-              <w:start w:val="single" w:sz="2" w:space="0" w:color="D2D2D2"/>
-              <w:bottom w:val="single" w:sz="2" w:space="0" w:color="D2D2D2"/>
-              <w:end w:val="single" w:sz="2" w:space="0" w:color="D2D2D2"/>
-            </w:tcBorders>
-            <w:tcMar>
-              <w:top w:w="90" w:type="dxa"/>
-              <w:start w:w="90" w:type="dxa"/>
-              <w:bottom w:w="90" w:type="dxa"/>
-              <w:end w:w="90" w:type="dxa"/>
-            </w:tcMar>
-            <w:vAlign w:val="center"/>
-          </w:tcPr>
-          <w:p>
-            <w:pPr>
-              <w:pStyle w:val="TableContents"/>
-              <w:bidi w:val="0"/>
-              <w:spacing w:before="0" w:after="159"/>
-              <w:ind w:hanging="0" w:start="0" w:end="0"/>
-              <w:jc w:val="start"/>
-              <w:rPr/>
-            </w:pPr>
-            <w:r>
-              <w:rPr/>
-              <w:t>Yes, read-only</w:t>
-            </w:r>
-          </w:p>
-        </w:tc>
-      </w:tr>
-      <w:tr>
-        <w:trPr/>
-        <w:tc>
-          <w:tcPr>
-            <w:tcW w:w="3709" w:type="dxa"/>
-            <w:tcBorders>
-              <w:top w:val="single" w:sz="2" w:space="0" w:color="D2D2D2"/>
-              <w:start w:val="single" w:sz="2" w:space="0" w:color="D2D2D2"/>
-              <w:bottom w:val="single" w:sz="2" w:space="0" w:color="D2D2D2"/>
-              <w:end w:val="single" w:sz="2" w:space="0" w:color="D2D2D2"/>
-            </w:tcBorders>
-            <w:tcMar>
-              <w:top w:w="90" w:type="dxa"/>
-              <w:start w:w="90" w:type="dxa"/>
-              <w:bottom w:w="90" w:type="dxa"/>
-              <w:end w:w="90" w:type="dxa"/>
-            </w:tcMar>
-            <w:vAlign w:val="center"/>
-          </w:tcPr>
-          <w:p>
-            <w:pPr>
-              <w:pStyle w:val="TableContents"/>
-              <w:bidi w:val="0"/>
-              <w:spacing w:before="0" w:after="159"/>
-              <w:ind w:hanging="0" w:start="0" w:end="0"/>
-              <w:jc w:val="start"/>
-              <w:rPr/>
-            </w:pPr>
-            <w:r>
-              <w:rPr>
-                <w:rStyle w:val="SourceText"/>
-              </w:rPr>
-              <w:t>make diagnose-latest-pipelinerun</w:t>
-            </w:r>
-          </w:p>
-        </w:tc>
-        <w:tc>
-          <w:tcPr>
-            <w:tcW w:w="4336" w:type="dxa"/>
-            <w:tcBorders>
-              <w:top w:val="single" w:sz="2" w:space="0" w:color="D2D2D2"/>
-              <w:start w:val="single" w:sz="2" w:space="0" w:color="D2D2D2"/>
-              <w:bottom w:val="single" w:sz="2" w:space="0" w:color="D2D2D2"/>
-              <w:end w:val="single" w:sz="2" w:space="0" w:color="D2D2D2"/>
-            </w:tcBorders>
-            <w:tcMar>
-              <w:top w:w="90" w:type="dxa"/>
-              <w:start w:w="90" w:type="dxa"/>
-              <w:bottom w:w="90" w:type="dxa"/>
-              <w:end w:w="90" w:type="dxa"/>
-            </w:tcMar>
-            <w:vAlign w:val="center"/>
-          </w:tcPr>
-          <w:p>
-            <w:pPr>
-              <w:pStyle w:val="TableContents"/>
-              <w:bidi w:val="0"/>
-              <w:spacing w:before="0" w:after="159"/>
-              <w:ind w:hanging="0" w:start="0" w:end="0"/>
-              <w:jc w:val="start"/>
-              <w:rPr/>
-            </w:pPr>
-            <w:r>
-              <w:rPr/>
-              <w:t>Explain common Pending or Failed Pipeline causes</w:t>
-            </w:r>
-          </w:p>
-        </w:tc>
-        <w:tc>
-          <w:tcPr>
-            <w:tcW w:w="2044" w:type="dxa"/>
-            <w:tcBorders>
-              <w:top w:val="single" w:sz="2" w:space="0" w:color="D2D2D2"/>
-              <w:start w:val="single" w:sz="2" w:space="0" w:color="D2D2D2"/>
-              <w:bottom w:val="single" w:sz="2" w:space="0" w:color="D2D2D2"/>
-              <w:end w:val="single" w:sz="2" w:space="0" w:color="D2D2D2"/>
-            </w:tcBorders>
-            <w:tcMar>
-              <w:top w:w="90" w:type="dxa"/>
-              <w:start w:w="90" w:type="dxa"/>
-              <w:bottom w:w="90" w:type="dxa"/>
-              <w:end w:w="90" w:type="dxa"/>
-            </w:tcMar>
-            <w:vAlign w:val="center"/>
-          </w:tcPr>
-          <w:p>
-            <w:pPr>
-              <w:pStyle w:val="TableContents"/>
-              <w:bidi w:val="0"/>
-              <w:spacing w:before="0" w:after="159"/>
-              <w:ind w:hanging="0" w:start="0" w:end="0"/>
-              <w:jc w:val="start"/>
-              <w:rPr/>
-            </w:pPr>
-            <w:r>
-              <w:rPr/>
-              <w:t>Yes, read-only</w:t>
-            </w:r>
-          </w:p>
-        </w:tc>
-      </w:tr>
-      <w:tr>
-        <w:trPr/>
-        <w:tc>
-          <w:tcPr>
-            <w:tcW w:w="3709" w:type="dxa"/>
-            <w:tcBorders>
-              <w:top w:val="single" w:sz="2" w:space="0" w:color="D2D2D2"/>
-              <w:start w:val="single" w:sz="2" w:space="0" w:color="D2D2D2"/>
-              <w:bottom w:val="single" w:sz="2" w:space="0" w:color="D2D2D2"/>
-              <w:end w:val="single" w:sz="2" w:space="0" w:color="D2D2D2"/>
-            </w:tcBorders>
-            <w:tcMar>
-              <w:top w:w="90" w:type="dxa"/>
-              <w:start w:w="90" w:type="dxa"/>
-              <w:bottom w:w="90" w:type="dxa"/>
-              <w:end w:w="90" w:type="dxa"/>
-            </w:tcMar>
-            <w:vAlign w:val="center"/>
-          </w:tcPr>
-          <w:p>
-            <w:pPr>
-              <w:pStyle w:val="TableContents"/>
-              <w:bidi w:val="0"/>
-              <w:spacing w:before="0" w:after="159"/>
-              <w:ind w:hanging="0" w:start="0" w:end="0"/>
-              <w:jc w:val="start"/>
-              <w:rPr/>
-            </w:pPr>
-            <w:r>
-              <w:rPr>
-                <w:rStyle w:val="SourceText"/>
-              </w:rPr>
-              <w:t>make verify-demo-baseline</w:t>
-            </w:r>
-          </w:p>
-        </w:tc>
-        <w:tc>
-          <w:tcPr>
-            <w:tcW w:w="4336" w:type="dxa"/>
-            <w:tcBorders>
-              <w:top w:val="single" w:sz="2" w:space="0" w:color="D2D2D2"/>
-              <w:start w:val="single" w:sz="2" w:space="0" w:color="D2D2D2"/>
-              <w:bottom w:val="single" w:sz="2" w:space="0" w:color="D2D2D2"/>
-              <w:end w:val="single" w:sz="2" w:space="0" w:color="D2D2D2"/>
-            </w:tcBorders>
-            <w:tcMar>
-              <w:top w:w="90" w:type="dxa"/>
-              <w:start w:w="90" w:type="dxa"/>
-              <w:bottom w:w="90" w:type="dxa"/>
-              <w:end w:w="90" w:type="dxa"/>
-            </w:tcMar>
-            <w:vAlign w:val="center"/>
-          </w:tcPr>
-          <w:p>
-            <w:pPr>
-              <w:pStyle w:val="TableContents"/>
-              <w:bidi w:val="0"/>
-              <w:spacing w:before="0" w:after="159"/>
-              <w:ind w:hanging="0" w:start="0" w:end="0"/>
-              <w:jc w:val="start"/>
-              <w:rPr/>
-            </w:pPr>
-            <w:r>
-              <w:rPr/>
-              <w:t>Confirm a reviewable promotion difference can exist</w:t>
-            </w:r>
-          </w:p>
-        </w:tc>
-        <w:tc>
-          <w:tcPr>
-            <w:tcW w:w="2044" w:type="dxa"/>
-            <w:tcBorders>
-              <w:top w:val="single" w:sz="2" w:space="0" w:color="D2D2D2"/>
-              <w:start w:val="single" w:sz="2" w:space="0" w:color="D2D2D2"/>
-              <w:bottom w:val="single" w:sz="2" w:space="0" w:color="D2D2D2"/>
-              <w:end w:val="single" w:sz="2" w:space="0" w:color="D2D2D2"/>
-            </w:tcBorders>
-            <w:tcMar>
-              <w:top w:w="90" w:type="dxa"/>
-              <w:start w:w="90" w:type="dxa"/>
-              <w:bottom w:w="90" w:type="dxa"/>
-              <w:end w:w="90" w:type="dxa"/>
-            </w:tcMar>
-            <w:vAlign w:val="center"/>
-          </w:tcPr>
-          <w:p>
-            <w:pPr>
-              <w:pStyle w:val="TableContents"/>
-              <w:bidi w:val="0"/>
-              <w:spacing w:before="0" w:after="159"/>
-              <w:ind w:hanging="0" w:start="0" w:end="0"/>
-              <w:jc w:val="start"/>
-              <w:rPr/>
-            </w:pPr>
-            <w:r>
-              <w:rPr/>
-              <w:t>Yes, read-only</w:t>
-            </w:r>
-          </w:p>
-        </w:tc>
-      </w:tr>
-      <w:tr>
-        <w:trPr/>
-        <w:tc>
-          <w:tcPr>
-            <w:tcW w:w="3709" w:type="dxa"/>
-            <w:tcBorders>
-              <w:top w:val="single" w:sz="2" w:space="0" w:color="D2D2D2"/>
-              <w:start w:val="single" w:sz="2" w:space="0" w:color="D2D2D2"/>
-              <w:bottom w:val="single" w:sz="2" w:space="0" w:color="D2D2D2"/>
-              <w:end w:val="single" w:sz="2" w:space="0" w:color="D2D2D2"/>
-            </w:tcBorders>
-            <w:tcMar>
-              <w:top w:w="90" w:type="dxa"/>
-              <w:start w:w="90" w:type="dxa"/>
-              <w:bottom w:w="90" w:type="dxa"/>
-              <w:end w:w="90" w:type="dxa"/>
-            </w:tcMar>
-            <w:vAlign w:val="center"/>
-          </w:tcPr>
-          <w:p>
-            <w:pPr>
-              <w:pStyle w:val="TableContents"/>
-              <w:bidi w:val="0"/>
-              <w:spacing w:before="0" w:after="159"/>
-              <w:ind w:hanging="0" w:start="0" w:end="0"/>
-              <w:jc w:val="start"/>
-              <w:rPr/>
-            </w:pPr>
-            <w:r>
-              <w:rPr>
-                <w:rStyle w:val="SourceText"/>
-              </w:rPr>
-              <w:t>make promote PIPELINERUN=&lt;name&gt;</w:t>
-            </w:r>
-          </w:p>
-        </w:tc>
-        <w:tc>
-          <w:tcPr>
-            <w:tcW w:w="4336" w:type="dxa"/>
-            <w:tcBorders>
-              <w:top w:val="single" w:sz="2" w:space="0" w:color="D2D2D2"/>
-              <w:start w:val="single" w:sz="2" w:space="0" w:color="D2D2D2"/>
-              <w:bottom w:val="single" w:sz="2" w:space="0" w:color="D2D2D2"/>
-              <w:end w:val="single" w:sz="2" w:space="0" w:color="D2D2D2"/>
-            </w:tcBorders>
-            <w:tcMar>
-              <w:top w:w="90" w:type="dxa"/>
-              <w:start w:w="90" w:type="dxa"/>
-              <w:bottom w:w="90" w:type="dxa"/>
-              <w:end w:w="90" w:type="dxa"/>
-            </w:tcMar>
-            <w:vAlign w:val="center"/>
-          </w:tcPr>
-          <w:p>
-            <w:pPr>
-              <w:pStyle w:val="TableContents"/>
-              <w:bidi w:val="0"/>
-              <w:spacing w:before="0" w:after="159"/>
-              <w:ind w:hanging="0" w:start="0" w:end="0"/>
-              <w:jc w:val="start"/>
-              <w:rPr/>
-            </w:pPr>
-            <w:r>
-              <w:rPr/>
-              <w:t>Validate a successful run and open a one-file digest promotion PR in your fork</w:t>
-            </w:r>
-          </w:p>
-        </w:tc>
-        <w:tc>
-          <w:tcPr>
-            <w:tcW w:w="2044" w:type="dxa"/>
-            <w:tcBorders>
-              <w:top w:val="single" w:sz="2" w:space="0" w:color="D2D2D2"/>
-              <w:start w:val="single" w:sz="2" w:space="0" w:color="D2D2D2"/>
-              <w:bottom w:val="single" w:sz="2" w:space="0" w:color="D2D2D2"/>
-              <w:end w:val="single" w:sz="2" w:space="0" w:color="D2D2D2"/>
-            </w:tcBorders>
-            <w:tcMar>
-              <w:top w:w="90" w:type="dxa"/>
-              <w:start w:w="90" w:type="dxa"/>
-              <w:bottom w:w="90" w:type="dxa"/>
-              <w:end w:w="90" w:type="dxa"/>
-            </w:tcMar>
-            <w:vAlign w:val="center"/>
-          </w:tcPr>
-          <w:p>
-            <w:pPr>
-              <w:pStyle w:val="TableContents"/>
-              <w:bidi w:val="0"/>
-              <w:spacing w:before="0" w:after="159"/>
-              <w:ind w:hanging="0" w:start="0" w:end="0"/>
-              <w:jc w:val="start"/>
-              <w:rPr/>
-            </w:pPr>
-            <w:r>
-              <w:rPr/>
-              <w:t>Creates a fork branch and PR</w:t>
-            </w:r>
-          </w:p>
-        </w:tc>
-      </w:tr>
-      <w:tr>
-        <w:trPr/>
-        <w:tc>
-          <w:tcPr>
-            <w:tcW w:w="3709" w:type="dxa"/>
-            <w:tcBorders>
-              <w:top w:val="single" w:sz="2" w:space="0" w:color="D2D2D2"/>
-              <w:start w:val="single" w:sz="2" w:space="0" w:color="D2D2D2"/>
-              <w:bottom w:val="single" w:sz="2" w:space="0" w:color="D2D2D2"/>
-              <w:end w:val="single" w:sz="2" w:space="0" w:color="D2D2D2"/>
-            </w:tcBorders>
-            <w:tcMar>
-              <w:top w:w="90" w:type="dxa"/>
-              <w:start w:w="90" w:type="dxa"/>
-              <w:bottom w:w="90" w:type="dxa"/>
-              <w:end w:w="90" w:type="dxa"/>
-            </w:tcMar>
-            <w:vAlign w:val="center"/>
-          </w:tcPr>
-          <w:p>
-            <w:pPr>
-              <w:pStyle w:val="TableContents"/>
-              <w:bidi w:val="0"/>
-              <w:spacing w:before="0" w:after="159"/>
-              <w:ind w:hanging="0" w:start="0" w:end="0"/>
-              <w:jc w:val="start"/>
-              <w:rPr/>
-            </w:pPr>
-            <w:r>
-              <w:rPr>
-                <w:rStyle w:val="SourceText"/>
-              </w:rPr>
-              <w:t>make verify-prod</w:t>
-            </w:r>
-          </w:p>
-        </w:tc>
-        <w:tc>
-          <w:tcPr>
-            <w:tcW w:w="4336" w:type="dxa"/>
-            <w:tcBorders>
-              <w:top w:val="single" w:sz="2" w:space="0" w:color="D2D2D2"/>
-              <w:start w:val="single" w:sz="2" w:space="0" w:color="D2D2D2"/>
-              <w:bottom w:val="single" w:sz="2" w:space="0" w:color="D2D2D2"/>
-              <w:end w:val="single" w:sz="2" w:space="0" w:color="D2D2D2"/>
-            </w:tcBorders>
-            <w:tcMar>
-              <w:top w:w="90" w:type="dxa"/>
-              <w:start w:w="90" w:type="dxa"/>
-              <w:bottom w:w="90" w:type="dxa"/>
-              <w:end w:w="90" w:type="dxa"/>
-            </w:tcMar>
-            <w:vAlign w:val="center"/>
-          </w:tcPr>
-          <w:p>
-            <w:pPr>
-              <w:pStyle w:val="TableContents"/>
-              <w:bidi w:val="0"/>
-              <w:spacing w:before="0" w:after="159"/>
-              <w:ind w:hanging="0" w:start="0" w:end="0"/>
-              <w:jc w:val="start"/>
-              <w:rPr/>
-            </w:pPr>
-            <w:r>
-              <w:rPr/>
-              <w:t>Verify PROD after manual Argo CD Sync</w:t>
-            </w:r>
-          </w:p>
-        </w:tc>
-        <w:tc>
-          <w:tcPr>
-            <w:tcW w:w="2044" w:type="dxa"/>
+            <w:tcW w:w="1028" w:type="dxa"/>
             <w:tcBorders>
               <w:top w:val="single" w:sz="2" w:space="0" w:color="D2D2D2"/>
               <w:start w:val="single" w:sz="2" w:space="0" w:color="D2D2D2"/>
@@ -16589,6 +15743,244 @@
   <w:abstractNum w:abstractNumId="17">
     <w:lvl w:ilvl="0">
       <w:start w:val="1"/>
+      <w:numFmt w:val="decimal"/>
+      <w:lvlText w:val="%1."/>
+      <w:lvlJc w:val="start"/>
+      <w:pPr>
+        <w:tabs>
+          <w:tab w:val="num" w:pos="709"/>
+        </w:tabs>
+        <w:ind w:start="709" w:hanging="283"/>
+      </w:pPr>
+      <w:rPr/>
+    </w:lvl>
+    <w:lvl w:ilvl="1">
+      <w:start w:val="1"/>
+      <w:numFmt w:val="decimal"/>
+      <w:lvlText w:val="%2."/>
+      <w:lvlJc w:val="start"/>
+      <w:pPr>
+        <w:tabs>
+          <w:tab w:val="num" w:pos="1418"/>
+        </w:tabs>
+        <w:ind w:start="1418" w:hanging="283"/>
+      </w:pPr>
+      <w:rPr/>
+    </w:lvl>
+    <w:lvl w:ilvl="2">
+      <w:start w:val="1"/>
+      <w:numFmt w:val="decimal"/>
+      <w:lvlText w:val="%3."/>
+      <w:lvlJc w:val="start"/>
+      <w:pPr>
+        <w:tabs>
+          <w:tab w:val="num" w:pos="2127"/>
+        </w:tabs>
+        <w:ind w:start="2127" w:hanging="283"/>
+      </w:pPr>
+      <w:rPr/>
+    </w:lvl>
+    <w:lvl w:ilvl="3">
+      <w:start w:val="1"/>
+      <w:numFmt w:val="decimal"/>
+      <w:lvlText w:val="%4."/>
+      <w:lvlJc w:val="start"/>
+      <w:pPr>
+        <w:tabs>
+          <w:tab w:val="num" w:pos="2836"/>
+        </w:tabs>
+        <w:ind w:start="2836" w:hanging="283"/>
+      </w:pPr>
+      <w:rPr/>
+    </w:lvl>
+    <w:lvl w:ilvl="4">
+      <w:start w:val="1"/>
+      <w:numFmt w:val="decimal"/>
+      <w:lvlText w:val="%5."/>
+      <w:lvlJc w:val="start"/>
+      <w:pPr>
+        <w:tabs>
+          <w:tab w:val="num" w:pos="3545"/>
+        </w:tabs>
+        <w:ind w:start="3545" w:hanging="283"/>
+      </w:pPr>
+      <w:rPr/>
+    </w:lvl>
+    <w:lvl w:ilvl="5">
+      <w:start w:val="1"/>
+      <w:numFmt w:val="decimal"/>
+      <w:lvlText w:val="%6."/>
+      <w:lvlJc w:val="start"/>
+      <w:pPr>
+        <w:tabs>
+          <w:tab w:val="num" w:pos="4254"/>
+        </w:tabs>
+        <w:ind w:start="4254" w:hanging="283"/>
+      </w:pPr>
+      <w:rPr/>
+    </w:lvl>
+    <w:lvl w:ilvl="6">
+      <w:start w:val="1"/>
+      <w:numFmt w:val="decimal"/>
+      <w:lvlText w:val="%7."/>
+      <w:lvlJc w:val="start"/>
+      <w:pPr>
+        <w:tabs>
+          <w:tab w:val="num" w:pos="4963"/>
+        </w:tabs>
+        <w:ind w:start="4963" w:hanging="283"/>
+      </w:pPr>
+      <w:rPr/>
+    </w:lvl>
+    <w:lvl w:ilvl="7">
+      <w:start w:val="1"/>
+      <w:numFmt w:val="decimal"/>
+      <w:lvlText w:val="%8."/>
+      <w:lvlJc w:val="start"/>
+      <w:pPr>
+        <w:tabs>
+          <w:tab w:val="num" w:pos="5672"/>
+        </w:tabs>
+        <w:ind w:start="5672" w:hanging="283"/>
+      </w:pPr>
+      <w:rPr/>
+    </w:lvl>
+    <w:lvl w:ilvl="8">
+      <w:start w:val="1"/>
+      <w:numFmt w:val="decimal"/>
+      <w:lvlText w:val="%9."/>
+      <w:lvlJc w:val="start"/>
+      <w:pPr>
+        <w:tabs>
+          <w:tab w:val="num" w:pos="6381"/>
+        </w:tabs>
+        <w:ind w:start="6381" w:hanging="283"/>
+      </w:pPr>
+      <w:rPr/>
+    </w:lvl>
+  </w:abstractNum>
+  <w:abstractNum w:abstractNumId="18">
+    <w:lvl w:ilvl="0">
+      <w:start w:val="1"/>
+      <w:numFmt w:val="decimal"/>
+      <w:lvlText w:val="%1."/>
+      <w:lvlJc w:val="start"/>
+      <w:pPr>
+        <w:tabs>
+          <w:tab w:val="num" w:pos="709"/>
+        </w:tabs>
+        <w:ind w:start="709" w:hanging="283"/>
+      </w:pPr>
+      <w:rPr/>
+    </w:lvl>
+    <w:lvl w:ilvl="1">
+      <w:start w:val="1"/>
+      <w:numFmt w:val="decimal"/>
+      <w:lvlText w:val="%2."/>
+      <w:lvlJc w:val="start"/>
+      <w:pPr>
+        <w:tabs>
+          <w:tab w:val="num" w:pos="1418"/>
+        </w:tabs>
+        <w:ind w:start="1418" w:hanging="283"/>
+      </w:pPr>
+      <w:rPr/>
+    </w:lvl>
+    <w:lvl w:ilvl="2">
+      <w:start w:val="1"/>
+      <w:numFmt w:val="decimal"/>
+      <w:lvlText w:val="%3."/>
+      <w:lvlJc w:val="start"/>
+      <w:pPr>
+        <w:tabs>
+          <w:tab w:val="num" w:pos="2127"/>
+        </w:tabs>
+        <w:ind w:start="2127" w:hanging="283"/>
+      </w:pPr>
+      <w:rPr/>
+    </w:lvl>
+    <w:lvl w:ilvl="3">
+      <w:start w:val="1"/>
+      <w:numFmt w:val="decimal"/>
+      <w:lvlText w:val="%4."/>
+      <w:lvlJc w:val="start"/>
+      <w:pPr>
+        <w:tabs>
+          <w:tab w:val="num" w:pos="2836"/>
+        </w:tabs>
+        <w:ind w:start="2836" w:hanging="283"/>
+      </w:pPr>
+      <w:rPr/>
+    </w:lvl>
+    <w:lvl w:ilvl="4">
+      <w:start w:val="1"/>
+      <w:numFmt w:val="decimal"/>
+      <w:lvlText w:val="%5."/>
+      <w:lvlJc w:val="start"/>
+      <w:pPr>
+        <w:tabs>
+          <w:tab w:val="num" w:pos="3545"/>
+        </w:tabs>
+        <w:ind w:start="3545" w:hanging="283"/>
+      </w:pPr>
+      <w:rPr/>
+    </w:lvl>
+    <w:lvl w:ilvl="5">
+      <w:start w:val="1"/>
+      <w:numFmt w:val="decimal"/>
+      <w:lvlText w:val="%6."/>
+      <w:lvlJc w:val="start"/>
+      <w:pPr>
+        <w:tabs>
+          <w:tab w:val="num" w:pos="4254"/>
+        </w:tabs>
+        <w:ind w:start="4254" w:hanging="283"/>
+      </w:pPr>
+      <w:rPr/>
+    </w:lvl>
+    <w:lvl w:ilvl="6">
+      <w:start w:val="1"/>
+      <w:numFmt w:val="decimal"/>
+      <w:lvlText w:val="%7."/>
+      <w:lvlJc w:val="start"/>
+      <w:pPr>
+        <w:tabs>
+          <w:tab w:val="num" w:pos="4963"/>
+        </w:tabs>
+        <w:ind w:start="4963" w:hanging="283"/>
+      </w:pPr>
+      <w:rPr/>
+    </w:lvl>
+    <w:lvl w:ilvl="7">
+      <w:start w:val="1"/>
+      <w:numFmt w:val="decimal"/>
+      <w:lvlText w:val="%8."/>
+      <w:lvlJc w:val="start"/>
+      <w:pPr>
+        <w:tabs>
+          <w:tab w:val="num" w:pos="5672"/>
+        </w:tabs>
+        <w:ind w:start="5672" w:hanging="283"/>
+      </w:pPr>
+      <w:rPr/>
+    </w:lvl>
+    <w:lvl w:ilvl="8">
+      <w:start w:val="1"/>
+      <w:numFmt w:val="decimal"/>
+      <w:lvlText w:val="%9."/>
+      <w:lvlJc w:val="start"/>
+      <w:pPr>
+        <w:tabs>
+          <w:tab w:val="num" w:pos="6381"/>
+        </w:tabs>
+        <w:ind w:start="6381" w:hanging="283"/>
+      </w:pPr>
+      <w:rPr/>
+    </w:lvl>
+  </w:abstractNum>
+  <w:abstractNum w:abstractNumId="19">
+    <w:lvl w:ilvl="0">
+      <w:start w:val="1"/>
       <w:numFmt w:val="bullet"/>
       <w:lvlText w:val=""/>
       <w:lvlJc w:val="start"/>
@@ -16723,244 +16115,6 @@
       </w:rPr>
     </w:lvl>
   </w:abstractNum>
-  <w:abstractNum w:abstractNumId="18">
-    <w:lvl w:ilvl="0">
-      <w:start w:val="1"/>
-      <w:numFmt w:val="decimal"/>
-      <w:lvlText w:val="%1."/>
-      <w:lvlJc w:val="start"/>
-      <w:pPr>
-        <w:tabs>
-          <w:tab w:val="num" w:pos="709"/>
-        </w:tabs>
-        <w:ind w:start="709" w:hanging="283"/>
-      </w:pPr>
-      <w:rPr/>
-    </w:lvl>
-    <w:lvl w:ilvl="1">
-      <w:start w:val="1"/>
-      <w:numFmt w:val="decimal"/>
-      <w:lvlText w:val="%2."/>
-      <w:lvlJc w:val="start"/>
-      <w:pPr>
-        <w:tabs>
-          <w:tab w:val="num" w:pos="1418"/>
-        </w:tabs>
-        <w:ind w:start="1418" w:hanging="283"/>
-      </w:pPr>
-      <w:rPr/>
-    </w:lvl>
-    <w:lvl w:ilvl="2">
-      <w:start w:val="1"/>
-      <w:numFmt w:val="decimal"/>
-      <w:lvlText w:val="%3."/>
-      <w:lvlJc w:val="start"/>
-      <w:pPr>
-        <w:tabs>
-          <w:tab w:val="num" w:pos="2127"/>
-        </w:tabs>
-        <w:ind w:start="2127" w:hanging="283"/>
-      </w:pPr>
-      <w:rPr/>
-    </w:lvl>
-    <w:lvl w:ilvl="3">
-      <w:start w:val="1"/>
-      <w:numFmt w:val="decimal"/>
-      <w:lvlText w:val="%4."/>
-      <w:lvlJc w:val="start"/>
-      <w:pPr>
-        <w:tabs>
-          <w:tab w:val="num" w:pos="2836"/>
-        </w:tabs>
-        <w:ind w:start="2836" w:hanging="283"/>
-      </w:pPr>
-      <w:rPr/>
-    </w:lvl>
-    <w:lvl w:ilvl="4">
-      <w:start w:val="1"/>
-      <w:numFmt w:val="decimal"/>
-      <w:lvlText w:val="%5."/>
-      <w:lvlJc w:val="start"/>
-      <w:pPr>
-        <w:tabs>
-          <w:tab w:val="num" w:pos="3545"/>
-        </w:tabs>
-        <w:ind w:start="3545" w:hanging="283"/>
-      </w:pPr>
-      <w:rPr/>
-    </w:lvl>
-    <w:lvl w:ilvl="5">
-      <w:start w:val="1"/>
-      <w:numFmt w:val="decimal"/>
-      <w:lvlText w:val="%6."/>
-      <w:lvlJc w:val="start"/>
-      <w:pPr>
-        <w:tabs>
-          <w:tab w:val="num" w:pos="4254"/>
-        </w:tabs>
-        <w:ind w:start="4254" w:hanging="283"/>
-      </w:pPr>
-      <w:rPr/>
-    </w:lvl>
-    <w:lvl w:ilvl="6">
-      <w:start w:val="1"/>
-      <w:numFmt w:val="decimal"/>
-      <w:lvlText w:val="%7."/>
-      <w:lvlJc w:val="start"/>
-      <w:pPr>
-        <w:tabs>
-          <w:tab w:val="num" w:pos="4963"/>
-        </w:tabs>
-        <w:ind w:start="4963" w:hanging="283"/>
-      </w:pPr>
-      <w:rPr/>
-    </w:lvl>
-    <w:lvl w:ilvl="7">
-      <w:start w:val="1"/>
-      <w:numFmt w:val="decimal"/>
-      <w:lvlText w:val="%8."/>
-      <w:lvlJc w:val="start"/>
-      <w:pPr>
-        <w:tabs>
-          <w:tab w:val="num" w:pos="5672"/>
-        </w:tabs>
-        <w:ind w:start="5672" w:hanging="283"/>
-      </w:pPr>
-      <w:rPr/>
-    </w:lvl>
-    <w:lvl w:ilvl="8">
-      <w:start w:val="1"/>
-      <w:numFmt w:val="decimal"/>
-      <w:lvlText w:val="%9."/>
-      <w:lvlJc w:val="start"/>
-      <w:pPr>
-        <w:tabs>
-          <w:tab w:val="num" w:pos="6381"/>
-        </w:tabs>
-        <w:ind w:start="6381" w:hanging="283"/>
-      </w:pPr>
-      <w:rPr/>
-    </w:lvl>
-  </w:abstractNum>
-  <w:abstractNum w:abstractNumId="19">
-    <w:lvl w:ilvl="0">
-      <w:start w:val="1"/>
-      <w:numFmt w:val="decimal"/>
-      <w:lvlText w:val="%1."/>
-      <w:lvlJc w:val="start"/>
-      <w:pPr>
-        <w:tabs>
-          <w:tab w:val="num" w:pos="709"/>
-        </w:tabs>
-        <w:ind w:start="709" w:hanging="283"/>
-      </w:pPr>
-      <w:rPr/>
-    </w:lvl>
-    <w:lvl w:ilvl="1">
-      <w:start w:val="1"/>
-      <w:numFmt w:val="decimal"/>
-      <w:lvlText w:val="%2."/>
-      <w:lvlJc w:val="start"/>
-      <w:pPr>
-        <w:tabs>
-          <w:tab w:val="num" w:pos="1418"/>
-        </w:tabs>
-        <w:ind w:start="1418" w:hanging="283"/>
-      </w:pPr>
-      <w:rPr/>
-    </w:lvl>
-    <w:lvl w:ilvl="2">
-      <w:start w:val="1"/>
-      <w:numFmt w:val="decimal"/>
-      <w:lvlText w:val="%3."/>
-      <w:lvlJc w:val="start"/>
-      <w:pPr>
-        <w:tabs>
-          <w:tab w:val="num" w:pos="2127"/>
-        </w:tabs>
-        <w:ind w:start="2127" w:hanging="283"/>
-      </w:pPr>
-      <w:rPr/>
-    </w:lvl>
-    <w:lvl w:ilvl="3">
-      <w:start w:val="1"/>
-      <w:numFmt w:val="decimal"/>
-      <w:lvlText w:val="%4."/>
-      <w:lvlJc w:val="start"/>
-      <w:pPr>
-        <w:tabs>
-          <w:tab w:val="num" w:pos="2836"/>
-        </w:tabs>
-        <w:ind w:start="2836" w:hanging="283"/>
-      </w:pPr>
-      <w:rPr/>
-    </w:lvl>
-    <w:lvl w:ilvl="4">
-      <w:start w:val="1"/>
-      <w:numFmt w:val="decimal"/>
-      <w:lvlText w:val="%5."/>
-      <w:lvlJc w:val="start"/>
-      <w:pPr>
-        <w:tabs>
-          <w:tab w:val="num" w:pos="3545"/>
-        </w:tabs>
-        <w:ind w:start="3545" w:hanging="283"/>
-      </w:pPr>
-      <w:rPr/>
-    </w:lvl>
-    <w:lvl w:ilvl="5">
-      <w:start w:val="1"/>
-      <w:numFmt w:val="decimal"/>
-      <w:lvlText w:val="%6."/>
-      <w:lvlJc w:val="start"/>
-      <w:pPr>
-        <w:tabs>
-          <w:tab w:val="num" w:pos="4254"/>
-        </w:tabs>
-        <w:ind w:start="4254" w:hanging="283"/>
-      </w:pPr>
-      <w:rPr/>
-    </w:lvl>
-    <w:lvl w:ilvl="6">
-      <w:start w:val="1"/>
-      <w:numFmt w:val="decimal"/>
-      <w:lvlText w:val="%7."/>
-      <w:lvlJc w:val="start"/>
-      <w:pPr>
-        <w:tabs>
-          <w:tab w:val="num" w:pos="4963"/>
-        </w:tabs>
-        <w:ind w:start="4963" w:hanging="283"/>
-      </w:pPr>
-      <w:rPr/>
-    </w:lvl>
-    <w:lvl w:ilvl="7">
-      <w:start w:val="1"/>
-      <w:numFmt w:val="decimal"/>
-      <w:lvlText w:val="%8."/>
-      <w:lvlJc w:val="start"/>
-      <w:pPr>
-        <w:tabs>
-          <w:tab w:val="num" w:pos="5672"/>
-        </w:tabs>
-        <w:ind w:start="5672" w:hanging="283"/>
-      </w:pPr>
-      <w:rPr/>
-    </w:lvl>
-    <w:lvl w:ilvl="8">
-      <w:start w:val="1"/>
-      <w:numFmt w:val="decimal"/>
-      <w:lvlText w:val="%9."/>
-      <w:lvlJc w:val="start"/>
-      <w:pPr>
-        <w:tabs>
-          <w:tab w:val="num" w:pos="6381"/>
-        </w:tabs>
-        <w:ind w:start="6381" w:hanging="283"/>
-      </w:pPr>
-      <w:rPr/>
-    </w:lvl>
-  </w:abstractNum>
   <w:abstractNum w:abstractNumId="20">
     <w:lvl w:ilvl="0">
       <w:start w:val="1"/>
@@ -17099,143 +16253,6 @@
     </w:lvl>
   </w:abstractNum>
   <w:abstractNum w:abstractNumId="21">
-    <w:lvl w:ilvl="0">
-      <w:start w:val="1"/>
-      <w:numFmt w:val="bullet"/>
-      <w:lvlText w:val=""/>
-      <w:lvlJc w:val="start"/>
-      <w:pPr>
-        <w:tabs>
-          <w:tab w:val="num" w:pos="709"/>
-        </w:tabs>
-        <w:ind w:start="709" w:hanging="283"/>
-      </w:pPr>
-      <w:rPr>
-        <w:rFonts w:ascii="Symbol" w:hAnsi="Symbol" w:cs="Symbol" w:hint="default"/>
-      </w:rPr>
-    </w:lvl>
-    <w:lvl w:ilvl="1">
-      <w:start w:val="1"/>
-      <w:numFmt w:val="bullet"/>
-      <w:lvlText w:val=""/>
-      <w:lvlJc w:val="start"/>
-      <w:pPr>
-        <w:tabs>
-          <w:tab w:val="num" w:pos="1418"/>
-        </w:tabs>
-        <w:ind w:start="1418" w:hanging="283"/>
-      </w:pPr>
-      <w:rPr>
-        <w:rFonts w:ascii="Symbol" w:hAnsi="Symbol" w:cs="Symbol" w:hint="default"/>
-      </w:rPr>
-    </w:lvl>
-    <w:lvl w:ilvl="2">
-      <w:start w:val="1"/>
-      <w:numFmt w:val="bullet"/>
-      <w:lvlText w:val=""/>
-      <w:lvlJc w:val="start"/>
-      <w:pPr>
-        <w:tabs>
-          <w:tab w:val="num" w:pos="2127"/>
-        </w:tabs>
-        <w:ind w:start="2127" w:hanging="283"/>
-      </w:pPr>
-      <w:rPr>
-        <w:rFonts w:ascii="Symbol" w:hAnsi="Symbol" w:cs="Symbol" w:hint="default"/>
-      </w:rPr>
-    </w:lvl>
-    <w:lvl w:ilvl="3">
-      <w:start w:val="1"/>
-      <w:numFmt w:val="bullet"/>
-      <w:lvlText w:val=""/>
-      <w:lvlJc w:val="start"/>
-      <w:pPr>
-        <w:tabs>
-          <w:tab w:val="num" w:pos="2836"/>
-        </w:tabs>
-        <w:ind w:start="2836" w:hanging="283"/>
-      </w:pPr>
-      <w:rPr>
-        <w:rFonts w:ascii="Symbol" w:hAnsi="Symbol" w:cs="Symbol" w:hint="default"/>
-      </w:rPr>
-    </w:lvl>
-    <w:lvl w:ilvl="4">
-      <w:start w:val="1"/>
-      <w:numFmt w:val="bullet"/>
-      <w:lvlText w:val=""/>
-      <w:lvlJc w:val="start"/>
-      <w:pPr>
-        <w:tabs>
-          <w:tab w:val="num" w:pos="3545"/>
-        </w:tabs>
-        <w:ind w:start="3545" w:hanging="283"/>
-      </w:pPr>
-      <w:rPr>
-        <w:rFonts w:ascii="Symbol" w:hAnsi="Symbol" w:cs="Symbol" w:hint="default"/>
-      </w:rPr>
-    </w:lvl>
-    <w:lvl w:ilvl="5">
-      <w:start w:val="1"/>
-      <w:numFmt w:val="bullet"/>
-      <w:lvlText w:val=""/>
-      <w:lvlJc w:val="start"/>
-      <w:pPr>
-        <w:tabs>
-          <w:tab w:val="num" w:pos="4254"/>
-        </w:tabs>
-        <w:ind w:start="4254" w:hanging="283"/>
-      </w:pPr>
-      <w:rPr>
-        <w:rFonts w:ascii="Symbol" w:hAnsi="Symbol" w:cs="Symbol" w:hint="default"/>
-      </w:rPr>
-    </w:lvl>
-    <w:lvl w:ilvl="6">
-      <w:start w:val="1"/>
-      <w:numFmt w:val="bullet"/>
-      <w:lvlText w:val=""/>
-      <w:lvlJc w:val="start"/>
-      <w:pPr>
-        <w:tabs>
-          <w:tab w:val="num" w:pos="4963"/>
-        </w:tabs>
-        <w:ind w:start="4963" w:hanging="283"/>
-      </w:pPr>
-      <w:rPr>
-        <w:rFonts w:ascii="Symbol" w:hAnsi="Symbol" w:cs="Symbol" w:hint="default"/>
-      </w:rPr>
-    </w:lvl>
-    <w:lvl w:ilvl="7">
-      <w:start w:val="1"/>
-      <w:numFmt w:val="bullet"/>
-      <w:lvlText w:val=""/>
-      <w:lvlJc w:val="start"/>
-      <w:pPr>
-        <w:tabs>
-          <w:tab w:val="num" w:pos="5672"/>
-        </w:tabs>
-        <w:ind w:start="5672" w:hanging="283"/>
-      </w:pPr>
-      <w:rPr>
-        <w:rFonts w:ascii="Symbol" w:hAnsi="Symbol" w:cs="Symbol" w:hint="default"/>
-      </w:rPr>
-    </w:lvl>
-    <w:lvl w:ilvl="8">
-      <w:start w:val="1"/>
-      <w:numFmt w:val="bullet"/>
-      <w:lvlText w:val=""/>
-      <w:lvlJc w:val="start"/>
-      <w:pPr>
-        <w:tabs>
-          <w:tab w:val="num" w:pos="6381"/>
-        </w:tabs>
-        <w:ind w:start="6381" w:hanging="283"/>
-      </w:pPr>
-      <w:rPr>
-        <w:rFonts w:ascii="Symbol" w:hAnsi="Symbol" w:cs="Symbol" w:hint="default"/>
-      </w:rPr>
-    </w:lvl>
-  </w:abstractNum>
-  <w:abstractNum w:abstractNumId="22">
     <w:lvl w:ilvl="0">
       <w:start w:val="1"/>
       <w:numFmt w:val="none"/>
@@ -17418,9 +16435,6 @@
   </w:num>
   <w:num w:numId="21">
     <w:abstractNumId w:val="21"/>
-  </w:num>
-  <w:num w:numId="22">
-    <w:abstractNumId w:val="22"/>
   </w:num>
 </w:numbering>
 </file>
